--- a/flow/20230914_vu_template/vu_template_misc_variable_parts.docx
+++ b/flow/20230914_vu_template/vu_template_misc_variable_parts.docx
@@ -204,7 +204,7 @@
           <w:szCs w:val="24"/>
           <w:lang w:val="ru-MD"/>
         </w:rPr>
-        <w:t>Владичице, прийми моління слуг твоїх* і визволь нас від усякої нужди і печалі.</w:t>
+        <w:t>Влади́чице, прийми́ молі́ння слуг твої́х* і ви́зволь нас від уся́кої ну́жди і печа́лі.</w:t>
       </w:r>
     </w:p>
     <w:p>
@@ -230,6 +230,7 @@
           <w:lang w:val="ru-MD"/>
         </w:rPr>
       </w:pPr>
+      <w:bookmarkStart w:id="0" w:name="_Hlk182564800"/>
       <w:r>
         <w:rPr>
           <w:rFonts w:ascii="Times New Roman" w:hAnsi="Times New Roman" w:cs="Times New Roman"/>
@@ -258,9 +259,10 @@
           <w:szCs w:val="24"/>
           <w:lang w:val="ru-MD"/>
         </w:rPr>
-        <w:t>Воскресіння твоє, Христе Спасе,* ангели оспівують на небесах,* і нас на землі сподоби чистим серцем* тебе співом прославляти.</w:t>
-      </w:r>
-    </w:p>
+        <w:t>Воскресі́ння Твоє́, Хри́сте Спа́се,* а́нгели оспі́вують на небеса́х,* і нас на землі́ сподо́би чи́стим се́рцем* Тебе́ спі́вом прославля́ти.</w:t>
+      </w:r>
+    </w:p>
+    <w:bookmarkEnd w:id="0"/>
     <w:p>
       <w:pPr>
         <w:pStyle w:val="Heading2"/>
@@ -291,15 +293,8 @@
           <w:szCs w:val="24"/>
           <w:lang w:val="ru-MD"/>
         </w:rPr>
-        <w:t>Під твою милість прибігаємо, Богородице Діво;* молитвами нашими в скорботах не погорди,* але від бід визволи нас, єдина чиста і благословенна.</w:t>
-      </w:r>
-    </w:p>
-    <w:p>
-      <w:pPr>
-        <w:rPr>
-          <w:lang w:val="ru-MD"/>
-        </w:rPr>
-      </w:pPr>
+        <w:t>Під твою́ ми́лість прибіга́ємо, Богоро́дице Ді́во;* молитва́ми на́шими в скорбо́тах не погорди́,* але́ від бід ви́зволи нас, єди́на чи́ста і благослове́нна.</w:t>
+      </w:r>
     </w:p>
     <w:p>
       <w:pPr>
@@ -368,19 +363,14 @@
     </w:p>
     <w:p>
       <w:pPr>
-        <w:rPr>
-          <w:rFonts w:ascii="Times New Roman" w:hAnsi="Times New Roman" w:cs="Times New Roman"/>
-          <w:sz w:val="24"/>
-          <w:szCs w:val="24"/>
-          <w:lang w:val="ru-MD"/>
-        </w:rPr>
-      </w:pPr>
-      <w:r>
-        <w:rPr>
-          <w:rFonts w:ascii="Times New Roman" w:hAnsi="Times New Roman" w:cs="Times New Roman"/>
-          <w:sz w:val="24"/>
-          <w:szCs w:val="24"/>
-          <w:lang w:val="ru-MD"/>
+        <w:pStyle w:val="Heading2"/>
+        <w:rPr>
+          <w:lang w:val="uk-UA"/>
+        </w:rPr>
+      </w:pPr>
+      <w:r>
+        <w:rPr>
+          <w:lang w:val="uk-UA"/>
         </w:rPr>
         <w:t>Понеділок</w:t>
       </w:r>
@@ -538,13 +528,7 @@
         <w:rPr>
           <w:lang w:val="ru-MD"/>
         </w:rPr>
-        <w:t>П</w:t>
-      </w:r>
-      <w:r>
-        <w:rPr>
-          <w:lang w:val="ru-MD"/>
-        </w:rPr>
-        <w:t>'ятниця</w:t>
+        <w:t>П'ятниця</w:t>
       </w:r>
     </w:p>
     <w:p>
@@ -610,6 +594,233 @@
         </w:rPr>
         <w:t xml:space="preserve"> Тобі, вибраній Владарці,* подячні пісні перемоги співаємо ми,* врятовані від лиха,* слуги твої, Богородице.* Ти, що маєш силу нездоланну,* захорони нас від усяких бід, щоб звати нам:* Радуйся, Невісто, Діво чистая!</w:t>
       </w:r>
+    </w:p>
+    <w:p>
+      <w:pPr>
+        <w:rPr>
+          <w:rFonts w:ascii="Times New Roman" w:hAnsi="Times New Roman" w:cs="Times New Roman"/>
+          <w:sz w:val="24"/>
+          <w:szCs w:val="24"/>
+          <w:lang w:val="ru-MD"/>
+        </w:rPr>
+      </w:pPr>
+    </w:p>
+    <w:p>
+      <w:pPr>
+        <w:pStyle w:val="Heading1"/>
+        <w:rPr>
+          <w:lang w:val="uk-UA"/>
+        </w:rPr>
+      </w:pPr>
+      <w:r>
+        <w:rPr>
+          <w:lang w:val="ru-MD"/>
+        </w:rPr>
+        <w:lastRenderedPageBreak/>
+        <w:t>Відпусти</w:t>
+      </w:r>
+    </w:p>
+    <w:p>
+      <w:pPr>
+        <w:pStyle w:val="Heading2"/>
+        <w:rPr>
+          <w:lang w:val="uk-UA"/>
+        </w:rPr>
+      </w:pPr>
+      <w:r>
+        <w:rPr>
+          <w:lang w:val="uk-UA"/>
+        </w:rPr>
+        <w:t>Неділя</w:t>
+      </w:r>
+    </w:p>
+    <w:p>
+      <w:pPr>
+        <w:spacing w:after="120"/>
+        <w:jc w:val="both"/>
+        <w:rPr>
+          <w:rFonts w:ascii="Times New Roman" w:hAnsi="Times New Roman" w:cs="Times New Roman"/>
+          <w:sz w:val="24"/>
+          <w:szCs w:val="24"/>
+          <w:lang w:val="uk-UA"/>
+        </w:rPr>
+      </w:pPr>
+      <w:r>
+        <w:rPr>
+          <w:rFonts w:ascii="Times New Roman" w:hAnsi="Times New Roman" w:cs="Times New Roman"/>
+          <w:i/>
+          <w:color w:val="FF0000"/>
+          <w:sz w:val="24"/>
+          <w:szCs w:val="24"/>
+          <w:lang w:val="uk-UA"/>
+        </w:rPr>
+        <w:t>Свяще</w:t>
+      </w:r>
+      <w:r>
+        <w:rPr>
+          <w:rFonts w:ascii="Times New Roman" w:hAnsi="Times New Roman" w:cs="Times New Roman"/>
+          <w:i/>
+          <w:color w:val="FF0000"/>
+          <w:sz w:val="24"/>
+          <w:szCs w:val="24"/>
+          <w:lang w:val="uk-UA"/>
+        </w:rPr>
+        <w:t>н</w:t>
+      </w:r>
+      <w:r>
+        <w:rPr>
+          <w:rFonts w:ascii="Times New Roman" w:hAnsi="Times New Roman" w:cs="Times New Roman"/>
+          <w:i/>
+          <w:color w:val="FF0000"/>
+          <w:sz w:val="24"/>
+          <w:szCs w:val="24"/>
+          <w:lang w:val="uk-UA"/>
+        </w:rPr>
+        <w:t>ник:</w:t>
+      </w:r>
+      <w:r>
+        <w:rPr>
+          <w:rFonts w:ascii="Times New Roman" w:hAnsi="Times New Roman" w:cs="Times New Roman"/>
+          <w:sz w:val="24"/>
+          <w:szCs w:val="24"/>
+          <w:lang w:val="uk-UA"/>
+        </w:rPr>
+        <w:t xml:space="preserve"> Христо́с, що воскре́с із ме́ртвих, і́стинний Бог наш – молитва́ми пречи́стої Своє́ї Ма́тері, святи́х сла́вних і всехва́льних апо́столів, і свято́го </w:t>
+      </w:r>
+      <w:r>
+        <w:rPr>
+          <w:rFonts w:ascii="Times New Roman" w:hAnsi="Times New Roman" w:cs="Times New Roman"/>
+          <w:i/>
+          <w:color w:val="FF0000"/>
+          <w:sz w:val="24"/>
+          <w:szCs w:val="24"/>
+          <w:lang w:val="uk-UA"/>
+        </w:rPr>
+        <w:t>(ім’я, якого є храм)</w:t>
+      </w:r>
+      <w:r>
+        <w:rPr>
+          <w:rFonts w:ascii="Times New Roman" w:hAnsi="Times New Roman" w:cs="Times New Roman"/>
+          <w:sz w:val="24"/>
+          <w:szCs w:val="24"/>
+          <w:lang w:val="uk-UA"/>
+        </w:rPr>
+        <w:t xml:space="preserve">, і свято́го </w:t>
+      </w:r>
+      <w:r>
+        <w:rPr>
+          <w:rFonts w:ascii="Times New Roman" w:hAnsi="Times New Roman" w:cs="Times New Roman"/>
+          <w:i/>
+          <w:color w:val="FF0000"/>
+          <w:sz w:val="24"/>
+          <w:szCs w:val="24"/>
+          <w:lang w:val="uk-UA"/>
+        </w:rPr>
+        <w:t>(ім’я, якого є день)</w:t>
+      </w:r>
+      <w:r>
+        <w:rPr>
+          <w:rFonts w:ascii="Times New Roman" w:hAnsi="Times New Roman" w:cs="Times New Roman"/>
+          <w:sz w:val="24"/>
+          <w:szCs w:val="24"/>
+          <w:lang w:val="uk-UA"/>
+        </w:rPr>
+        <w:t>, і всіх святи́х – поми́лує і спасе́ нас як благи́й і людинолю́бний.</w:t>
+      </w:r>
+    </w:p>
+    <w:p>
+      <w:pPr>
+        <w:pStyle w:val="Heading2"/>
+        <w:rPr>
+          <w:lang w:val="uk-UA"/>
+        </w:rPr>
+      </w:pPr>
+      <w:r>
+        <w:rPr>
+          <w:lang w:val="uk-UA"/>
+        </w:rPr>
+        <w:t>Понеділок</w:t>
+      </w:r>
+    </w:p>
+    <w:p>
+      <w:pPr>
+        <w:pStyle w:val="Heading2"/>
+        <w:rPr>
+          <w:lang w:val="ru-MD"/>
+        </w:rPr>
+      </w:pPr>
+      <w:r>
+        <w:rPr>
+          <w:lang w:val="ru-MD"/>
+        </w:rPr>
+        <w:t>Вівторок</w:t>
+      </w:r>
+    </w:p>
+    <w:p>
+      <w:pPr>
+        <w:pStyle w:val="Heading2"/>
+        <w:rPr>
+          <w:lang w:val="ru-MD"/>
+        </w:rPr>
+      </w:pPr>
+      <w:r>
+        <w:rPr>
+          <w:lang w:val="ru-MD"/>
+        </w:rPr>
+        <w:t>Середа</w:t>
+      </w:r>
+    </w:p>
+    <w:p>
+      <w:pPr>
+        <w:pStyle w:val="Heading2"/>
+        <w:rPr>
+          <w:lang w:val="ru-MD"/>
+        </w:rPr>
+      </w:pPr>
+      <w:r>
+        <w:rPr>
+          <w:lang w:val="ru-MD"/>
+        </w:rPr>
+        <w:t>Четвер</w:t>
+      </w:r>
+    </w:p>
+    <w:p>
+      <w:pPr>
+        <w:pStyle w:val="Heading2"/>
+        <w:rPr>
+          <w:lang w:val="ru-MD"/>
+        </w:rPr>
+      </w:pPr>
+      <w:r>
+        <w:rPr>
+          <w:lang w:val="ru-MD"/>
+        </w:rPr>
+        <w:t>П'ятниця</w:t>
+      </w:r>
+    </w:p>
+    <w:p>
+      <w:pPr>
+        <w:pStyle w:val="Heading2"/>
+        <w:rPr>
+          <w:lang w:val="ru-MD"/>
+        </w:rPr>
+      </w:pPr>
+      <w:r>
+        <w:rPr>
+          <w:lang w:val="ru-MD"/>
+        </w:rPr>
+        <w:t>Субота</w:t>
+      </w:r>
+    </w:p>
+    <w:p>
+      <w:pPr>
+        <w:rPr>
+          <w:rFonts w:ascii="Times New Roman" w:hAnsi="Times New Roman" w:cs="Times New Roman"/>
+          <w:sz w:val="24"/>
+          <w:szCs w:val="24"/>
+          <w:lang w:val="ru-MD"/>
+        </w:rPr>
+      </w:pPr>
     </w:p>
     <w:sectPr>
       <w:pgSz w:w="11906" w:h="16838"/>

--- a/flow/20230914_vu_template/vu_template_misc_variable_parts.docx
+++ b/flow/20230914_vu_template/vu_template_misc_variable_parts.docx
@@ -4,7 +4,7 @@
   <w:body>
     <w:p>
       <w:pPr>
-        <w:pStyle w:val="Heading1"/>
+        <w:pStyle w:val="1"/>
         <w:rPr>
           <w:lang w:val="uk-UA"/>
         </w:rPr>
@@ -18,7 +18,7 @@
     </w:p>
     <w:p>
       <w:pPr>
-        <w:pStyle w:val="Heading2"/>
+        <w:pStyle w:val="2"/>
         <w:rPr>
           <w:lang w:val="uk-UA"/>
         </w:rPr>
@@ -32,7 +32,7 @@
     </w:p>
     <w:p>
       <w:pPr>
-        <w:pStyle w:val="Heading3"/>
+        <w:pStyle w:val="3"/>
         <w:spacing w:before="0" w:after="120"/>
         <w:jc w:val="center"/>
         <w:rPr>
@@ -90,7 +90,7 @@
     </w:p>
     <w:p>
       <w:pPr>
-        <w:pStyle w:val="Heading2"/>
+        <w:pStyle w:val="2"/>
         <w:rPr>
           <w:lang w:val="ru-MD"/>
         </w:rPr>
@@ -104,7 +104,7 @@
     </w:p>
     <w:p>
       <w:pPr>
-        <w:pStyle w:val="Heading3"/>
+        <w:pStyle w:val="3"/>
         <w:spacing w:before="0" w:after="120"/>
         <w:jc w:val="center"/>
         <w:rPr>
@@ -162,7 +162,7 @@
     </w:p>
     <w:p>
       <w:pPr>
-        <w:pStyle w:val="Heading1"/>
+        <w:pStyle w:val="1"/>
         <w:rPr>
           <w:lang w:val="ru-MD"/>
         </w:rPr>
@@ -176,7 +176,7 @@
     </w:p>
     <w:p>
       <w:pPr>
-        <w:pStyle w:val="Heading2"/>
+        <w:pStyle w:val="2"/>
         <w:rPr>
           <w:lang w:val="ru-MD"/>
         </w:rPr>
@@ -209,7 +209,7 @@
     </w:p>
     <w:p>
       <w:pPr>
-        <w:pStyle w:val="Heading2"/>
+        <w:pStyle w:val="2"/>
         <w:rPr>
           <w:lang w:val="ru-MD"/>
         </w:rPr>
@@ -265,7 +265,7 @@
     <w:bookmarkEnd w:id="0"/>
     <w:p>
       <w:pPr>
-        <w:pStyle w:val="Heading2"/>
+        <w:pStyle w:val="2"/>
         <w:rPr>
           <w:lang w:val="ru-MD"/>
         </w:rPr>
@@ -298,7 +298,7 @@
     </w:p>
     <w:p>
       <w:pPr>
-        <w:pStyle w:val="Heading1"/>
+        <w:pStyle w:val="1"/>
         <w:rPr>
           <w:lang w:val="uk-UA"/>
         </w:rPr>
@@ -318,7 +318,7 @@
     </w:p>
     <w:p>
       <w:pPr>
-        <w:pStyle w:val="Heading2"/>
+        <w:pStyle w:val="2"/>
         <w:rPr>
           <w:lang w:val="uk-UA"/>
         </w:rPr>
@@ -336,7 +336,6 @@
           <w:rFonts w:ascii="Times New Roman" w:hAnsi="Times New Roman" w:cs="Times New Roman"/>
           <w:sz w:val="24"/>
           <w:szCs w:val="24"/>
-          <w:lang w:val="ru-MD"/>
         </w:rPr>
       </w:pPr>
       <w:r>
@@ -358,12 +357,271 @@
           <w:szCs w:val="24"/>
           <w:lang w:val="ru-MD"/>
         </w:rPr>
-        <w:t xml:space="preserve"> Воскресіння твоє, Христе Спасе,* ангели оспівують на небесах,* і нас на землі сподоби чистим серцем* тебе співом прославляти.</w:t>
-      </w:r>
-    </w:p>
-    <w:p>
-      <w:pPr>
-        <w:pStyle w:val="Heading2"/>
+        <w:t xml:space="preserve"> </w:t>
+      </w:r>
+      <w:proofErr w:type="spellStart"/>
+      <w:r>
+        <w:rPr>
+          <w:rFonts w:ascii="Times New Roman" w:hAnsi="Times New Roman" w:cs="Times New Roman"/>
+          <w:sz w:val="24"/>
+          <w:szCs w:val="24"/>
+          <w:lang w:val="ru-MD"/>
+        </w:rPr>
+        <w:t>Воскресі́ння</w:t>
+      </w:r>
+      <w:proofErr w:type="spellEnd"/>
+      <w:r>
+        <w:rPr>
+          <w:rFonts w:ascii="Times New Roman" w:hAnsi="Times New Roman" w:cs="Times New Roman"/>
+          <w:sz w:val="24"/>
+          <w:szCs w:val="24"/>
+          <w:lang w:val="ru-MD"/>
+        </w:rPr>
+        <w:t xml:space="preserve"> </w:t>
+      </w:r>
+      <w:proofErr w:type="spellStart"/>
+      <w:r>
+        <w:rPr>
+          <w:rFonts w:ascii="Times New Roman" w:hAnsi="Times New Roman" w:cs="Times New Roman"/>
+          <w:sz w:val="24"/>
+          <w:szCs w:val="24"/>
+          <w:lang w:val="ru-MD"/>
+        </w:rPr>
+        <w:t>Твоє</w:t>
+      </w:r>
+      <w:proofErr w:type="spellEnd"/>
+      <w:r>
+        <w:rPr>
+          <w:rFonts w:ascii="Times New Roman" w:hAnsi="Times New Roman" w:cs="Times New Roman"/>
+          <w:sz w:val="24"/>
+          <w:szCs w:val="24"/>
+          <w:lang w:val="ru-MD"/>
+        </w:rPr>
+        <w:t xml:space="preserve">́, </w:t>
+      </w:r>
+      <w:proofErr w:type="spellStart"/>
+      <w:r>
+        <w:rPr>
+          <w:rFonts w:ascii="Times New Roman" w:hAnsi="Times New Roman" w:cs="Times New Roman"/>
+          <w:sz w:val="24"/>
+          <w:szCs w:val="24"/>
+          <w:lang w:val="ru-MD"/>
+        </w:rPr>
+        <w:t>Хри́сте</w:t>
+      </w:r>
+      <w:proofErr w:type="spellEnd"/>
+      <w:r>
+        <w:rPr>
+          <w:rFonts w:ascii="Times New Roman" w:hAnsi="Times New Roman" w:cs="Times New Roman"/>
+          <w:sz w:val="24"/>
+          <w:szCs w:val="24"/>
+          <w:lang w:val="ru-MD"/>
+        </w:rPr>
+        <w:t xml:space="preserve"> </w:t>
+      </w:r>
+      <w:proofErr w:type="spellStart"/>
+      <w:r>
+        <w:rPr>
+          <w:rFonts w:ascii="Times New Roman" w:hAnsi="Times New Roman" w:cs="Times New Roman"/>
+          <w:sz w:val="24"/>
+          <w:szCs w:val="24"/>
+          <w:lang w:val="ru-MD"/>
+        </w:rPr>
+        <w:t>Спа́се</w:t>
+      </w:r>
+      <w:proofErr w:type="spellEnd"/>
+      <w:r>
+        <w:rPr>
+          <w:rFonts w:ascii="Times New Roman" w:hAnsi="Times New Roman" w:cs="Times New Roman"/>
+          <w:sz w:val="24"/>
+          <w:szCs w:val="24"/>
+          <w:lang w:val="ru-MD"/>
+        </w:rPr>
+        <w:t xml:space="preserve">,* </w:t>
+      </w:r>
+      <w:proofErr w:type="spellStart"/>
+      <w:r>
+        <w:rPr>
+          <w:rFonts w:ascii="Times New Roman" w:hAnsi="Times New Roman" w:cs="Times New Roman"/>
+          <w:sz w:val="24"/>
+          <w:szCs w:val="24"/>
+          <w:lang w:val="ru-MD"/>
+        </w:rPr>
+        <w:t>а́нгели</w:t>
+      </w:r>
+      <w:proofErr w:type="spellEnd"/>
+      <w:r>
+        <w:rPr>
+          <w:rFonts w:ascii="Times New Roman" w:hAnsi="Times New Roman" w:cs="Times New Roman"/>
+          <w:sz w:val="24"/>
+          <w:szCs w:val="24"/>
+          <w:lang w:val="ru-MD"/>
+        </w:rPr>
+        <w:t xml:space="preserve"> </w:t>
+      </w:r>
+      <w:proofErr w:type="spellStart"/>
+      <w:r>
+        <w:rPr>
+          <w:rFonts w:ascii="Times New Roman" w:hAnsi="Times New Roman" w:cs="Times New Roman"/>
+          <w:sz w:val="24"/>
+          <w:szCs w:val="24"/>
+          <w:lang w:val="ru-MD"/>
+        </w:rPr>
+        <w:t>оспі́вують</w:t>
+      </w:r>
+      <w:proofErr w:type="spellEnd"/>
+      <w:r>
+        <w:rPr>
+          <w:rFonts w:ascii="Times New Roman" w:hAnsi="Times New Roman" w:cs="Times New Roman"/>
+          <w:sz w:val="24"/>
+          <w:szCs w:val="24"/>
+          <w:lang w:val="ru-MD"/>
+        </w:rPr>
+        <w:t xml:space="preserve"> на </w:t>
+      </w:r>
+      <w:proofErr w:type="spellStart"/>
+      <w:r>
+        <w:rPr>
+          <w:rFonts w:ascii="Times New Roman" w:hAnsi="Times New Roman" w:cs="Times New Roman"/>
+          <w:sz w:val="24"/>
+          <w:szCs w:val="24"/>
+          <w:lang w:val="ru-MD"/>
+        </w:rPr>
+        <w:t>небеса́х</w:t>
+      </w:r>
+      <w:proofErr w:type="spellEnd"/>
+      <w:r>
+        <w:rPr>
+          <w:rFonts w:ascii="Times New Roman" w:hAnsi="Times New Roman" w:cs="Times New Roman"/>
+          <w:sz w:val="24"/>
+          <w:szCs w:val="24"/>
+          <w:lang w:val="ru-MD"/>
+        </w:rPr>
+        <w:t xml:space="preserve">,* і нас на </w:t>
+      </w:r>
+      <w:proofErr w:type="spellStart"/>
+      <w:r>
+        <w:rPr>
+          <w:rFonts w:ascii="Times New Roman" w:hAnsi="Times New Roman" w:cs="Times New Roman"/>
+          <w:sz w:val="24"/>
+          <w:szCs w:val="24"/>
+          <w:lang w:val="ru-MD"/>
+        </w:rPr>
+        <w:t>землі</w:t>
+      </w:r>
+      <w:proofErr w:type="spellEnd"/>
+      <w:r>
+        <w:rPr>
+          <w:rFonts w:ascii="Times New Roman" w:hAnsi="Times New Roman" w:cs="Times New Roman"/>
+          <w:sz w:val="24"/>
+          <w:szCs w:val="24"/>
+          <w:lang w:val="ru-MD"/>
+        </w:rPr>
+        <w:t xml:space="preserve">́ </w:t>
+      </w:r>
+      <w:proofErr w:type="spellStart"/>
+      <w:r>
+        <w:rPr>
+          <w:rFonts w:ascii="Times New Roman" w:hAnsi="Times New Roman" w:cs="Times New Roman"/>
+          <w:sz w:val="24"/>
+          <w:szCs w:val="24"/>
+          <w:lang w:val="ru-MD"/>
+        </w:rPr>
+        <w:t>сподо́би</w:t>
+      </w:r>
+      <w:proofErr w:type="spellEnd"/>
+      <w:r>
+        <w:rPr>
+          <w:rFonts w:ascii="Times New Roman" w:hAnsi="Times New Roman" w:cs="Times New Roman"/>
+          <w:sz w:val="24"/>
+          <w:szCs w:val="24"/>
+          <w:lang w:val="ru-MD"/>
+        </w:rPr>
+        <w:t xml:space="preserve"> </w:t>
+      </w:r>
+      <w:proofErr w:type="spellStart"/>
+      <w:r>
+        <w:rPr>
+          <w:rFonts w:ascii="Times New Roman" w:hAnsi="Times New Roman" w:cs="Times New Roman"/>
+          <w:sz w:val="24"/>
+          <w:szCs w:val="24"/>
+          <w:lang w:val="ru-MD"/>
+        </w:rPr>
+        <w:t>чи́стим</w:t>
+      </w:r>
+      <w:proofErr w:type="spellEnd"/>
+      <w:r>
+        <w:rPr>
+          <w:rFonts w:ascii="Times New Roman" w:hAnsi="Times New Roman" w:cs="Times New Roman"/>
+          <w:sz w:val="24"/>
+          <w:szCs w:val="24"/>
+          <w:lang w:val="ru-MD"/>
+        </w:rPr>
+        <w:t xml:space="preserve"> </w:t>
+      </w:r>
+      <w:proofErr w:type="spellStart"/>
+      <w:r>
+        <w:rPr>
+          <w:rFonts w:ascii="Times New Roman" w:hAnsi="Times New Roman" w:cs="Times New Roman"/>
+          <w:sz w:val="24"/>
+          <w:szCs w:val="24"/>
+          <w:lang w:val="ru-MD"/>
+        </w:rPr>
+        <w:t>се́рцем</w:t>
+      </w:r>
+      <w:proofErr w:type="spellEnd"/>
+      <w:r>
+        <w:rPr>
+          <w:rFonts w:ascii="Times New Roman" w:hAnsi="Times New Roman" w:cs="Times New Roman"/>
+          <w:sz w:val="24"/>
+          <w:szCs w:val="24"/>
+          <w:lang w:val="ru-MD"/>
+        </w:rPr>
+        <w:t xml:space="preserve">* Тебе́ </w:t>
+      </w:r>
+      <w:proofErr w:type="spellStart"/>
+      <w:r>
+        <w:rPr>
+          <w:rFonts w:ascii="Times New Roman" w:hAnsi="Times New Roman" w:cs="Times New Roman"/>
+          <w:sz w:val="24"/>
+          <w:szCs w:val="24"/>
+          <w:lang w:val="ru-MD"/>
+        </w:rPr>
+        <w:t>спі́вом</w:t>
+      </w:r>
+      <w:proofErr w:type="spellEnd"/>
+      <w:r>
+        <w:rPr>
+          <w:rFonts w:ascii="Times New Roman" w:hAnsi="Times New Roman" w:cs="Times New Roman"/>
+          <w:sz w:val="24"/>
+          <w:szCs w:val="24"/>
+          <w:lang w:val="ru-MD"/>
+        </w:rPr>
+        <w:t xml:space="preserve"> </w:t>
+      </w:r>
+      <w:proofErr w:type="spellStart"/>
+      <w:r>
+        <w:rPr>
+          <w:rFonts w:ascii="Times New Roman" w:hAnsi="Times New Roman" w:cs="Times New Roman"/>
+          <w:sz w:val="24"/>
+          <w:szCs w:val="24"/>
+          <w:lang w:val="ru-MD"/>
+        </w:rPr>
+        <w:t>прославля́ти</w:t>
+      </w:r>
+      <w:proofErr w:type="spellEnd"/>
+      <w:r>
+        <w:rPr>
+          <w:rFonts w:ascii="Times New Roman" w:hAnsi="Times New Roman" w:cs="Times New Roman"/>
+          <w:sz w:val="24"/>
+          <w:szCs w:val="24"/>
+        </w:rPr>
+        <w:t>.</w:t>
+      </w:r>
+    </w:p>
+    <w:p>
+      <w:pPr>
+        <w:pStyle w:val="2"/>
         <w:rPr>
           <w:lang w:val="uk-UA"/>
         </w:rPr>
@@ -396,7 +654,7 @@
     </w:p>
     <w:p>
       <w:pPr>
-        <w:pStyle w:val="Heading2"/>
+        <w:pStyle w:val="2"/>
         <w:rPr>
           <w:lang w:val="ru-MD"/>
         </w:rPr>
@@ -441,7 +699,7 @@
     </w:p>
     <w:p>
       <w:pPr>
-        <w:pStyle w:val="Heading2"/>
+        <w:pStyle w:val="2"/>
         <w:rPr>
           <w:lang w:val="ru-MD"/>
         </w:rPr>
@@ -474,7 +732,7 @@
     </w:p>
     <w:p>
       <w:pPr>
-        <w:pStyle w:val="Heading2"/>
+        <w:pStyle w:val="2"/>
         <w:rPr>
           <w:lang w:val="ru-MD"/>
         </w:rPr>
@@ -519,7 +777,7 @@
     </w:p>
     <w:p>
       <w:pPr>
-        <w:pStyle w:val="Heading2"/>
+        <w:pStyle w:val="2"/>
         <w:rPr>
           <w:lang w:val="ru-MD"/>
         </w:rPr>
@@ -552,7 +810,7 @@
     </w:p>
     <w:p>
       <w:pPr>
-        <w:pStyle w:val="Heading2"/>
+        <w:pStyle w:val="2"/>
         <w:rPr>
           <w:lang w:val="ru-MD"/>
         </w:rPr>
@@ -607,7 +865,7 @@
     </w:p>
     <w:p>
       <w:pPr>
-        <w:pStyle w:val="Heading1"/>
+        <w:pStyle w:val="1"/>
         <w:rPr>
           <w:lang w:val="uk-UA"/>
         </w:rPr>
@@ -622,7 +880,7 @@
     </w:p>
     <w:p>
       <w:pPr>
-        <w:pStyle w:val="Heading2"/>
+        <w:pStyle w:val="2"/>
         <w:rPr>
           <w:lang w:val="uk-UA"/>
         </w:rPr>
@@ -730,7 +988,7 @@
     </w:p>
     <w:p>
       <w:pPr>
-        <w:pStyle w:val="Heading2"/>
+        <w:pStyle w:val="2"/>
         <w:rPr>
           <w:lang w:val="uk-UA"/>
         </w:rPr>
@@ -744,7 +1002,7 @@
     </w:p>
     <w:p>
       <w:pPr>
-        <w:pStyle w:val="Heading2"/>
+        <w:pStyle w:val="2"/>
         <w:rPr>
           <w:lang w:val="ru-MD"/>
         </w:rPr>
@@ -758,7 +1016,7 @@
     </w:p>
     <w:p>
       <w:pPr>
-        <w:pStyle w:val="Heading2"/>
+        <w:pStyle w:val="2"/>
         <w:rPr>
           <w:lang w:val="ru-MD"/>
         </w:rPr>
@@ -772,7 +1030,7 @@
     </w:p>
     <w:p>
       <w:pPr>
-        <w:pStyle w:val="Heading2"/>
+        <w:pStyle w:val="2"/>
         <w:rPr>
           <w:lang w:val="ru-MD"/>
         </w:rPr>
@@ -786,7 +1044,7 @@
     </w:p>
     <w:p>
       <w:pPr>
-        <w:pStyle w:val="Heading2"/>
+        <w:pStyle w:val="2"/>
         <w:rPr>
           <w:lang w:val="ru-MD"/>
         </w:rPr>
@@ -800,7 +1058,7 @@
     </w:p>
     <w:p>
       <w:pPr>
-        <w:pStyle w:val="Heading2"/>
+        <w:pStyle w:val="2"/>
         <w:rPr>
           <w:lang w:val="ru-MD"/>
         </w:rPr>
@@ -1227,7 +1485,7 @@
     <w:lsdException w:name="Unresolved Mention" w:semiHidden="1" w:unhideWhenUsed="1"/>
     <w:lsdException w:name="Smart Link" w:semiHidden="1" w:unhideWhenUsed="1"/>
   </w:latentStyles>
-  <w:style w:type="paragraph" w:default="1" w:styleId="Normal">
+  <w:style w:type="paragraph" w:default="1" w:styleId="a">
     <w:name w:val="Normal"/>
     <w:qFormat/>
     <w:rsid w:val="00803C1F"/>
@@ -1241,11 +1499,11 @@
       <w:lang w:val="en-US"/>
     </w:rPr>
   </w:style>
-  <w:style w:type="paragraph" w:styleId="Heading1">
+  <w:style w:type="paragraph" w:styleId="1">
     <w:name w:val="heading 1"/>
-    <w:basedOn w:val="Normal"/>
-    <w:next w:val="Normal"/>
-    <w:link w:val="Heading1Char"/>
+    <w:basedOn w:val="a"/>
+    <w:next w:val="a"/>
+    <w:link w:val="10"/>
     <w:uiPriority w:val="9"/>
     <w:qFormat/>
     <w:rsid w:val="00803C1F"/>
@@ -1262,11 +1520,11 @@
       <w:szCs w:val="32"/>
     </w:rPr>
   </w:style>
-  <w:style w:type="paragraph" w:styleId="Heading2">
+  <w:style w:type="paragraph" w:styleId="2">
     <w:name w:val="heading 2"/>
-    <w:basedOn w:val="Normal"/>
-    <w:next w:val="Normal"/>
-    <w:link w:val="Heading2Char"/>
+    <w:basedOn w:val="a"/>
+    <w:next w:val="a"/>
+    <w:link w:val="20"/>
     <w:uiPriority w:val="9"/>
     <w:unhideWhenUsed/>
     <w:qFormat/>
@@ -1284,11 +1542,11 @@
       <w:szCs w:val="26"/>
     </w:rPr>
   </w:style>
-  <w:style w:type="paragraph" w:styleId="Heading3">
+  <w:style w:type="paragraph" w:styleId="3">
     <w:name w:val="heading 3"/>
-    <w:basedOn w:val="Normal"/>
-    <w:next w:val="Normal"/>
-    <w:link w:val="Heading3Char"/>
+    <w:basedOn w:val="a"/>
+    <w:next w:val="a"/>
+    <w:link w:val="30"/>
     <w:uiPriority w:val="9"/>
     <w:unhideWhenUsed/>
     <w:qFormat/>
@@ -1306,13 +1564,13 @@
       <w:szCs w:val="24"/>
     </w:rPr>
   </w:style>
-  <w:style w:type="character" w:default="1" w:styleId="DefaultParagraphFont">
+  <w:style w:type="character" w:default="1" w:styleId="a0">
     <w:name w:val="Default Paragraph Font"/>
     <w:uiPriority w:val="1"/>
     <w:semiHidden/>
     <w:unhideWhenUsed/>
   </w:style>
-  <w:style w:type="table" w:default="1" w:styleId="TableNormal">
+  <w:style w:type="table" w:default="1" w:styleId="a1">
     <w:name w:val="Normal Table"/>
     <w:uiPriority w:val="99"/>
     <w:semiHidden/>
@@ -1327,16 +1585,16 @@
       </w:tblCellMar>
     </w:tblPr>
   </w:style>
-  <w:style w:type="numbering" w:default="1" w:styleId="NoList">
+  <w:style w:type="numbering" w:default="1" w:styleId="a2">
     <w:name w:val="No List"/>
     <w:uiPriority w:val="99"/>
     <w:semiHidden/>
     <w:unhideWhenUsed/>
   </w:style>
-  <w:style w:type="character" w:customStyle="1" w:styleId="Heading3Char">
-    <w:name w:val="Heading 3 Char"/>
-    <w:basedOn w:val="DefaultParagraphFont"/>
-    <w:link w:val="Heading3"/>
+  <w:style w:type="character" w:customStyle="1" w:styleId="30">
+    <w:name w:val="Заголовок 3 Знак"/>
+    <w:basedOn w:val="a0"/>
+    <w:link w:val="3"/>
     <w:uiPriority w:val="99"/>
     <w:rsid w:val="00803C1F"/>
     <w:rPr>
@@ -1347,10 +1605,10 @@
       <w:lang w:val="en-US"/>
     </w:rPr>
   </w:style>
-  <w:style w:type="character" w:customStyle="1" w:styleId="Heading1Char">
-    <w:name w:val="Heading 1 Char"/>
-    <w:basedOn w:val="DefaultParagraphFont"/>
-    <w:link w:val="Heading1"/>
+  <w:style w:type="character" w:customStyle="1" w:styleId="10">
+    <w:name w:val="Заголовок 1 Знак"/>
+    <w:basedOn w:val="a0"/>
+    <w:link w:val="1"/>
     <w:uiPriority w:val="9"/>
     <w:rsid w:val="00803C1F"/>
     <w:rPr>
@@ -1361,10 +1619,10 @@
       <w:lang w:val="en-US"/>
     </w:rPr>
   </w:style>
-  <w:style w:type="character" w:customStyle="1" w:styleId="Heading2Char">
-    <w:name w:val="Heading 2 Char"/>
-    <w:basedOn w:val="DefaultParagraphFont"/>
-    <w:link w:val="Heading2"/>
+  <w:style w:type="character" w:customStyle="1" w:styleId="20">
+    <w:name w:val="Заголовок 2 Знак"/>
+    <w:basedOn w:val="a0"/>
+    <w:link w:val="2"/>
     <w:uiPriority w:val="9"/>
     <w:rsid w:val="00803C1F"/>
     <w:rPr>

--- a/flow/20230914_vu_template/vu_template_misc_variable_parts.docx
+++ b/flow/20230914_vu_template/vu_template_misc_variable_parts.docx
@@ -71,7 +71,27 @@
           <w:szCs w:val="24"/>
           <w:lang w:val="ru-MD"/>
         </w:rPr>
-        <w:t>Сьогодні спасіння світу сталось;* прославмо Воскреслого із гробу* і Начальника життя нашого;* бо здолавши смертю смерть,* перемогу він дав нам і велику милість.</w:t>
+        <w:t xml:space="preserve">Сьогодні спасіння світу </w:t>
+      </w:r>
+      <w:proofErr w:type="gramStart"/>
+      <w:r>
+        <w:rPr>
+          <w:rFonts w:ascii="Times New Roman" w:hAnsi="Times New Roman" w:cs="Times New Roman"/>
+          <w:sz w:val="24"/>
+          <w:szCs w:val="24"/>
+          <w:lang w:val="ru-MD"/>
+        </w:rPr>
+        <w:t>сталось;*</w:t>
+      </w:r>
+      <w:proofErr w:type="gramEnd"/>
+      <w:r>
+        <w:rPr>
+          <w:rFonts w:ascii="Times New Roman" w:hAnsi="Times New Roman" w:cs="Times New Roman"/>
+          <w:sz w:val="24"/>
+          <w:szCs w:val="24"/>
+          <w:lang w:val="ru-MD"/>
+        </w:rPr>
+        <w:t xml:space="preserve"> прославмо Воскреслого із гробу* і Начальника життя нашого;* бо здолавши смертю смерть,* перемогу він дав нам і велику милість.</w:t>
       </w:r>
     </w:p>
     <w:p>
@@ -143,7 +163,27 @@
           <w:szCs w:val="24"/>
           <w:lang w:val="ru-MD"/>
         </w:rPr>
-        <w:t>Воскресши із гробу і в'язи пекельні розірвавши,* ти роздер присуд смерти, Господи,* і всіх від сітки ворожої визволив.* А з'явившись апостолам своїм,* ти послав їх на проповідь,* і ними мир свій подав ти вселенній,* єдиний Чоловіколюбче.</w:t>
+        <w:t xml:space="preserve">Воскресши із гробу і в'язи пекельні </w:t>
+      </w:r>
+      <w:proofErr w:type="gramStart"/>
+      <w:r>
+        <w:rPr>
+          <w:rFonts w:ascii="Times New Roman" w:hAnsi="Times New Roman" w:cs="Times New Roman"/>
+          <w:sz w:val="24"/>
+          <w:szCs w:val="24"/>
+          <w:lang w:val="ru-MD"/>
+        </w:rPr>
+        <w:t>розірвавши,*</w:t>
+      </w:r>
+      <w:proofErr w:type="gramEnd"/>
+      <w:r>
+        <w:rPr>
+          <w:rFonts w:ascii="Times New Roman" w:hAnsi="Times New Roman" w:cs="Times New Roman"/>
+          <w:sz w:val="24"/>
+          <w:szCs w:val="24"/>
+          <w:lang w:val="ru-MD"/>
+        </w:rPr>
+        <w:t xml:space="preserve"> ти роздер присуд смерти, Господи,* і всіх від сітки ворожої визволив.* А з'явившись апостолам своїм,* ти послав їх на проповідь,* і ними мир свій подав ти вселенній,* єдиний Чоловіколюбче.</w:t>
       </w:r>
     </w:p>
     <w:p>
@@ -259,7 +299,27 @@
           <w:szCs w:val="24"/>
           <w:lang w:val="ru-MD"/>
         </w:rPr>
-        <w:t>Воскресі́ння Твоє́, Хри́сте Спа́се,* а́нгели оспі́вують на небеса́х,* і нас на землі́ сподо́би чи́стим се́рцем* Тебе́ спі́вом прославля́ти.</w:t>
+        <w:t xml:space="preserve">Воскресі́ння Твоє́, Хри́сте </w:t>
+      </w:r>
+      <w:proofErr w:type="gramStart"/>
+      <w:r>
+        <w:rPr>
+          <w:rFonts w:ascii="Times New Roman" w:hAnsi="Times New Roman" w:cs="Times New Roman"/>
+          <w:sz w:val="24"/>
+          <w:szCs w:val="24"/>
+          <w:lang w:val="ru-MD"/>
+        </w:rPr>
+        <w:t>Спа́се,*</w:t>
+      </w:r>
+      <w:proofErr w:type="gramEnd"/>
+      <w:r>
+        <w:rPr>
+          <w:rFonts w:ascii="Times New Roman" w:hAnsi="Times New Roman" w:cs="Times New Roman"/>
+          <w:sz w:val="24"/>
+          <w:szCs w:val="24"/>
+          <w:lang w:val="ru-MD"/>
+        </w:rPr>
+        <w:t xml:space="preserve"> а́нгели оспі́вують на небеса́х,* і нас на землі́ сподо́би чи́стим се́рцем* Тебе́ спі́вом прославля́ти.</w:t>
       </w:r>
     </w:p>
     <w:bookmarkEnd w:id="0"/>
@@ -293,7 +353,27 @@
           <w:szCs w:val="24"/>
           <w:lang w:val="ru-MD"/>
         </w:rPr>
-        <w:t>Під твою́ ми́лість прибіга́ємо, Богоро́дице Ді́во;* молитва́ми на́шими в скорбо́тах не погорди́,* але́ від бід ви́зволи нас, єди́на чи́ста і благослове́нна.</w:t>
+        <w:t xml:space="preserve">Під твою́ ми́лість прибіга́ємо, Богоро́дице </w:t>
+      </w:r>
+      <w:proofErr w:type="gramStart"/>
+      <w:r>
+        <w:rPr>
+          <w:rFonts w:ascii="Times New Roman" w:hAnsi="Times New Roman" w:cs="Times New Roman"/>
+          <w:sz w:val="24"/>
+          <w:szCs w:val="24"/>
+          <w:lang w:val="ru-MD"/>
+        </w:rPr>
+        <w:t>Ді́во;*</w:t>
+      </w:r>
+      <w:proofErr w:type="gramEnd"/>
+      <w:r>
+        <w:rPr>
+          <w:rFonts w:ascii="Times New Roman" w:hAnsi="Times New Roman" w:cs="Times New Roman"/>
+          <w:sz w:val="24"/>
+          <w:szCs w:val="24"/>
+          <w:lang w:val="ru-MD"/>
+        </w:rPr>
+        <w:t xml:space="preserve"> молитва́ми на́шими в скорбо́тах не погорди́,* але́ від бід ви́зволи нас, єди́на чи́ста і благослове́нна.</w:t>
       </w:r>
     </w:p>
     <w:p>
@@ -420,6 +500,7 @@
         <w:t xml:space="preserve"> </w:t>
       </w:r>
       <w:proofErr w:type="spellStart"/>
+      <w:proofErr w:type="gramStart"/>
       <w:r>
         <w:rPr>
           <w:rFonts w:ascii="Times New Roman" w:hAnsi="Times New Roman" w:cs="Times New Roman"/>
@@ -437,7 +518,17 @@
           <w:szCs w:val="24"/>
           <w:lang w:val="ru-MD"/>
         </w:rPr>
-        <w:t xml:space="preserve">,* </w:t>
+        <w:t>,*</w:t>
+      </w:r>
+      <w:proofErr w:type="gramEnd"/>
+      <w:r>
+        <w:rPr>
+          <w:rFonts w:ascii="Times New Roman" w:hAnsi="Times New Roman" w:cs="Times New Roman"/>
+          <w:sz w:val="24"/>
+          <w:szCs w:val="24"/>
+          <w:lang w:val="ru-MD"/>
+        </w:rPr>
+        <w:t xml:space="preserve"> </w:t>
       </w:r>
       <w:proofErr w:type="spellStart"/>
       <w:r>
@@ -649,7 +740,27 @@
           <w:szCs w:val="24"/>
           <w:lang w:val="ru-MD"/>
         </w:rPr>
-        <w:t>Архангельський привіт* співаємо тобі, Пречиста:* Радуйся, Благодатна,* Господь з тобою.</w:t>
+        <w:t xml:space="preserve">Архангельський привіт* співаємо тобі, </w:t>
+      </w:r>
+      <w:proofErr w:type="gramStart"/>
+      <w:r>
+        <w:rPr>
+          <w:rFonts w:ascii="Times New Roman" w:hAnsi="Times New Roman" w:cs="Times New Roman"/>
+          <w:sz w:val="24"/>
+          <w:szCs w:val="24"/>
+          <w:lang w:val="ru-MD"/>
+        </w:rPr>
+        <w:t>Пречиста:*</w:t>
+      </w:r>
+      <w:proofErr w:type="gramEnd"/>
+      <w:r>
+        <w:rPr>
+          <w:rFonts w:ascii="Times New Roman" w:hAnsi="Times New Roman" w:cs="Times New Roman"/>
+          <w:sz w:val="24"/>
+          <w:szCs w:val="24"/>
+          <w:lang w:val="ru-MD"/>
+        </w:rPr>
+        <w:t xml:space="preserve"> Радуйся, Благодатна,* Господь з тобою.</w:t>
       </w:r>
     </w:p>
     <w:p>
@@ -694,7 +805,27 @@
           <w:szCs w:val="24"/>
           <w:lang w:val="ru-MD"/>
         </w:rPr>
-        <w:t xml:space="preserve"> Не маємо іншої допомоги,* не маємо іншої надії,* крім тебе, Пречиста Діво!* Ти нам допоможи, на тебе надіємось* і тобою хвалимось:* бо ми твої слуги, щоб ми не посоромилися.</w:t>
+        <w:t xml:space="preserve"> Не маємо іншої </w:t>
+      </w:r>
+      <w:proofErr w:type="gramStart"/>
+      <w:r>
+        <w:rPr>
+          <w:rFonts w:ascii="Times New Roman" w:hAnsi="Times New Roman" w:cs="Times New Roman"/>
+          <w:sz w:val="24"/>
+          <w:szCs w:val="24"/>
+          <w:lang w:val="ru-MD"/>
+        </w:rPr>
+        <w:t>допомоги,*</w:t>
+      </w:r>
+      <w:proofErr w:type="gramEnd"/>
+      <w:r>
+        <w:rPr>
+          <w:rFonts w:ascii="Times New Roman" w:hAnsi="Times New Roman" w:cs="Times New Roman"/>
+          <w:sz w:val="24"/>
+          <w:szCs w:val="24"/>
+          <w:lang w:val="ru-MD"/>
+        </w:rPr>
+        <w:t xml:space="preserve"> не маємо іншої надії,* крім тебе, Пречиста Діво!* Ти нам допоможи, на тебе надіємось* і тобою хвалимось:* бо ми твої слуги, щоб ми не посоромилися.</w:t>
       </w:r>
     </w:p>
     <w:p>
@@ -727,7 +858,27 @@
           <w:szCs w:val="24"/>
           <w:lang w:val="ru-MD"/>
         </w:rPr>
-        <w:t>Силою хреста* твого, Христе,* утверди моє розуміння,* щоби піснями прославляти* спасительне твоє розп'яття.</w:t>
+        <w:t xml:space="preserve">Силою хреста* твого, </w:t>
+      </w:r>
+      <w:proofErr w:type="gramStart"/>
+      <w:r>
+        <w:rPr>
+          <w:rFonts w:ascii="Times New Roman" w:hAnsi="Times New Roman" w:cs="Times New Roman"/>
+          <w:sz w:val="24"/>
+          <w:szCs w:val="24"/>
+          <w:lang w:val="ru-MD"/>
+        </w:rPr>
+        <w:t>Христе,*</w:t>
+      </w:r>
+      <w:proofErr w:type="gramEnd"/>
+      <w:r>
+        <w:rPr>
+          <w:rFonts w:ascii="Times New Roman" w:hAnsi="Times New Roman" w:cs="Times New Roman"/>
+          <w:sz w:val="24"/>
+          <w:szCs w:val="24"/>
+          <w:lang w:val="ru-MD"/>
+        </w:rPr>
+        <w:t xml:space="preserve"> утверди моє розуміння,* щоби піснями прославляти* спасительне твоє розп'яття.</w:t>
       </w:r>
     </w:p>
     <w:p>
@@ -772,7 +923,27 @@
           <w:szCs w:val="24"/>
           <w:lang w:val="ru-MD"/>
         </w:rPr>
-        <w:t xml:space="preserve"> Богородице, ти лоза істинна,* що виростила нам Плід життя.* Тебе благаємо:* Молися, Владичице, з апостолами і всіма святими,* щоб помилувані були душі наші.</w:t>
+        <w:t xml:space="preserve"> Богородице, ти лоза </w:t>
+      </w:r>
+      <w:proofErr w:type="gramStart"/>
+      <w:r>
+        <w:rPr>
+          <w:rFonts w:ascii="Times New Roman" w:hAnsi="Times New Roman" w:cs="Times New Roman"/>
+          <w:sz w:val="24"/>
+          <w:szCs w:val="24"/>
+          <w:lang w:val="ru-MD"/>
+        </w:rPr>
+        <w:t>істинна,*</w:t>
+      </w:r>
+      <w:proofErr w:type="gramEnd"/>
+      <w:r>
+        <w:rPr>
+          <w:rFonts w:ascii="Times New Roman" w:hAnsi="Times New Roman" w:cs="Times New Roman"/>
+          <w:sz w:val="24"/>
+          <w:szCs w:val="24"/>
+          <w:lang w:val="ru-MD"/>
+        </w:rPr>
+        <w:t xml:space="preserve"> що виростила нам Плід життя.* Тебе благаємо:* Молися, Владичице, з апостолами і всіма святими,* щоб помилувані були душі наші.</w:t>
       </w:r>
     </w:p>
     <w:p>
@@ -805,7 +976,27 @@
           <w:szCs w:val="24"/>
           <w:lang w:val="ru-MD"/>
         </w:rPr>
-        <w:t>Силою хреста* твого, Христе,* утверди моє розуміння,* щоби піснями прославляти* спасительне твоє розп'яття.</w:t>
+        <w:t xml:space="preserve">Силою хреста* твого, </w:t>
+      </w:r>
+      <w:proofErr w:type="gramStart"/>
+      <w:r>
+        <w:rPr>
+          <w:rFonts w:ascii="Times New Roman" w:hAnsi="Times New Roman" w:cs="Times New Roman"/>
+          <w:sz w:val="24"/>
+          <w:szCs w:val="24"/>
+          <w:lang w:val="ru-MD"/>
+        </w:rPr>
+        <w:t>Христе,*</w:t>
+      </w:r>
+      <w:proofErr w:type="gramEnd"/>
+      <w:r>
+        <w:rPr>
+          <w:rFonts w:ascii="Times New Roman" w:hAnsi="Times New Roman" w:cs="Times New Roman"/>
+          <w:sz w:val="24"/>
+          <w:szCs w:val="24"/>
+          <w:lang w:val="ru-MD"/>
+        </w:rPr>
+        <w:t xml:space="preserve"> утверди моє розуміння,* щоби піснями прославляти* спасительне твоє розп'яття.</w:t>
       </w:r>
     </w:p>
     <w:p>
@@ -850,7 +1041,27 @@
           <w:szCs w:val="24"/>
           <w:lang w:val="ru-MD"/>
         </w:rPr>
-        <w:t xml:space="preserve"> Тобі, вибраній Владарці,* подячні пісні перемоги співаємо ми,* врятовані від лиха,* слуги твої, Богородице.* Ти, що маєш силу нездоланну,* захорони нас від усяких бід, щоб звати нам:* Радуйся, Невісто, Діво чистая!</w:t>
+        <w:t xml:space="preserve"> Тобі, вибраній </w:t>
+      </w:r>
+      <w:proofErr w:type="gramStart"/>
+      <w:r>
+        <w:rPr>
+          <w:rFonts w:ascii="Times New Roman" w:hAnsi="Times New Roman" w:cs="Times New Roman"/>
+          <w:sz w:val="24"/>
+          <w:szCs w:val="24"/>
+          <w:lang w:val="ru-MD"/>
+        </w:rPr>
+        <w:t>Владарці,*</w:t>
+      </w:r>
+      <w:proofErr w:type="gramEnd"/>
+      <w:r>
+        <w:rPr>
+          <w:rFonts w:ascii="Times New Roman" w:hAnsi="Times New Roman" w:cs="Times New Roman"/>
+          <w:sz w:val="24"/>
+          <w:szCs w:val="24"/>
+          <w:lang w:val="ru-MD"/>
+        </w:rPr>
+        <w:t xml:space="preserve"> подячні пісні перемоги співаємо ми,* врятовані від лиха,* слуги твої, Богородице.* Ти, що маєш силу нездоланну,* захорони нас від усяких бід, щоб звати нам:* Радуйся, Невісто, Діво чистая!</w:t>
       </w:r>
     </w:p>
     <w:p>
@@ -943,7 +1154,107 @@
           <w:szCs w:val="24"/>
           <w:lang w:val="uk-UA"/>
         </w:rPr>
-        <w:t xml:space="preserve"> Христо́с, що воскре́с із ме́ртвих, і́стинний Бог наш – молитва́ми пречи́стої Своє́ї Ма́тері, святи́х сла́вних і всехва́льних апо́столів, і свято́го </w:t>
+        <w:t xml:space="preserve"> Христо́с, що воскре́с із ме́ртвих, і́стинний Бог наш – молитва́ми пречи́стої Своє́ї Ма́тері, </w:t>
+      </w:r>
+      <w:proofErr w:type="spellStart"/>
+      <w:r>
+        <w:rPr>
+          <w:rFonts w:ascii="Times New Roman" w:hAnsi="Times New Roman" w:cs="Times New Roman"/>
+          <w:sz w:val="24"/>
+          <w:szCs w:val="24"/>
+          <w:lang w:val="uk-UA"/>
+        </w:rPr>
+        <w:t>святи́х</w:t>
+      </w:r>
+      <w:proofErr w:type="spellEnd"/>
+      <w:r>
+        <w:rPr>
+          <w:rFonts w:ascii="Times New Roman" w:hAnsi="Times New Roman" w:cs="Times New Roman"/>
+          <w:sz w:val="24"/>
+          <w:szCs w:val="24"/>
+          <w:lang w:val="uk-UA"/>
+        </w:rPr>
+        <w:t xml:space="preserve"> </w:t>
+      </w:r>
+      <w:proofErr w:type="spellStart"/>
+      <w:r>
+        <w:rPr>
+          <w:rFonts w:ascii="Times New Roman" w:hAnsi="Times New Roman" w:cs="Times New Roman"/>
+          <w:sz w:val="24"/>
+          <w:szCs w:val="24"/>
+          <w:lang w:val="uk-UA"/>
+        </w:rPr>
+        <w:t>сла́вних</w:t>
+      </w:r>
+      <w:proofErr w:type="spellEnd"/>
+      <w:r>
+        <w:rPr>
+          <w:rFonts w:ascii="Times New Roman" w:hAnsi="Times New Roman" w:cs="Times New Roman"/>
+          <w:sz w:val="24"/>
+          <w:szCs w:val="24"/>
+          <w:lang w:val="uk-UA"/>
+        </w:rPr>
+        <w:t xml:space="preserve"> і </w:t>
+      </w:r>
+      <w:proofErr w:type="spellStart"/>
+      <w:r>
+        <w:rPr>
+          <w:rFonts w:ascii="Times New Roman" w:hAnsi="Times New Roman" w:cs="Times New Roman"/>
+          <w:sz w:val="24"/>
+          <w:szCs w:val="24"/>
+          <w:lang w:val="uk-UA"/>
+        </w:rPr>
+        <w:t>всехва́льних</w:t>
+      </w:r>
+      <w:proofErr w:type="spellEnd"/>
+      <w:r>
+        <w:rPr>
+          <w:rFonts w:ascii="Times New Roman" w:hAnsi="Times New Roman" w:cs="Times New Roman"/>
+          <w:sz w:val="24"/>
+          <w:szCs w:val="24"/>
+          <w:lang w:val="uk-UA"/>
+        </w:rPr>
+        <w:t xml:space="preserve"> </w:t>
+      </w:r>
+      <w:proofErr w:type="spellStart"/>
+      <w:r>
+        <w:rPr>
+          <w:rFonts w:ascii="Times New Roman" w:hAnsi="Times New Roman" w:cs="Times New Roman"/>
+          <w:sz w:val="24"/>
+          <w:szCs w:val="24"/>
+          <w:lang w:val="uk-UA"/>
+        </w:rPr>
+        <w:t>апо́столів</w:t>
+      </w:r>
+      <w:proofErr w:type="spellEnd"/>
+      <w:r>
+        <w:rPr>
+          <w:rFonts w:ascii="Times New Roman" w:hAnsi="Times New Roman" w:cs="Times New Roman"/>
+          <w:sz w:val="24"/>
+          <w:szCs w:val="24"/>
+          <w:lang w:val="uk-UA"/>
+        </w:rPr>
+        <w:t xml:space="preserve">, і </w:t>
+      </w:r>
+      <w:proofErr w:type="spellStart"/>
+      <w:r>
+        <w:rPr>
+          <w:rFonts w:ascii="Times New Roman" w:hAnsi="Times New Roman" w:cs="Times New Roman"/>
+          <w:sz w:val="24"/>
+          <w:szCs w:val="24"/>
+          <w:lang w:val="uk-UA"/>
+        </w:rPr>
+        <w:t>свято́го</w:t>
+      </w:r>
+      <w:proofErr w:type="spellEnd"/>
+      <w:r>
+        <w:rPr>
+          <w:rFonts w:ascii="Times New Roman" w:hAnsi="Times New Roman" w:cs="Times New Roman"/>
+          <w:sz w:val="24"/>
+          <w:szCs w:val="24"/>
+          <w:lang w:val="uk-UA"/>
+        </w:rPr>
+        <w:t xml:space="preserve"> </w:t>
       </w:r>
       <w:r>
         <w:rPr>
@@ -963,7 +1274,27 @@
           <w:szCs w:val="24"/>
           <w:lang w:val="uk-UA"/>
         </w:rPr>
-        <w:t xml:space="preserve">, і свято́го </w:t>
+        <w:t xml:space="preserve">, і </w:t>
+      </w:r>
+      <w:proofErr w:type="spellStart"/>
+      <w:r>
+        <w:rPr>
+          <w:rFonts w:ascii="Times New Roman" w:hAnsi="Times New Roman" w:cs="Times New Roman"/>
+          <w:sz w:val="24"/>
+          <w:szCs w:val="24"/>
+          <w:lang w:val="uk-UA"/>
+        </w:rPr>
+        <w:t>свято́го</w:t>
+      </w:r>
+      <w:proofErr w:type="spellEnd"/>
+      <w:r>
+        <w:rPr>
+          <w:rFonts w:ascii="Times New Roman" w:hAnsi="Times New Roman" w:cs="Times New Roman"/>
+          <w:sz w:val="24"/>
+          <w:szCs w:val="24"/>
+          <w:lang w:val="uk-UA"/>
+        </w:rPr>
+        <w:t xml:space="preserve"> </w:t>
       </w:r>
       <w:r>
         <w:rPr>
@@ -983,7 +1314,87 @@
           <w:szCs w:val="24"/>
           <w:lang w:val="uk-UA"/>
         </w:rPr>
-        <w:t>, і всіх святи́х – поми́лує і спасе́ нас як благи́й і людинолю́бний.</w:t>
+        <w:t xml:space="preserve">, і всіх </w:t>
+      </w:r>
+      <w:proofErr w:type="spellStart"/>
+      <w:r>
+        <w:rPr>
+          <w:rFonts w:ascii="Times New Roman" w:hAnsi="Times New Roman" w:cs="Times New Roman"/>
+          <w:sz w:val="24"/>
+          <w:szCs w:val="24"/>
+          <w:lang w:val="uk-UA"/>
+        </w:rPr>
+        <w:t>святи́х</w:t>
+      </w:r>
+      <w:proofErr w:type="spellEnd"/>
+      <w:r>
+        <w:rPr>
+          <w:rFonts w:ascii="Times New Roman" w:hAnsi="Times New Roman" w:cs="Times New Roman"/>
+          <w:sz w:val="24"/>
+          <w:szCs w:val="24"/>
+          <w:lang w:val="uk-UA"/>
+        </w:rPr>
+        <w:t xml:space="preserve"> – </w:t>
+      </w:r>
+      <w:proofErr w:type="spellStart"/>
+      <w:r>
+        <w:rPr>
+          <w:rFonts w:ascii="Times New Roman" w:hAnsi="Times New Roman" w:cs="Times New Roman"/>
+          <w:sz w:val="24"/>
+          <w:szCs w:val="24"/>
+          <w:lang w:val="uk-UA"/>
+        </w:rPr>
+        <w:t>поми́лує</w:t>
+      </w:r>
+      <w:proofErr w:type="spellEnd"/>
+      <w:r>
+        <w:rPr>
+          <w:rFonts w:ascii="Times New Roman" w:hAnsi="Times New Roman" w:cs="Times New Roman"/>
+          <w:sz w:val="24"/>
+          <w:szCs w:val="24"/>
+          <w:lang w:val="uk-UA"/>
+        </w:rPr>
+        <w:t xml:space="preserve"> і спасе́ нас як </w:t>
+      </w:r>
+      <w:proofErr w:type="spellStart"/>
+      <w:r>
+        <w:rPr>
+          <w:rFonts w:ascii="Times New Roman" w:hAnsi="Times New Roman" w:cs="Times New Roman"/>
+          <w:sz w:val="24"/>
+          <w:szCs w:val="24"/>
+          <w:lang w:val="uk-UA"/>
+        </w:rPr>
+        <w:t>благи́й</w:t>
+      </w:r>
+      <w:proofErr w:type="spellEnd"/>
+      <w:r>
+        <w:rPr>
+          <w:rFonts w:ascii="Times New Roman" w:hAnsi="Times New Roman" w:cs="Times New Roman"/>
+          <w:sz w:val="24"/>
+          <w:szCs w:val="24"/>
+          <w:lang w:val="uk-UA"/>
+        </w:rPr>
+        <w:t xml:space="preserve"> і </w:t>
+      </w:r>
+      <w:proofErr w:type="spellStart"/>
+      <w:r>
+        <w:rPr>
+          <w:rFonts w:ascii="Times New Roman" w:hAnsi="Times New Roman" w:cs="Times New Roman"/>
+          <w:sz w:val="24"/>
+          <w:szCs w:val="24"/>
+          <w:lang w:val="uk-UA"/>
+        </w:rPr>
+        <w:t>людинолю́бний</w:t>
+      </w:r>
+      <w:proofErr w:type="spellEnd"/>
+      <w:r>
+        <w:rPr>
+          <w:rFonts w:ascii="Times New Roman" w:hAnsi="Times New Roman" w:cs="Times New Roman"/>
+          <w:sz w:val="24"/>
+          <w:szCs w:val="24"/>
+          <w:lang w:val="uk-UA"/>
+        </w:rPr>
+        <w:t>.</w:t>
       </w:r>
     </w:p>
     <w:p>
@@ -1002,16 +1413,574 @@
     </w:p>
     <w:p>
       <w:pPr>
-        <w:pStyle w:val="2"/>
-        <w:rPr>
-          <w:lang w:val="ru-MD"/>
-        </w:rPr>
+        <w:spacing w:after="120"/>
       </w:pPr>
-      <w:r>
-        <w:rPr>
-          <w:lang w:val="ru-MD"/>
-        </w:rPr>
-        <w:t>Вівторок</w:t>
+      <w:proofErr w:type="spellStart"/>
+      <w:r>
+        <w:rPr>
+          <w:rFonts w:ascii="Times New Roman" w:hAnsi="Times New Roman" w:cs="Times New Roman"/>
+          <w:i/>
+          <w:color w:val="FF0000"/>
+          <w:sz w:val="24"/>
+          <w:szCs w:val="24"/>
+        </w:rPr>
+        <w:t>Священник</w:t>
+      </w:r>
+      <w:proofErr w:type="spellEnd"/>
+      <w:r>
+        <w:rPr>
+          <w:rFonts w:ascii="Times New Roman" w:hAnsi="Times New Roman" w:cs="Times New Roman"/>
+          <w:i/>
+          <w:color w:val="FF0000"/>
+          <w:sz w:val="24"/>
+          <w:szCs w:val="24"/>
+        </w:rPr>
+        <w:t>:</w:t>
+      </w:r>
+      <w:r>
+        <w:rPr>
+          <w:rFonts w:ascii="Times New Roman" w:hAnsi="Times New Roman" w:cs="Times New Roman"/>
+          <w:sz w:val="24"/>
+          <w:szCs w:val="24"/>
+        </w:rPr>
+        <w:t xml:space="preserve"> </w:t>
+      </w:r>
+      <w:proofErr w:type="spellStart"/>
+      <w:r>
+        <w:rPr>
+          <w:rFonts w:ascii="Times New Roman" w:hAnsi="Times New Roman" w:cs="Times New Roman"/>
+          <w:sz w:val="24"/>
+          <w:szCs w:val="24"/>
+        </w:rPr>
+        <w:t>Христос</w:t>
+      </w:r>
+      <w:proofErr w:type="spellEnd"/>
+      <w:r>
+        <w:rPr>
+          <w:rFonts w:ascii="Times New Roman" w:hAnsi="Times New Roman" w:cs="Times New Roman"/>
+          <w:sz w:val="24"/>
+          <w:szCs w:val="24"/>
+        </w:rPr>
+        <w:t xml:space="preserve">, </w:t>
+      </w:r>
+      <w:proofErr w:type="spellStart"/>
+      <w:r>
+        <w:rPr>
+          <w:rFonts w:ascii="Times New Roman" w:hAnsi="Times New Roman" w:cs="Times New Roman"/>
+          <w:sz w:val="24"/>
+          <w:szCs w:val="24"/>
+        </w:rPr>
+        <w:t>істинний</w:t>
+      </w:r>
+      <w:proofErr w:type="spellEnd"/>
+      <w:r>
+        <w:rPr>
+          <w:rFonts w:ascii="Times New Roman" w:hAnsi="Times New Roman" w:cs="Times New Roman"/>
+          <w:sz w:val="24"/>
+          <w:szCs w:val="24"/>
+        </w:rPr>
+        <w:t xml:space="preserve"> </w:t>
+      </w:r>
+      <w:proofErr w:type="spellStart"/>
+      <w:r>
+        <w:rPr>
+          <w:rFonts w:ascii="Times New Roman" w:hAnsi="Times New Roman" w:cs="Times New Roman"/>
+          <w:sz w:val="24"/>
+          <w:szCs w:val="24"/>
+        </w:rPr>
+        <w:t>Бог</w:t>
+      </w:r>
+      <w:proofErr w:type="spellEnd"/>
+      <w:r>
+        <w:rPr>
+          <w:rFonts w:ascii="Times New Roman" w:hAnsi="Times New Roman" w:cs="Times New Roman"/>
+          <w:sz w:val="24"/>
+          <w:szCs w:val="24"/>
+        </w:rPr>
+        <w:t xml:space="preserve"> </w:t>
+      </w:r>
+      <w:proofErr w:type="spellStart"/>
+      <w:r>
+        <w:rPr>
+          <w:rFonts w:ascii="Times New Roman" w:hAnsi="Times New Roman" w:cs="Times New Roman"/>
+          <w:sz w:val="24"/>
+          <w:szCs w:val="24"/>
+        </w:rPr>
+        <w:t>наш</w:t>
+      </w:r>
+      <w:proofErr w:type="spellEnd"/>
+      <w:r>
+        <w:rPr>
+          <w:rFonts w:ascii="Times New Roman" w:hAnsi="Times New Roman" w:cs="Times New Roman"/>
+          <w:sz w:val="24"/>
+          <w:szCs w:val="24"/>
+        </w:rPr>
+        <w:t xml:space="preserve"> - </w:t>
+      </w:r>
+      <w:proofErr w:type="spellStart"/>
+      <w:r>
+        <w:rPr>
+          <w:rFonts w:ascii="Times New Roman" w:hAnsi="Times New Roman" w:cs="Times New Roman"/>
+          <w:sz w:val="24"/>
+          <w:szCs w:val="24"/>
+        </w:rPr>
+        <w:t>молитвами</w:t>
+      </w:r>
+      <w:proofErr w:type="spellEnd"/>
+      <w:r>
+        <w:rPr>
+          <w:rFonts w:ascii="Times New Roman" w:hAnsi="Times New Roman" w:cs="Times New Roman"/>
+          <w:sz w:val="24"/>
+          <w:szCs w:val="24"/>
+        </w:rPr>
+        <w:t xml:space="preserve"> </w:t>
+      </w:r>
+      <w:proofErr w:type="spellStart"/>
+      <w:r>
+        <w:rPr>
+          <w:rFonts w:ascii="Times New Roman" w:hAnsi="Times New Roman" w:cs="Times New Roman"/>
+          <w:sz w:val="24"/>
+          <w:szCs w:val="24"/>
+        </w:rPr>
+        <w:t>пречистої</w:t>
+      </w:r>
+      <w:proofErr w:type="spellEnd"/>
+      <w:r>
+        <w:rPr>
+          <w:rFonts w:ascii="Times New Roman" w:hAnsi="Times New Roman" w:cs="Times New Roman"/>
+          <w:sz w:val="24"/>
+          <w:szCs w:val="24"/>
+        </w:rPr>
+        <w:t xml:space="preserve"> </w:t>
+      </w:r>
+      <w:proofErr w:type="spellStart"/>
+      <w:r>
+        <w:rPr>
+          <w:rFonts w:ascii="Times New Roman" w:hAnsi="Times New Roman" w:cs="Times New Roman"/>
+          <w:sz w:val="24"/>
+          <w:szCs w:val="24"/>
+        </w:rPr>
+        <w:t>Своєї</w:t>
+      </w:r>
+      <w:proofErr w:type="spellEnd"/>
+      <w:r>
+        <w:rPr>
+          <w:rFonts w:ascii="Times New Roman" w:hAnsi="Times New Roman" w:cs="Times New Roman"/>
+          <w:sz w:val="24"/>
+          <w:szCs w:val="24"/>
+        </w:rPr>
+        <w:t xml:space="preserve"> </w:t>
+      </w:r>
+      <w:proofErr w:type="spellStart"/>
+      <w:r>
+        <w:rPr>
+          <w:rFonts w:ascii="Times New Roman" w:hAnsi="Times New Roman" w:cs="Times New Roman"/>
+          <w:sz w:val="24"/>
+          <w:szCs w:val="24"/>
+        </w:rPr>
+        <w:t>Матері</w:t>
+      </w:r>
+      <w:proofErr w:type="spellEnd"/>
+      <w:r>
+        <w:rPr>
+          <w:rFonts w:ascii="Times New Roman" w:hAnsi="Times New Roman" w:cs="Times New Roman"/>
+          <w:sz w:val="24"/>
+          <w:szCs w:val="24"/>
+        </w:rPr>
+        <w:t xml:space="preserve">, </w:t>
+      </w:r>
+      <w:proofErr w:type="spellStart"/>
+      <w:r>
+        <w:rPr>
+          <w:rFonts w:ascii="Times New Roman" w:hAnsi="Times New Roman" w:cs="Times New Roman"/>
+          <w:sz w:val="24"/>
+          <w:szCs w:val="24"/>
+        </w:rPr>
+        <w:t>заступництвом</w:t>
+      </w:r>
+      <w:proofErr w:type="spellEnd"/>
+      <w:r>
+        <w:rPr>
+          <w:rFonts w:ascii="Times New Roman" w:hAnsi="Times New Roman" w:cs="Times New Roman"/>
+          <w:sz w:val="24"/>
+          <w:szCs w:val="24"/>
+        </w:rPr>
+        <w:t xml:space="preserve"> </w:t>
+      </w:r>
+      <w:proofErr w:type="spellStart"/>
+      <w:r>
+        <w:rPr>
+          <w:rFonts w:ascii="Times New Roman" w:hAnsi="Times New Roman" w:cs="Times New Roman"/>
+          <w:sz w:val="24"/>
+          <w:szCs w:val="24"/>
+        </w:rPr>
+        <w:t>чесних</w:t>
+      </w:r>
+      <w:proofErr w:type="spellEnd"/>
+      <w:r>
+        <w:rPr>
+          <w:rFonts w:ascii="Times New Roman" w:hAnsi="Times New Roman" w:cs="Times New Roman"/>
+          <w:sz w:val="24"/>
+          <w:szCs w:val="24"/>
+        </w:rPr>
+        <w:t xml:space="preserve"> </w:t>
+      </w:r>
+      <w:proofErr w:type="spellStart"/>
+      <w:r>
+        <w:rPr>
+          <w:rFonts w:ascii="Times New Roman" w:hAnsi="Times New Roman" w:cs="Times New Roman"/>
+          <w:sz w:val="24"/>
+          <w:szCs w:val="24"/>
+        </w:rPr>
+        <w:t>небесних</w:t>
+      </w:r>
+      <w:proofErr w:type="spellEnd"/>
+      <w:r>
+        <w:rPr>
+          <w:rFonts w:ascii="Times New Roman" w:hAnsi="Times New Roman" w:cs="Times New Roman"/>
+          <w:sz w:val="24"/>
+          <w:szCs w:val="24"/>
+        </w:rPr>
+        <w:t xml:space="preserve"> </w:t>
+      </w:r>
+      <w:proofErr w:type="spellStart"/>
+      <w:r>
+        <w:rPr>
+          <w:rFonts w:ascii="Times New Roman" w:hAnsi="Times New Roman" w:cs="Times New Roman"/>
+          <w:sz w:val="24"/>
+          <w:szCs w:val="24"/>
+        </w:rPr>
+        <w:t>сил</w:t>
+      </w:r>
+      <w:proofErr w:type="spellEnd"/>
+      <w:r>
+        <w:rPr>
+          <w:rFonts w:ascii="Times New Roman" w:hAnsi="Times New Roman" w:cs="Times New Roman"/>
+          <w:sz w:val="24"/>
+          <w:szCs w:val="24"/>
+        </w:rPr>
+        <w:t xml:space="preserve"> </w:t>
+      </w:r>
+      <w:proofErr w:type="spellStart"/>
+      <w:r>
+        <w:rPr>
+          <w:rFonts w:ascii="Times New Roman" w:hAnsi="Times New Roman" w:cs="Times New Roman"/>
+          <w:sz w:val="24"/>
+          <w:szCs w:val="24"/>
+        </w:rPr>
+        <w:t>безтілесних</w:t>
+      </w:r>
+      <w:proofErr w:type="spellEnd"/>
+      <w:r>
+        <w:rPr>
+          <w:rFonts w:ascii="Times New Roman" w:hAnsi="Times New Roman" w:cs="Times New Roman"/>
+          <w:sz w:val="24"/>
+          <w:szCs w:val="24"/>
+        </w:rPr>
+        <w:t xml:space="preserve">, </w:t>
+      </w:r>
+      <w:proofErr w:type="spellStart"/>
+      <w:r>
+        <w:rPr>
+          <w:rFonts w:ascii="Times New Roman" w:hAnsi="Times New Roman" w:cs="Times New Roman"/>
+          <w:sz w:val="24"/>
+          <w:szCs w:val="24"/>
+        </w:rPr>
+        <w:t>святих</w:t>
+      </w:r>
+      <w:proofErr w:type="spellEnd"/>
+      <w:r>
+        <w:rPr>
+          <w:rFonts w:ascii="Times New Roman" w:hAnsi="Times New Roman" w:cs="Times New Roman"/>
+          <w:sz w:val="24"/>
+          <w:szCs w:val="24"/>
+        </w:rPr>
+        <w:t xml:space="preserve"> </w:t>
+      </w:r>
+      <w:proofErr w:type="spellStart"/>
+      <w:r>
+        <w:rPr>
+          <w:rFonts w:ascii="Times New Roman" w:hAnsi="Times New Roman" w:cs="Times New Roman"/>
+          <w:sz w:val="24"/>
+          <w:szCs w:val="24"/>
+        </w:rPr>
+        <w:t>славних</w:t>
+      </w:r>
+      <w:proofErr w:type="spellEnd"/>
+      <w:r>
+        <w:rPr>
+          <w:rFonts w:ascii="Times New Roman" w:hAnsi="Times New Roman" w:cs="Times New Roman"/>
+          <w:sz w:val="24"/>
+          <w:szCs w:val="24"/>
+        </w:rPr>
+        <w:t xml:space="preserve"> і </w:t>
+      </w:r>
+      <w:proofErr w:type="spellStart"/>
+      <w:r>
+        <w:rPr>
+          <w:rFonts w:ascii="Times New Roman" w:hAnsi="Times New Roman" w:cs="Times New Roman"/>
+          <w:sz w:val="24"/>
+          <w:szCs w:val="24"/>
+        </w:rPr>
+        <w:t>всехвальних</w:t>
+      </w:r>
+      <w:proofErr w:type="spellEnd"/>
+      <w:r>
+        <w:rPr>
+          <w:rFonts w:ascii="Times New Roman" w:hAnsi="Times New Roman" w:cs="Times New Roman"/>
+          <w:sz w:val="24"/>
+          <w:szCs w:val="24"/>
+        </w:rPr>
+        <w:t xml:space="preserve"> </w:t>
+      </w:r>
+      <w:proofErr w:type="spellStart"/>
+      <w:r>
+        <w:rPr>
+          <w:rFonts w:ascii="Times New Roman" w:hAnsi="Times New Roman" w:cs="Times New Roman"/>
+          <w:sz w:val="24"/>
+          <w:szCs w:val="24"/>
+        </w:rPr>
+        <w:t>апостолів</w:t>
+      </w:r>
+      <w:proofErr w:type="spellEnd"/>
+      <w:r>
+        <w:rPr>
+          <w:rFonts w:ascii="Times New Roman" w:hAnsi="Times New Roman" w:cs="Times New Roman"/>
+          <w:sz w:val="24"/>
+          <w:szCs w:val="24"/>
+        </w:rPr>
+        <w:t xml:space="preserve">, і </w:t>
+      </w:r>
+      <w:proofErr w:type="spellStart"/>
+      <w:r>
+        <w:rPr>
+          <w:rFonts w:ascii="Times New Roman" w:hAnsi="Times New Roman" w:cs="Times New Roman"/>
+          <w:sz w:val="24"/>
+          <w:szCs w:val="24"/>
+        </w:rPr>
+        <w:t>святого</w:t>
+      </w:r>
+      <w:proofErr w:type="spellEnd"/>
+      <w:r>
+        <w:rPr>
+          <w:rFonts w:ascii="Times New Roman" w:hAnsi="Times New Roman" w:cs="Times New Roman"/>
+          <w:sz w:val="24"/>
+          <w:szCs w:val="24"/>
+          <w:lang w:val="uk-UA"/>
+        </w:rPr>
+        <w:t xml:space="preserve"> </w:t>
+      </w:r>
+      <w:r>
+        <w:rPr>
+          <w:rFonts w:ascii="Times New Roman" w:hAnsi="Times New Roman" w:cs="Times New Roman"/>
+          <w:i/>
+          <w:color w:val="FF0000"/>
+          <w:sz w:val="24"/>
+          <w:szCs w:val="24"/>
+          <w:lang w:val="uk-UA"/>
+        </w:rPr>
+        <w:t>(ім’я, якого є храм)</w:t>
+      </w:r>
+      <w:r>
+        <w:rPr>
+          <w:rFonts w:ascii="Times New Roman" w:hAnsi="Times New Roman" w:cs="Times New Roman"/>
+          <w:sz w:val="24"/>
+          <w:szCs w:val="24"/>
+          <w:lang w:val="uk-UA"/>
+        </w:rPr>
+        <w:t xml:space="preserve">, і </w:t>
+      </w:r>
+      <w:proofErr w:type="spellStart"/>
+      <w:r>
+        <w:rPr>
+          <w:rFonts w:ascii="Times New Roman" w:hAnsi="Times New Roman" w:cs="Times New Roman"/>
+          <w:sz w:val="24"/>
+          <w:szCs w:val="24"/>
+          <w:lang w:val="uk-UA"/>
+        </w:rPr>
+        <w:t>свято́го</w:t>
+      </w:r>
+      <w:proofErr w:type="spellEnd"/>
+      <w:r>
+        <w:rPr>
+          <w:rFonts w:ascii="Times New Roman" w:hAnsi="Times New Roman" w:cs="Times New Roman"/>
+          <w:sz w:val="24"/>
+          <w:szCs w:val="24"/>
+          <w:lang w:val="uk-UA"/>
+        </w:rPr>
+        <w:t xml:space="preserve"> </w:t>
+      </w:r>
+      <w:r>
+        <w:rPr>
+          <w:rFonts w:ascii="Times New Roman" w:hAnsi="Times New Roman" w:cs="Times New Roman"/>
+          <w:i/>
+          <w:color w:val="FF0000"/>
+          <w:sz w:val="24"/>
+          <w:szCs w:val="24"/>
+          <w:lang w:val="uk-UA"/>
+        </w:rPr>
+        <w:t>(ім’я, якого є день)</w:t>
+      </w:r>
+      <w:r>
+        <w:rPr>
+          <w:rFonts w:ascii="Times New Roman" w:hAnsi="Times New Roman" w:cs="Times New Roman"/>
+          <w:sz w:val="24"/>
+          <w:szCs w:val="24"/>
+          <w:lang w:val="uk-UA"/>
+        </w:rPr>
+        <w:t xml:space="preserve">, </w:t>
+      </w:r>
+      <w:r>
+        <w:rPr>
+          <w:rFonts w:ascii="Times New Roman" w:hAnsi="Times New Roman" w:cs="Times New Roman"/>
+          <w:sz w:val="24"/>
+          <w:szCs w:val="24"/>
+        </w:rPr>
+        <w:t xml:space="preserve">і </w:t>
+      </w:r>
+      <w:proofErr w:type="spellStart"/>
+      <w:r>
+        <w:rPr>
+          <w:rFonts w:ascii="Times New Roman" w:hAnsi="Times New Roman" w:cs="Times New Roman"/>
+          <w:sz w:val="24"/>
+          <w:szCs w:val="24"/>
+        </w:rPr>
+        <w:t>всіх</w:t>
+      </w:r>
+      <w:proofErr w:type="spellEnd"/>
+      <w:r>
+        <w:rPr>
+          <w:rFonts w:ascii="Times New Roman" w:hAnsi="Times New Roman" w:cs="Times New Roman"/>
+          <w:sz w:val="24"/>
+          <w:szCs w:val="24"/>
+        </w:rPr>
+        <w:t xml:space="preserve"> </w:t>
+      </w:r>
+      <w:proofErr w:type="spellStart"/>
+      <w:r>
+        <w:rPr>
+          <w:rFonts w:ascii="Times New Roman" w:hAnsi="Times New Roman" w:cs="Times New Roman"/>
+          <w:sz w:val="24"/>
+          <w:szCs w:val="24"/>
+        </w:rPr>
+        <w:t>святих</w:t>
+      </w:r>
+      <w:proofErr w:type="spellEnd"/>
+      <w:r>
+        <w:rPr>
+          <w:rFonts w:ascii="Times New Roman" w:hAnsi="Times New Roman" w:cs="Times New Roman"/>
+          <w:sz w:val="24"/>
+          <w:szCs w:val="24"/>
+        </w:rPr>
+        <w:t xml:space="preserve"> - </w:t>
+      </w:r>
+      <w:proofErr w:type="spellStart"/>
+      <w:r>
+        <w:rPr>
+          <w:rFonts w:ascii="Times New Roman" w:hAnsi="Times New Roman" w:cs="Times New Roman"/>
+          <w:sz w:val="24"/>
+          <w:szCs w:val="24"/>
+        </w:rPr>
+        <w:t>помилує</w:t>
+      </w:r>
+      <w:proofErr w:type="spellEnd"/>
+      <w:r>
+        <w:rPr>
+          <w:rFonts w:ascii="Times New Roman" w:hAnsi="Times New Roman" w:cs="Times New Roman"/>
+          <w:sz w:val="24"/>
+          <w:szCs w:val="24"/>
+        </w:rPr>
+        <w:t xml:space="preserve"> і </w:t>
+      </w:r>
+      <w:proofErr w:type="spellStart"/>
+      <w:r>
+        <w:rPr>
+          <w:rFonts w:ascii="Times New Roman" w:hAnsi="Times New Roman" w:cs="Times New Roman"/>
+          <w:sz w:val="24"/>
+          <w:szCs w:val="24"/>
+        </w:rPr>
+        <w:t>спасе</w:t>
+      </w:r>
+      <w:proofErr w:type="spellEnd"/>
+      <w:r>
+        <w:rPr>
+          <w:rFonts w:ascii="Times New Roman" w:hAnsi="Times New Roman" w:cs="Times New Roman"/>
+          <w:sz w:val="24"/>
+          <w:szCs w:val="24"/>
+        </w:rPr>
+        <w:t xml:space="preserve"> </w:t>
+      </w:r>
+      <w:proofErr w:type="spellStart"/>
+      <w:r>
+        <w:rPr>
+          <w:rFonts w:ascii="Times New Roman" w:hAnsi="Times New Roman" w:cs="Times New Roman"/>
+          <w:sz w:val="24"/>
+          <w:szCs w:val="24"/>
+        </w:rPr>
+        <w:t>нас</w:t>
+      </w:r>
+      <w:proofErr w:type="spellEnd"/>
+      <w:r>
+        <w:rPr>
+          <w:rFonts w:ascii="Times New Roman" w:hAnsi="Times New Roman" w:cs="Times New Roman"/>
+          <w:sz w:val="24"/>
+          <w:szCs w:val="24"/>
+        </w:rPr>
+        <w:t xml:space="preserve"> </w:t>
+      </w:r>
+      <w:proofErr w:type="spellStart"/>
+      <w:r>
+        <w:rPr>
+          <w:rFonts w:ascii="Times New Roman" w:hAnsi="Times New Roman" w:cs="Times New Roman"/>
+          <w:sz w:val="24"/>
+          <w:szCs w:val="24"/>
+        </w:rPr>
+        <w:t>як</w:t>
+      </w:r>
+      <w:proofErr w:type="spellEnd"/>
+      <w:r>
+        <w:rPr>
+          <w:rFonts w:ascii="Times New Roman" w:hAnsi="Times New Roman" w:cs="Times New Roman"/>
+          <w:sz w:val="24"/>
+          <w:szCs w:val="24"/>
+        </w:rPr>
+        <w:t xml:space="preserve"> </w:t>
+      </w:r>
+      <w:proofErr w:type="spellStart"/>
+      <w:r>
+        <w:rPr>
+          <w:rFonts w:ascii="Times New Roman" w:hAnsi="Times New Roman" w:cs="Times New Roman"/>
+          <w:sz w:val="24"/>
+          <w:szCs w:val="24"/>
+        </w:rPr>
+        <w:t>благий</w:t>
+      </w:r>
+      <w:proofErr w:type="spellEnd"/>
+      <w:r>
+        <w:rPr>
+          <w:rFonts w:ascii="Times New Roman" w:hAnsi="Times New Roman" w:cs="Times New Roman"/>
+          <w:sz w:val="24"/>
+          <w:szCs w:val="24"/>
+        </w:rPr>
+        <w:t xml:space="preserve"> і </w:t>
+      </w:r>
+      <w:proofErr w:type="spellStart"/>
+      <w:r>
+        <w:rPr>
+          <w:rFonts w:ascii="Times New Roman" w:hAnsi="Times New Roman" w:cs="Times New Roman"/>
+          <w:sz w:val="24"/>
+          <w:szCs w:val="24"/>
+        </w:rPr>
+        <w:t>людинолюбний</w:t>
+      </w:r>
+      <w:proofErr w:type="spellEnd"/>
+      <w:r>
+        <w:rPr>
+          <w:rFonts w:ascii="Times New Roman" w:hAnsi="Times New Roman" w:cs="Times New Roman"/>
+          <w:sz w:val="24"/>
+          <w:szCs w:val="24"/>
+        </w:rPr>
+        <w:t>.</w:t>
       </w:r>
     </w:p>
     <w:p>
@@ -1021,11 +1990,621 @@
           <w:lang w:val="ru-MD"/>
         </w:rPr>
       </w:pPr>
-      <w:r>
-        <w:rPr>
-          <w:lang w:val="ru-MD"/>
-        </w:rPr>
-        <w:t>Середа</w:t>
+      <w:proofErr w:type="spellStart"/>
+      <w:r>
+        <w:rPr>
+          <w:lang w:val="ru-MD"/>
+        </w:rPr>
+        <w:t>Вівторок</w:t>
+      </w:r>
+      <w:proofErr w:type="spellEnd"/>
+    </w:p>
+    <w:p>
+      <w:pPr>
+        <w:spacing w:after="120"/>
+        <w:jc w:val="both"/>
+      </w:pPr>
+      <w:proofErr w:type="spellStart"/>
+      <w:r>
+        <w:rPr>
+          <w:rFonts w:ascii="Times New Roman" w:hAnsi="Times New Roman" w:cs="Times New Roman"/>
+          <w:i/>
+          <w:color w:val="FF0000"/>
+          <w:sz w:val="24"/>
+          <w:szCs w:val="24"/>
+        </w:rPr>
+        <w:t>Священник</w:t>
+      </w:r>
+      <w:proofErr w:type="spellEnd"/>
+      <w:r>
+        <w:rPr>
+          <w:rFonts w:ascii="Times New Roman" w:hAnsi="Times New Roman" w:cs="Times New Roman"/>
+          <w:i/>
+          <w:color w:val="FF0000"/>
+          <w:sz w:val="24"/>
+          <w:szCs w:val="24"/>
+        </w:rPr>
+        <w:t>:</w:t>
+      </w:r>
+      <w:r>
+        <w:rPr>
+          <w:rFonts w:ascii="Times New Roman" w:hAnsi="Times New Roman" w:cs="Times New Roman"/>
+          <w:sz w:val="24"/>
+          <w:szCs w:val="24"/>
+        </w:rPr>
+        <w:t xml:space="preserve"> </w:t>
+      </w:r>
+      <w:proofErr w:type="spellStart"/>
+      <w:r>
+        <w:rPr>
+          <w:rFonts w:ascii="Times New Roman" w:hAnsi="Times New Roman" w:cs="Times New Roman"/>
+          <w:sz w:val="24"/>
+          <w:szCs w:val="24"/>
+        </w:rPr>
+        <w:t>Христос</w:t>
+      </w:r>
+      <w:proofErr w:type="spellEnd"/>
+      <w:r>
+        <w:rPr>
+          <w:rFonts w:ascii="Times New Roman" w:hAnsi="Times New Roman" w:cs="Times New Roman"/>
+          <w:sz w:val="24"/>
+          <w:szCs w:val="24"/>
+        </w:rPr>
+        <w:t xml:space="preserve">, </w:t>
+      </w:r>
+      <w:proofErr w:type="spellStart"/>
+      <w:r>
+        <w:rPr>
+          <w:rFonts w:ascii="Times New Roman" w:hAnsi="Times New Roman" w:cs="Times New Roman"/>
+          <w:sz w:val="24"/>
+          <w:szCs w:val="24"/>
+        </w:rPr>
+        <w:t>істинний</w:t>
+      </w:r>
+      <w:proofErr w:type="spellEnd"/>
+      <w:r>
+        <w:rPr>
+          <w:rFonts w:ascii="Times New Roman" w:hAnsi="Times New Roman" w:cs="Times New Roman"/>
+          <w:sz w:val="24"/>
+          <w:szCs w:val="24"/>
+        </w:rPr>
+        <w:t xml:space="preserve"> </w:t>
+      </w:r>
+      <w:proofErr w:type="spellStart"/>
+      <w:r>
+        <w:rPr>
+          <w:rFonts w:ascii="Times New Roman" w:hAnsi="Times New Roman" w:cs="Times New Roman"/>
+          <w:sz w:val="24"/>
+          <w:szCs w:val="24"/>
+        </w:rPr>
+        <w:t>Бог</w:t>
+      </w:r>
+      <w:proofErr w:type="spellEnd"/>
+      <w:r>
+        <w:rPr>
+          <w:rFonts w:ascii="Times New Roman" w:hAnsi="Times New Roman" w:cs="Times New Roman"/>
+          <w:sz w:val="24"/>
+          <w:szCs w:val="24"/>
+        </w:rPr>
+        <w:t xml:space="preserve"> </w:t>
+      </w:r>
+      <w:proofErr w:type="spellStart"/>
+      <w:r>
+        <w:rPr>
+          <w:rFonts w:ascii="Times New Roman" w:hAnsi="Times New Roman" w:cs="Times New Roman"/>
+          <w:sz w:val="24"/>
+          <w:szCs w:val="24"/>
+        </w:rPr>
+        <w:t>наш</w:t>
+      </w:r>
+      <w:proofErr w:type="spellEnd"/>
+      <w:r>
+        <w:rPr>
+          <w:rFonts w:ascii="Times New Roman" w:hAnsi="Times New Roman" w:cs="Times New Roman"/>
+          <w:sz w:val="24"/>
+          <w:szCs w:val="24"/>
+        </w:rPr>
+        <w:t xml:space="preserve"> - </w:t>
+      </w:r>
+      <w:proofErr w:type="spellStart"/>
+      <w:r>
+        <w:rPr>
+          <w:rFonts w:ascii="Times New Roman" w:hAnsi="Times New Roman" w:cs="Times New Roman"/>
+          <w:sz w:val="24"/>
+          <w:szCs w:val="24"/>
+        </w:rPr>
+        <w:t>молитвами</w:t>
+      </w:r>
+      <w:proofErr w:type="spellEnd"/>
+      <w:r>
+        <w:rPr>
+          <w:rFonts w:ascii="Times New Roman" w:hAnsi="Times New Roman" w:cs="Times New Roman"/>
+          <w:sz w:val="24"/>
+          <w:szCs w:val="24"/>
+        </w:rPr>
+        <w:t xml:space="preserve"> </w:t>
+      </w:r>
+      <w:proofErr w:type="spellStart"/>
+      <w:r>
+        <w:rPr>
+          <w:rFonts w:ascii="Times New Roman" w:hAnsi="Times New Roman" w:cs="Times New Roman"/>
+          <w:sz w:val="24"/>
+          <w:szCs w:val="24"/>
+        </w:rPr>
+        <w:t>пречистої</w:t>
+      </w:r>
+      <w:proofErr w:type="spellEnd"/>
+      <w:r>
+        <w:rPr>
+          <w:rFonts w:ascii="Times New Roman" w:hAnsi="Times New Roman" w:cs="Times New Roman"/>
+          <w:sz w:val="24"/>
+          <w:szCs w:val="24"/>
+        </w:rPr>
+        <w:t xml:space="preserve"> </w:t>
+      </w:r>
+      <w:proofErr w:type="spellStart"/>
+      <w:r>
+        <w:rPr>
+          <w:rFonts w:ascii="Times New Roman" w:hAnsi="Times New Roman" w:cs="Times New Roman"/>
+          <w:sz w:val="24"/>
+          <w:szCs w:val="24"/>
+        </w:rPr>
+        <w:t>Своєї</w:t>
+      </w:r>
+      <w:proofErr w:type="spellEnd"/>
+      <w:r>
+        <w:rPr>
+          <w:rFonts w:ascii="Times New Roman" w:hAnsi="Times New Roman" w:cs="Times New Roman"/>
+          <w:sz w:val="24"/>
+          <w:szCs w:val="24"/>
+        </w:rPr>
+        <w:t xml:space="preserve"> </w:t>
+      </w:r>
+      <w:proofErr w:type="spellStart"/>
+      <w:r>
+        <w:rPr>
+          <w:rFonts w:ascii="Times New Roman" w:hAnsi="Times New Roman" w:cs="Times New Roman"/>
+          <w:sz w:val="24"/>
+          <w:szCs w:val="24"/>
+        </w:rPr>
+        <w:t>Матері</w:t>
+      </w:r>
+      <w:proofErr w:type="spellEnd"/>
+      <w:r>
+        <w:rPr>
+          <w:rFonts w:ascii="Times New Roman" w:hAnsi="Times New Roman" w:cs="Times New Roman"/>
+          <w:sz w:val="24"/>
+          <w:szCs w:val="24"/>
+        </w:rPr>
+        <w:t xml:space="preserve">, </w:t>
+      </w:r>
+      <w:proofErr w:type="spellStart"/>
+      <w:r>
+        <w:rPr>
+          <w:rFonts w:ascii="Times New Roman" w:hAnsi="Times New Roman" w:cs="Times New Roman"/>
+          <w:sz w:val="24"/>
+          <w:szCs w:val="24"/>
+        </w:rPr>
+        <w:t>чесного</w:t>
+      </w:r>
+      <w:proofErr w:type="spellEnd"/>
+      <w:r>
+        <w:rPr>
+          <w:rFonts w:ascii="Times New Roman" w:hAnsi="Times New Roman" w:cs="Times New Roman"/>
+          <w:sz w:val="24"/>
+          <w:szCs w:val="24"/>
+        </w:rPr>
+        <w:t xml:space="preserve"> і </w:t>
+      </w:r>
+      <w:proofErr w:type="spellStart"/>
+      <w:r>
+        <w:rPr>
+          <w:rFonts w:ascii="Times New Roman" w:hAnsi="Times New Roman" w:cs="Times New Roman"/>
+          <w:sz w:val="24"/>
+          <w:szCs w:val="24"/>
+        </w:rPr>
+        <w:t>славного</w:t>
+      </w:r>
+      <w:proofErr w:type="spellEnd"/>
+      <w:r>
+        <w:rPr>
+          <w:rFonts w:ascii="Times New Roman" w:hAnsi="Times New Roman" w:cs="Times New Roman"/>
+          <w:sz w:val="24"/>
+          <w:szCs w:val="24"/>
+        </w:rPr>
+        <w:t xml:space="preserve"> </w:t>
+      </w:r>
+      <w:proofErr w:type="spellStart"/>
+      <w:r>
+        <w:rPr>
+          <w:rFonts w:ascii="Times New Roman" w:hAnsi="Times New Roman" w:cs="Times New Roman"/>
+          <w:sz w:val="24"/>
+          <w:szCs w:val="24"/>
+        </w:rPr>
+        <w:t>пророка</w:t>
+      </w:r>
+      <w:proofErr w:type="spellEnd"/>
+      <w:r>
+        <w:rPr>
+          <w:rFonts w:ascii="Times New Roman" w:hAnsi="Times New Roman" w:cs="Times New Roman"/>
+          <w:sz w:val="24"/>
+          <w:szCs w:val="24"/>
+        </w:rPr>
+        <w:t xml:space="preserve">, </w:t>
+      </w:r>
+      <w:proofErr w:type="spellStart"/>
+      <w:r>
+        <w:rPr>
+          <w:rFonts w:ascii="Times New Roman" w:hAnsi="Times New Roman" w:cs="Times New Roman"/>
+          <w:sz w:val="24"/>
+          <w:szCs w:val="24"/>
+        </w:rPr>
+        <w:t>предтечі</w:t>
+      </w:r>
+      <w:proofErr w:type="spellEnd"/>
+      <w:r>
+        <w:rPr>
+          <w:rFonts w:ascii="Times New Roman" w:hAnsi="Times New Roman" w:cs="Times New Roman"/>
+          <w:sz w:val="24"/>
+          <w:szCs w:val="24"/>
+        </w:rPr>
+        <w:t xml:space="preserve"> і </w:t>
+      </w:r>
+      <w:proofErr w:type="spellStart"/>
+      <w:r>
+        <w:rPr>
+          <w:rFonts w:ascii="Times New Roman" w:hAnsi="Times New Roman" w:cs="Times New Roman"/>
+          <w:sz w:val="24"/>
+          <w:szCs w:val="24"/>
+        </w:rPr>
+        <w:t>хрестителя</w:t>
+      </w:r>
+      <w:proofErr w:type="spellEnd"/>
+      <w:r>
+        <w:rPr>
+          <w:rFonts w:ascii="Times New Roman" w:hAnsi="Times New Roman" w:cs="Times New Roman"/>
+          <w:sz w:val="24"/>
+          <w:szCs w:val="24"/>
+        </w:rPr>
+        <w:t xml:space="preserve"> </w:t>
+      </w:r>
+      <w:proofErr w:type="spellStart"/>
+      <w:r>
+        <w:rPr>
+          <w:rFonts w:ascii="Times New Roman" w:hAnsi="Times New Roman" w:cs="Times New Roman"/>
+          <w:sz w:val="24"/>
+          <w:szCs w:val="24"/>
+        </w:rPr>
+        <w:t>Івана</w:t>
+      </w:r>
+      <w:proofErr w:type="spellEnd"/>
+      <w:r>
+        <w:rPr>
+          <w:rFonts w:ascii="Times New Roman" w:hAnsi="Times New Roman" w:cs="Times New Roman"/>
+          <w:sz w:val="24"/>
+          <w:szCs w:val="24"/>
+        </w:rPr>
+        <w:t xml:space="preserve">, </w:t>
+      </w:r>
+      <w:proofErr w:type="spellStart"/>
+      <w:r>
+        <w:rPr>
+          <w:rFonts w:ascii="Times New Roman" w:hAnsi="Times New Roman" w:cs="Times New Roman"/>
+          <w:sz w:val="24"/>
+          <w:szCs w:val="24"/>
+        </w:rPr>
+        <w:t>святих</w:t>
+      </w:r>
+      <w:proofErr w:type="spellEnd"/>
+      <w:r>
+        <w:rPr>
+          <w:rFonts w:ascii="Times New Roman" w:hAnsi="Times New Roman" w:cs="Times New Roman"/>
+          <w:sz w:val="24"/>
+          <w:szCs w:val="24"/>
+        </w:rPr>
+        <w:t xml:space="preserve"> </w:t>
+      </w:r>
+      <w:proofErr w:type="spellStart"/>
+      <w:r>
+        <w:rPr>
+          <w:rFonts w:ascii="Times New Roman" w:hAnsi="Times New Roman" w:cs="Times New Roman"/>
+          <w:sz w:val="24"/>
+          <w:szCs w:val="24"/>
+        </w:rPr>
+        <w:t>славних</w:t>
+      </w:r>
+      <w:proofErr w:type="spellEnd"/>
+      <w:r>
+        <w:rPr>
+          <w:rFonts w:ascii="Times New Roman" w:hAnsi="Times New Roman" w:cs="Times New Roman"/>
+          <w:sz w:val="24"/>
+          <w:szCs w:val="24"/>
+        </w:rPr>
+        <w:t xml:space="preserve"> і </w:t>
+      </w:r>
+      <w:proofErr w:type="spellStart"/>
+      <w:r>
+        <w:rPr>
+          <w:rFonts w:ascii="Times New Roman" w:hAnsi="Times New Roman" w:cs="Times New Roman"/>
+          <w:sz w:val="24"/>
+          <w:szCs w:val="24"/>
+        </w:rPr>
+        <w:t>всехвальних</w:t>
+      </w:r>
+      <w:proofErr w:type="spellEnd"/>
+      <w:r>
+        <w:rPr>
+          <w:rFonts w:ascii="Times New Roman" w:hAnsi="Times New Roman" w:cs="Times New Roman"/>
+          <w:sz w:val="24"/>
+          <w:szCs w:val="24"/>
+        </w:rPr>
+        <w:t xml:space="preserve"> </w:t>
+      </w:r>
+      <w:proofErr w:type="spellStart"/>
+      <w:r>
+        <w:rPr>
+          <w:rFonts w:ascii="Times New Roman" w:hAnsi="Times New Roman" w:cs="Times New Roman"/>
+          <w:sz w:val="24"/>
+          <w:szCs w:val="24"/>
+        </w:rPr>
+        <w:t>апостолів</w:t>
+      </w:r>
+      <w:proofErr w:type="spellEnd"/>
+      <w:r>
+        <w:rPr>
+          <w:rFonts w:ascii="Times New Roman" w:hAnsi="Times New Roman" w:cs="Times New Roman"/>
+          <w:sz w:val="24"/>
+          <w:szCs w:val="24"/>
+        </w:rPr>
+        <w:t xml:space="preserve">, і </w:t>
+      </w:r>
+      <w:proofErr w:type="spellStart"/>
+      <w:r>
+        <w:rPr>
+          <w:rFonts w:ascii="Times New Roman" w:hAnsi="Times New Roman" w:cs="Times New Roman"/>
+          <w:sz w:val="24"/>
+          <w:szCs w:val="24"/>
+        </w:rPr>
+        <w:t>святого</w:t>
+      </w:r>
+      <w:proofErr w:type="spellEnd"/>
+      <w:r>
+        <w:rPr>
+          <w:rFonts w:ascii="Times New Roman" w:hAnsi="Times New Roman" w:cs="Times New Roman"/>
+          <w:sz w:val="24"/>
+          <w:szCs w:val="24"/>
+          <w:lang w:val="uk-UA"/>
+        </w:rPr>
+        <w:t xml:space="preserve"> </w:t>
+      </w:r>
+      <w:r>
+        <w:rPr>
+          <w:rFonts w:ascii="Times New Roman" w:hAnsi="Times New Roman" w:cs="Times New Roman"/>
+          <w:i/>
+          <w:color w:val="FF0000"/>
+          <w:sz w:val="24"/>
+          <w:szCs w:val="24"/>
+          <w:lang w:val="uk-UA"/>
+        </w:rPr>
+        <w:t>(ім’я, якого є храм)</w:t>
+      </w:r>
+      <w:r>
+        <w:rPr>
+          <w:rFonts w:ascii="Times New Roman" w:hAnsi="Times New Roman" w:cs="Times New Roman"/>
+          <w:sz w:val="24"/>
+          <w:szCs w:val="24"/>
+          <w:lang w:val="uk-UA"/>
+        </w:rPr>
+        <w:t>,</w:t>
+      </w:r>
+      <w:r>
+        <w:rPr>
+          <w:rFonts w:ascii="Times New Roman" w:hAnsi="Times New Roman" w:cs="Times New Roman"/>
+          <w:sz w:val="24"/>
+          <w:szCs w:val="24"/>
+        </w:rPr>
+        <w:t xml:space="preserve"> </w:t>
+      </w:r>
+      <w:r>
+        <w:rPr>
+          <w:rFonts w:ascii="Times New Roman" w:hAnsi="Times New Roman" w:cs="Times New Roman"/>
+          <w:sz w:val="24"/>
+          <w:szCs w:val="24"/>
+          <w:lang w:val="uk-UA"/>
+        </w:rPr>
+        <w:t xml:space="preserve">і </w:t>
+      </w:r>
+      <w:proofErr w:type="spellStart"/>
+      <w:r>
+        <w:rPr>
+          <w:rFonts w:ascii="Times New Roman" w:hAnsi="Times New Roman" w:cs="Times New Roman"/>
+          <w:sz w:val="24"/>
+          <w:szCs w:val="24"/>
+          <w:lang w:val="uk-UA"/>
+        </w:rPr>
+        <w:t>свято́го</w:t>
+      </w:r>
+      <w:proofErr w:type="spellEnd"/>
+      <w:r>
+        <w:rPr>
+          <w:rFonts w:ascii="Times New Roman" w:hAnsi="Times New Roman" w:cs="Times New Roman"/>
+          <w:sz w:val="24"/>
+          <w:szCs w:val="24"/>
+          <w:lang w:val="uk-UA"/>
+        </w:rPr>
+        <w:t xml:space="preserve"> </w:t>
+      </w:r>
+      <w:r>
+        <w:rPr>
+          <w:rFonts w:ascii="Times New Roman" w:hAnsi="Times New Roman" w:cs="Times New Roman"/>
+          <w:i/>
+          <w:color w:val="FF0000"/>
+          <w:sz w:val="24"/>
+          <w:szCs w:val="24"/>
+          <w:lang w:val="uk-UA"/>
+        </w:rPr>
+        <w:t>(ім’я, якого є день)</w:t>
+      </w:r>
+      <w:r>
+        <w:rPr>
+          <w:rFonts w:ascii="Times New Roman" w:hAnsi="Times New Roman" w:cs="Times New Roman"/>
+          <w:sz w:val="24"/>
+          <w:szCs w:val="24"/>
+          <w:lang w:val="uk-UA"/>
+        </w:rPr>
+        <w:t>,</w:t>
+      </w:r>
+      <w:r>
+        <w:rPr>
+          <w:rFonts w:ascii="Times New Roman" w:hAnsi="Times New Roman" w:cs="Times New Roman"/>
+          <w:sz w:val="24"/>
+          <w:szCs w:val="24"/>
+        </w:rPr>
+        <w:t xml:space="preserve"> і </w:t>
+      </w:r>
+      <w:proofErr w:type="spellStart"/>
+      <w:r>
+        <w:rPr>
+          <w:rFonts w:ascii="Times New Roman" w:hAnsi="Times New Roman" w:cs="Times New Roman"/>
+          <w:sz w:val="24"/>
+          <w:szCs w:val="24"/>
+        </w:rPr>
+        <w:t>всіх</w:t>
+      </w:r>
+      <w:proofErr w:type="spellEnd"/>
+      <w:r>
+        <w:rPr>
+          <w:rFonts w:ascii="Times New Roman" w:hAnsi="Times New Roman" w:cs="Times New Roman"/>
+          <w:sz w:val="24"/>
+          <w:szCs w:val="24"/>
+        </w:rPr>
+        <w:t xml:space="preserve"> </w:t>
+      </w:r>
+      <w:proofErr w:type="spellStart"/>
+      <w:r>
+        <w:rPr>
+          <w:rFonts w:ascii="Times New Roman" w:hAnsi="Times New Roman" w:cs="Times New Roman"/>
+          <w:sz w:val="24"/>
+          <w:szCs w:val="24"/>
+        </w:rPr>
+        <w:t>святих</w:t>
+      </w:r>
+      <w:proofErr w:type="spellEnd"/>
+      <w:r>
+        <w:rPr>
+          <w:rFonts w:ascii="Times New Roman" w:hAnsi="Times New Roman" w:cs="Times New Roman"/>
+          <w:sz w:val="24"/>
+          <w:szCs w:val="24"/>
+        </w:rPr>
+        <w:t xml:space="preserve"> - </w:t>
+      </w:r>
+      <w:proofErr w:type="spellStart"/>
+      <w:r>
+        <w:rPr>
+          <w:rFonts w:ascii="Times New Roman" w:hAnsi="Times New Roman" w:cs="Times New Roman"/>
+          <w:sz w:val="24"/>
+          <w:szCs w:val="24"/>
+        </w:rPr>
+        <w:t>помилує</w:t>
+      </w:r>
+      <w:proofErr w:type="spellEnd"/>
+      <w:r>
+        <w:rPr>
+          <w:rFonts w:ascii="Times New Roman" w:hAnsi="Times New Roman" w:cs="Times New Roman"/>
+          <w:sz w:val="24"/>
+          <w:szCs w:val="24"/>
+        </w:rPr>
+        <w:t xml:space="preserve"> і </w:t>
+      </w:r>
+      <w:proofErr w:type="spellStart"/>
+      <w:r>
+        <w:rPr>
+          <w:rFonts w:ascii="Times New Roman" w:hAnsi="Times New Roman" w:cs="Times New Roman"/>
+          <w:sz w:val="24"/>
+          <w:szCs w:val="24"/>
+        </w:rPr>
+        <w:t>спасе</w:t>
+      </w:r>
+      <w:proofErr w:type="spellEnd"/>
+      <w:r>
+        <w:rPr>
+          <w:rFonts w:ascii="Times New Roman" w:hAnsi="Times New Roman" w:cs="Times New Roman"/>
+          <w:sz w:val="24"/>
+          <w:szCs w:val="24"/>
+        </w:rPr>
+        <w:t xml:space="preserve"> </w:t>
+      </w:r>
+      <w:proofErr w:type="spellStart"/>
+      <w:r>
+        <w:rPr>
+          <w:rFonts w:ascii="Times New Roman" w:hAnsi="Times New Roman" w:cs="Times New Roman"/>
+          <w:sz w:val="24"/>
+          <w:szCs w:val="24"/>
+        </w:rPr>
+        <w:t>нас</w:t>
+      </w:r>
+      <w:proofErr w:type="spellEnd"/>
+      <w:r>
+        <w:rPr>
+          <w:rFonts w:ascii="Times New Roman" w:hAnsi="Times New Roman" w:cs="Times New Roman"/>
+          <w:sz w:val="24"/>
+          <w:szCs w:val="24"/>
+        </w:rPr>
+        <w:t xml:space="preserve"> </w:t>
+      </w:r>
+      <w:proofErr w:type="spellStart"/>
+      <w:r>
+        <w:rPr>
+          <w:rFonts w:ascii="Times New Roman" w:hAnsi="Times New Roman" w:cs="Times New Roman"/>
+          <w:sz w:val="24"/>
+          <w:szCs w:val="24"/>
+        </w:rPr>
+        <w:t>як</w:t>
+      </w:r>
+      <w:proofErr w:type="spellEnd"/>
+      <w:r>
+        <w:rPr>
+          <w:rFonts w:ascii="Times New Roman" w:hAnsi="Times New Roman" w:cs="Times New Roman"/>
+          <w:sz w:val="24"/>
+          <w:szCs w:val="24"/>
+        </w:rPr>
+        <w:t xml:space="preserve"> </w:t>
+      </w:r>
+      <w:proofErr w:type="spellStart"/>
+      <w:r>
+        <w:rPr>
+          <w:rFonts w:ascii="Times New Roman" w:hAnsi="Times New Roman" w:cs="Times New Roman"/>
+          <w:sz w:val="24"/>
+          <w:szCs w:val="24"/>
+        </w:rPr>
+        <w:t>благий</w:t>
+      </w:r>
+      <w:proofErr w:type="spellEnd"/>
+      <w:r>
+        <w:rPr>
+          <w:rFonts w:ascii="Times New Roman" w:hAnsi="Times New Roman" w:cs="Times New Roman"/>
+          <w:sz w:val="24"/>
+          <w:szCs w:val="24"/>
+        </w:rPr>
+        <w:t xml:space="preserve"> і </w:t>
+      </w:r>
+      <w:proofErr w:type="spellStart"/>
+      <w:r>
+        <w:rPr>
+          <w:rFonts w:ascii="Times New Roman" w:hAnsi="Times New Roman" w:cs="Times New Roman"/>
+          <w:sz w:val="24"/>
+          <w:szCs w:val="24"/>
+        </w:rPr>
+        <w:t>людинолюбний</w:t>
+      </w:r>
+      <w:proofErr w:type="spellEnd"/>
+      <w:r>
+        <w:rPr>
+          <w:rFonts w:ascii="Times New Roman" w:hAnsi="Times New Roman" w:cs="Times New Roman"/>
+          <w:sz w:val="24"/>
+          <w:szCs w:val="24"/>
+        </w:rPr>
+        <w:t>.</w:t>
       </w:r>
     </w:p>
     <w:p>
@@ -1039,7 +2618,596 @@
         <w:rPr>
           <w:lang w:val="ru-MD"/>
         </w:rPr>
-        <w:t>Четвер</w:t>
+        <w:t>Середа</w:t>
+      </w:r>
+    </w:p>
+    <w:p>
+      <w:pPr>
+        <w:spacing w:after="120"/>
+      </w:pPr>
+      <w:proofErr w:type="spellStart"/>
+      <w:r>
+        <w:rPr>
+          <w:rFonts w:ascii="Times New Roman" w:hAnsi="Times New Roman" w:cs="Times New Roman"/>
+          <w:i/>
+          <w:color w:val="FF0000"/>
+          <w:sz w:val="24"/>
+          <w:szCs w:val="24"/>
+        </w:rPr>
+        <w:t>Священник</w:t>
+      </w:r>
+      <w:proofErr w:type="spellEnd"/>
+      <w:r>
+        <w:rPr>
+          <w:rFonts w:ascii="Times New Roman" w:hAnsi="Times New Roman" w:cs="Times New Roman"/>
+          <w:i/>
+          <w:color w:val="FF0000"/>
+          <w:sz w:val="24"/>
+          <w:szCs w:val="24"/>
+        </w:rPr>
+        <w:t>:</w:t>
+      </w:r>
+      <w:r>
+        <w:rPr>
+          <w:rFonts w:ascii="Times New Roman" w:hAnsi="Times New Roman" w:cs="Times New Roman"/>
+          <w:sz w:val="24"/>
+          <w:szCs w:val="24"/>
+        </w:rPr>
+        <w:t xml:space="preserve"> </w:t>
+      </w:r>
+      <w:proofErr w:type="spellStart"/>
+      <w:r>
+        <w:rPr>
+          <w:rFonts w:ascii="Times New Roman" w:hAnsi="Times New Roman" w:cs="Times New Roman"/>
+          <w:sz w:val="24"/>
+          <w:szCs w:val="24"/>
+        </w:rPr>
+        <w:t>Христос</w:t>
+      </w:r>
+      <w:proofErr w:type="spellEnd"/>
+      <w:r>
+        <w:rPr>
+          <w:rFonts w:ascii="Times New Roman" w:hAnsi="Times New Roman" w:cs="Times New Roman"/>
+          <w:sz w:val="24"/>
+          <w:szCs w:val="24"/>
+        </w:rPr>
+        <w:t xml:space="preserve">, </w:t>
+      </w:r>
+      <w:proofErr w:type="spellStart"/>
+      <w:r>
+        <w:rPr>
+          <w:rFonts w:ascii="Times New Roman" w:hAnsi="Times New Roman" w:cs="Times New Roman"/>
+          <w:sz w:val="24"/>
+          <w:szCs w:val="24"/>
+        </w:rPr>
+        <w:t>істинний</w:t>
+      </w:r>
+      <w:proofErr w:type="spellEnd"/>
+      <w:r>
+        <w:rPr>
+          <w:rFonts w:ascii="Times New Roman" w:hAnsi="Times New Roman" w:cs="Times New Roman"/>
+          <w:sz w:val="24"/>
+          <w:szCs w:val="24"/>
+        </w:rPr>
+        <w:t xml:space="preserve"> </w:t>
+      </w:r>
+      <w:proofErr w:type="spellStart"/>
+      <w:r>
+        <w:rPr>
+          <w:rFonts w:ascii="Times New Roman" w:hAnsi="Times New Roman" w:cs="Times New Roman"/>
+          <w:sz w:val="24"/>
+          <w:szCs w:val="24"/>
+        </w:rPr>
+        <w:t>Бог</w:t>
+      </w:r>
+      <w:proofErr w:type="spellEnd"/>
+      <w:r>
+        <w:rPr>
+          <w:rFonts w:ascii="Times New Roman" w:hAnsi="Times New Roman" w:cs="Times New Roman"/>
+          <w:sz w:val="24"/>
+          <w:szCs w:val="24"/>
+        </w:rPr>
+        <w:t xml:space="preserve"> </w:t>
+      </w:r>
+      <w:proofErr w:type="spellStart"/>
+      <w:r>
+        <w:rPr>
+          <w:rFonts w:ascii="Times New Roman" w:hAnsi="Times New Roman" w:cs="Times New Roman"/>
+          <w:sz w:val="24"/>
+          <w:szCs w:val="24"/>
+        </w:rPr>
+        <w:t>наш</w:t>
+      </w:r>
+      <w:proofErr w:type="spellEnd"/>
+      <w:r>
+        <w:rPr>
+          <w:rFonts w:ascii="Times New Roman" w:hAnsi="Times New Roman" w:cs="Times New Roman"/>
+          <w:sz w:val="24"/>
+          <w:szCs w:val="24"/>
+        </w:rPr>
+        <w:t xml:space="preserve"> - </w:t>
+      </w:r>
+      <w:proofErr w:type="spellStart"/>
+      <w:r>
+        <w:rPr>
+          <w:rFonts w:ascii="Times New Roman" w:hAnsi="Times New Roman" w:cs="Times New Roman"/>
+          <w:sz w:val="24"/>
+          <w:szCs w:val="24"/>
+        </w:rPr>
+        <w:t>молитвами</w:t>
+      </w:r>
+      <w:proofErr w:type="spellEnd"/>
+      <w:r>
+        <w:rPr>
+          <w:rFonts w:ascii="Times New Roman" w:hAnsi="Times New Roman" w:cs="Times New Roman"/>
+          <w:sz w:val="24"/>
+          <w:szCs w:val="24"/>
+        </w:rPr>
+        <w:t xml:space="preserve"> </w:t>
+      </w:r>
+      <w:proofErr w:type="spellStart"/>
+      <w:r>
+        <w:rPr>
+          <w:rFonts w:ascii="Times New Roman" w:hAnsi="Times New Roman" w:cs="Times New Roman"/>
+          <w:sz w:val="24"/>
+          <w:szCs w:val="24"/>
+        </w:rPr>
+        <w:t>пречистої</w:t>
+      </w:r>
+      <w:proofErr w:type="spellEnd"/>
+      <w:r>
+        <w:rPr>
+          <w:rFonts w:ascii="Times New Roman" w:hAnsi="Times New Roman" w:cs="Times New Roman"/>
+          <w:sz w:val="24"/>
+          <w:szCs w:val="24"/>
+        </w:rPr>
+        <w:t xml:space="preserve"> </w:t>
+      </w:r>
+      <w:proofErr w:type="spellStart"/>
+      <w:r>
+        <w:rPr>
+          <w:rFonts w:ascii="Times New Roman" w:hAnsi="Times New Roman" w:cs="Times New Roman"/>
+          <w:sz w:val="24"/>
+          <w:szCs w:val="24"/>
+        </w:rPr>
+        <w:t>Своєї</w:t>
+      </w:r>
+      <w:proofErr w:type="spellEnd"/>
+      <w:r>
+        <w:rPr>
+          <w:rFonts w:ascii="Times New Roman" w:hAnsi="Times New Roman" w:cs="Times New Roman"/>
+          <w:sz w:val="24"/>
+          <w:szCs w:val="24"/>
+        </w:rPr>
+        <w:t xml:space="preserve"> </w:t>
+      </w:r>
+      <w:proofErr w:type="spellStart"/>
+      <w:r>
+        <w:rPr>
+          <w:rFonts w:ascii="Times New Roman" w:hAnsi="Times New Roman" w:cs="Times New Roman"/>
+          <w:sz w:val="24"/>
+          <w:szCs w:val="24"/>
+        </w:rPr>
+        <w:t>Матері</w:t>
+      </w:r>
+      <w:proofErr w:type="spellEnd"/>
+      <w:r>
+        <w:rPr>
+          <w:rFonts w:ascii="Times New Roman" w:hAnsi="Times New Roman" w:cs="Times New Roman"/>
+          <w:sz w:val="24"/>
+          <w:szCs w:val="24"/>
+        </w:rPr>
+        <w:t xml:space="preserve">, </w:t>
+      </w:r>
+      <w:proofErr w:type="spellStart"/>
+      <w:r>
+        <w:rPr>
+          <w:rFonts w:ascii="Times New Roman" w:hAnsi="Times New Roman" w:cs="Times New Roman"/>
+          <w:sz w:val="24"/>
+          <w:szCs w:val="24"/>
+        </w:rPr>
+        <w:t>силою</w:t>
+      </w:r>
+      <w:proofErr w:type="spellEnd"/>
+      <w:r>
+        <w:rPr>
+          <w:rFonts w:ascii="Times New Roman" w:hAnsi="Times New Roman" w:cs="Times New Roman"/>
+          <w:sz w:val="24"/>
+          <w:szCs w:val="24"/>
+        </w:rPr>
+        <w:t xml:space="preserve"> </w:t>
+      </w:r>
+      <w:proofErr w:type="spellStart"/>
+      <w:r>
+        <w:rPr>
+          <w:rFonts w:ascii="Times New Roman" w:hAnsi="Times New Roman" w:cs="Times New Roman"/>
+          <w:sz w:val="24"/>
+          <w:szCs w:val="24"/>
+        </w:rPr>
+        <w:t>чесного</w:t>
+      </w:r>
+      <w:proofErr w:type="spellEnd"/>
+      <w:r>
+        <w:rPr>
+          <w:rFonts w:ascii="Times New Roman" w:hAnsi="Times New Roman" w:cs="Times New Roman"/>
+          <w:sz w:val="24"/>
+          <w:szCs w:val="24"/>
+        </w:rPr>
+        <w:t xml:space="preserve"> і </w:t>
+      </w:r>
+      <w:proofErr w:type="spellStart"/>
+      <w:r>
+        <w:rPr>
+          <w:rFonts w:ascii="Times New Roman" w:hAnsi="Times New Roman" w:cs="Times New Roman"/>
+          <w:sz w:val="24"/>
+          <w:szCs w:val="24"/>
+        </w:rPr>
+        <w:t>животворчого</w:t>
+      </w:r>
+      <w:proofErr w:type="spellEnd"/>
+      <w:r>
+        <w:rPr>
+          <w:rFonts w:ascii="Times New Roman" w:hAnsi="Times New Roman" w:cs="Times New Roman"/>
+          <w:sz w:val="24"/>
+          <w:szCs w:val="24"/>
+        </w:rPr>
+        <w:t xml:space="preserve"> </w:t>
+      </w:r>
+      <w:proofErr w:type="spellStart"/>
+      <w:r>
+        <w:rPr>
+          <w:rFonts w:ascii="Times New Roman" w:hAnsi="Times New Roman" w:cs="Times New Roman"/>
+          <w:sz w:val="24"/>
+          <w:szCs w:val="24"/>
+        </w:rPr>
+        <w:t>хреста</w:t>
+      </w:r>
+      <w:proofErr w:type="spellEnd"/>
+      <w:r>
+        <w:rPr>
+          <w:rFonts w:ascii="Times New Roman" w:hAnsi="Times New Roman" w:cs="Times New Roman"/>
+          <w:sz w:val="24"/>
+          <w:szCs w:val="24"/>
+        </w:rPr>
+        <w:t xml:space="preserve">, </w:t>
+      </w:r>
+      <w:proofErr w:type="spellStart"/>
+      <w:r>
+        <w:rPr>
+          <w:rFonts w:ascii="Times New Roman" w:hAnsi="Times New Roman" w:cs="Times New Roman"/>
+          <w:sz w:val="24"/>
+          <w:szCs w:val="24"/>
+        </w:rPr>
+        <w:t>заступництвом</w:t>
+      </w:r>
+      <w:proofErr w:type="spellEnd"/>
+      <w:r>
+        <w:rPr>
+          <w:rFonts w:ascii="Times New Roman" w:hAnsi="Times New Roman" w:cs="Times New Roman"/>
+          <w:sz w:val="24"/>
+          <w:szCs w:val="24"/>
+        </w:rPr>
+        <w:t xml:space="preserve"> </w:t>
+      </w:r>
+      <w:proofErr w:type="spellStart"/>
+      <w:r>
+        <w:rPr>
+          <w:rFonts w:ascii="Times New Roman" w:hAnsi="Times New Roman" w:cs="Times New Roman"/>
+          <w:sz w:val="24"/>
+          <w:szCs w:val="24"/>
+        </w:rPr>
+        <w:t>святих</w:t>
+      </w:r>
+      <w:proofErr w:type="spellEnd"/>
+      <w:r>
+        <w:rPr>
+          <w:rFonts w:ascii="Times New Roman" w:hAnsi="Times New Roman" w:cs="Times New Roman"/>
+          <w:sz w:val="24"/>
+          <w:szCs w:val="24"/>
+        </w:rPr>
+        <w:t xml:space="preserve"> </w:t>
+      </w:r>
+      <w:proofErr w:type="spellStart"/>
+      <w:r>
+        <w:rPr>
+          <w:rFonts w:ascii="Times New Roman" w:hAnsi="Times New Roman" w:cs="Times New Roman"/>
+          <w:sz w:val="24"/>
+          <w:szCs w:val="24"/>
+        </w:rPr>
+        <w:t>славних</w:t>
+      </w:r>
+      <w:proofErr w:type="spellEnd"/>
+      <w:r>
+        <w:rPr>
+          <w:rFonts w:ascii="Times New Roman" w:hAnsi="Times New Roman" w:cs="Times New Roman"/>
+          <w:sz w:val="24"/>
+          <w:szCs w:val="24"/>
+        </w:rPr>
+        <w:t xml:space="preserve"> і </w:t>
+      </w:r>
+      <w:proofErr w:type="spellStart"/>
+      <w:r>
+        <w:rPr>
+          <w:rFonts w:ascii="Times New Roman" w:hAnsi="Times New Roman" w:cs="Times New Roman"/>
+          <w:sz w:val="24"/>
+          <w:szCs w:val="24"/>
+        </w:rPr>
+        <w:t>всехвальних</w:t>
+      </w:r>
+      <w:proofErr w:type="spellEnd"/>
+      <w:r>
+        <w:rPr>
+          <w:rFonts w:ascii="Times New Roman" w:hAnsi="Times New Roman" w:cs="Times New Roman"/>
+          <w:sz w:val="24"/>
+          <w:szCs w:val="24"/>
+        </w:rPr>
+        <w:t xml:space="preserve"> </w:t>
+      </w:r>
+      <w:proofErr w:type="spellStart"/>
+      <w:r>
+        <w:rPr>
+          <w:rFonts w:ascii="Times New Roman" w:hAnsi="Times New Roman" w:cs="Times New Roman"/>
+          <w:sz w:val="24"/>
+          <w:szCs w:val="24"/>
+        </w:rPr>
+        <w:t>апостолів</w:t>
+      </w:r>
+      <w:proofErr w:type="spellEnd"/>
+      <w:r>
+        <w:rPr>
+          <w:rFonts w:ascii="Times New Roman" w:hAnsi="Times New Roman" w:cs="Times New Roman"/>
+          <w:sz w:val="24"/>
+          <w:szCs w:val="24"/>
+        </w:rPr>
+        <w:t xml:space="preserve">, і </w:t>
+      </w:r>
+      <w:proofErr w:type="spellStart"/>
+      <w:r>
+        <w:rPr>
+          <w:rFonts w:ascii="Times New Roman" w:hAnsi="Times New Roman" w:cs="Times New Roman"/>
+          <w:sz w:val="24"/>
+          <w:szCs w:val="24"/>
+        </w:rPr>
+        <w:t>святого</w:t>
+      </w:r>
+      <w:proofErr w:type="spellEnd"/>
+      <w:r>
+        <w:rPr>
+          <w:rFonts w:ascii="Times New Roman" w:hAnsi="Times New Roman" w:cs="Times New Roman"/>
+          <w:sz w:val="24"/>
+          <w:szCs w:val="24"/>
+          <w:lang w:val="uk-UA"/>
+        </w:rPr>
+        <w:t xml:space="preserve"> </w:t>
+      </w:r>
+      <w:r>
+        <w:rPr>
+          <w:rFonts w:ascii="Times New Roman" w:hAnsi="Times New Roman" w:cs="Times New Roman"/>
+          <w:i/>
+          <w:color w:val="FF0000"/>
+          <w:sz w:val="24"/>
+          <w:szCs w:val="24"/>
+          <w:lang w:val="uk-UA"/>
+        </w:rPr>
+        <w:t>(ім’я, якого є храм)</w:t>
+      </w:r>
+      <w:r>
+        <w:rPr>
+          <w:rFonts w:ascii="Times New Roman" w:hAnsi="Times New Roman" w:cs="Times New Roman"/>
+          <w:sz w:val="24"/>
+          <w:szCs w:val="24"/>
+          <w:lang w:val="uk-UA"/>
+        </w:rPr>
+        <w:t>,</w:t>
+      </w:r>
+      <w:r>
+        <w:rPr>
+          <w:rFonts w:ascii="Times New Roman" w:hAnsi="Times New Roman" w:cs="Times New Roman"/>
+          <w:sz w:val="24"/>
+          <w:szCs w:val="24"/>
+        </w:rPr>
+        <w:t xml:space="preserve"> </w:t>
+      </w:r>
+      <w:r>
+        <w:rPr>
+          <w:rFonts w:ascii="Times New Roman" w:hAnsi="Times New Roman" w:cs="Times New Roman"/>
+          <w:sz w:val="24"/>
+          <w:szCs w:val="24"/>
+          <w:lang w:val="uk-UA"/>
+        </w:rPr>
+        <w:t xml:space="preserve">і </w:t>
+      </w:r>
+      <w:proofErr w:type="spellStart"/>
+      <w:r>
+        <w:rPr>
+          <w:rFonts w:ascii="Times New Roman" w:hAnsi="Times New Roman" w:cs="Times New Roman"/>
+          <w:sz w:val="24"/>
+          <w:szCs w:val="24"/>
+          <w:lang w:val="uk-UA"/>
+        </w:rPr>
+        <w:t>свято́го</w:t>
+      </w:r>
+      <w:proofErr w:type="spellEnd"/>
+      <w:r>
+        <w:rPr>
+          <w:rFonts w:ascii="Times New Roman" w:hAnsi="Times New Roman" w:cs="Times New Roman"/>
+          <w:sz w:val="24"/>
+          <w:szCs w:val="24"/>
+          <w:lang w:val="uk-UA"/>
+        </w:rPr>
+        <w:t xml:space="preserve"> </w:t>
+      </w:r>
+      <w:r>
+        <w:rPr>
+          <w:rFonts w:ascii="Times New Roman" w:hAnsi="Times New Roman" w:cs="Times New Roman"/>
+          <w:i/>
+          <w:color w:val="FF0000"/>
+          <w:sz w:val="24"/>
+          <w:szCs w:val="24"/>
+          <w:lang w:val="uk-UA"/>
+        </w:rPr>
+        <w:t>(ім’я, якого є день)</w:t>
+      </w:r>
+      <w:r>
+        <w:rPr>
+          <w:rFonts w:ascii="Times New Roman" w:hAnsi="Times New Roman" w:cs="Times New Roman"/>
+          <w:sz w:val="24"/>
+          <w:szCs w:val="24"/>
+          <w:lang w:val="uk-UA"/>
+        </w:rPr>
+        <w:t>,</w:t>
+      </w:r>
+      <w:r>
+        <w:rPr>
+          <w:rFonts w:ascii="Times New Roman" w:hAnsi="Times New Roman" w:cs="Times New Roman"/>
+          <w:sz w:val="24"/>
+          <w:szCs w:val="24"/>
+        </w:rPr>
+        <w:t xml:space="preserve"> і </w:t>
+      </w:r>
+      <w:proofErr w:type="spellStart"/>
+      <w:r>
+        <w:rPr>
+          <w:rFonts w:ascii="Times New Roman" w:hAnsi="Times New Roman" w:cs="Times New Roman"/>
+          <w:sz w:val="24"/>
+          <w:szCs w:val="24"/>
+        </w:rPr>
+        <w:t>всіх</w:t>
+      </w:r>
+      <w:proofErr w:type="spellEnd"/>
+      <w:r>
+        <w:rPr>
+          <w:rFonts w:ascii="Times New Roman" w:hAnsi="Times New Roman" w:cs="Times New Roman"/>
+          <w:sz w:val="24"/>
+          <w:szCs w:val="24"/>
+        </w:rPr>
+        <w:t xml:space="preserve"> </w:t>
+      </w:r>
+      <w:proofErr w:type="spellStart"/>
+      <w:r>
+        <w:rPr>
+          <w:rFonts w:ascii="Times New Roman" w:hAnsi="Times New Roman" w:cs="Times New Roman"/>
+          <w:sz w:val="24"/>
+          <w:szCs w:val="24"/>
+        </w:rPr>
+        <w:t>святих</w:t>
+      </w:r>
+      <w:proofErr w:type="spellEnd"/>
+      <w:r>
+        <w:rPr>
+          <w:rFonts w:ascii="Times New Roman" w:hAnsi="Times New Roman" w:cs="Times New Roman"/>
+          <w:sz w:val="24"/>
+          <w:szCs w:val="24"/>
+        </w:rPr>
+        <w:t xml:space="preserve"> - </w:t>
+      </w:r>
+      <w:proofErr w:type="spellStart"/>
+      <w:r>
+        <w:rPr>
+          <w:rFonts w:ascii="Times New Roman" w:hAnsi="Times New Roman" w:cs="Times New Roman"/>
+          <w:sz w:val="24"/>
+          <w:szCs w:val="24"/>
+        </w:rPr>
+        <w:t>помилує</w:t>
+      </w:r>
+      <w:proofErr w:type="spellEnd"/>
+      <w:r>
+        <w:rPr>
+          <w:rFonts w:ascii="Times New Roman" w:hAnsi="Times New Roman" w:cs="Times New Roman"/>
+          <w:sz w:val="24"/>
+          <w:szCs w:val="24"/>
+        </w:rPr>
+        <w:t xml:space="preserve"> і </w:t>
+      </w:r>
+      <w:proofErr w:type="spellStart"/>
+      <w:r>
+        <w:rPr>
+          <w:rFonts w:ascii="Times New Roman" w:hAnsi="Times New Roman" w:cs="Times New Roman"/>
+          <w:sz w:val="24"/>
+          <w:szCs w:val="24"/>
+        </w:rPr>
+        <w:t>спасе</w:t>
+      </w:r>
+      <w:proofErr w:type="spellEnd"/>
+      <w:r>
+        <w:rPr>
+          <w:rFonts w:ascii="Times New Roman" w:hAnsi="Times New Roman" w:cs="Times New Roman"/>
+          <w:sz w:val="24"/>
+          <w:szCs w:val="24"/>
+        </w:rPr>
+        <w:t xml:space="preserve"> </w:t>
+      </w:r>
+      <w:proofErr w:type="spellStart"/>
+      <w:r>
+        <w:rPr>
+          <w:rFonts w:ascii="Times New Roman" w:hAnsi="Times New Roman" w:cs="Times New Roman"/>
+          <w:sz w:val="24"/>
+          <w:szCs w:val="24"/>
+        </w:rPr>
+        <w:t>нас</w:t>
+      </w:r>
+      <w:proofErr w:type="spellEnd"/>
+      <w:r>
+        <w:rPr>
+          <w:rFonts w:ascii="Times New Roman" w:hAnsi="Times New Roman" w:cs="Times New Roman"/>
+          <w:sz w:val="24"/>
+          <w:szCs w:val="24"/>
+        </w:rPr>
+        <w:t xml:space="preserve"> </w:t>
+      </w:r>
+      <w:proofErr w:type="spellStart"/>
+      <w:r>
+        <w:rPr>
+          <w:rFonts w:ascii="Times New Roman" w:hAnsi="Times New Roman" w:cs="Times New Roman"/>
+          <w:sz w:val="24"/>
+          <w:szCs w:val="24"/>
+        </w:rPr>
+        <w:t>як</w:t>
+      </w:r>
+      <w:proofErr w:type="spellEnd"/>
+      <w:r>
+        <w:rPr>
+          <w:rFonts w:ascii="Times New Roman" w:hAnsi="Times New Roman" w:cs="Times New Roman"/>
+          <w:sz w:val="24"/>
+          <w:szCs w:val="24"/>
+        </w:rPr>
+        <w:t xml:space="preserve"> </w:t>
+      </w:r>
+      <w:proofErr w:type="spellStart"/>
+      <w:r>
+        <w:rPr>
+          <w:rFonts w:ascii="Times New Roman" w:hAnsi="Times New Roman" w:cs="Times New Roman"/>
+          <w:sz w:val="24"/>
+          <w:szCs w:val="24"/>
+        </w:rPr>
+        <w:t>благий</w:t>
+      </w:r>
+      <w:proofErr w:type="spellEnd"/>
+      <w:r>
+        <w:rPr>
+          <w:rFonts w:ascii="Times New Roman" w:hAnsi="Times New Roman" w:cs="Times New Roman"/>
+          <w:sz w:val="24"/>
+          <w:szCs w:val="24"/>
+        </w:rPr>
+        <w:t xml:space="preserve"> і </w:t>
+      </w:r>
+      <w:proofErr w:type="spellStart"/>
+      <w:r>
+        <w:rPr>
+          <w:rFonts w:ascii="Times New Roman" w:hAnsi="Times New Roman" w:cs="Times New Roman"/>
+          <w:sz w:val="24"/>
+          <w:szCs w:val="24"/>
+        </w:rPr>
+        <w:t>людинолюбний</w:t>
+      </w:r>
+      <w:proofErr w:type="spellEnd"/>
+      <w:r>
+        <w:rPr>
+          <w:rFonts w:ascii="Times New Roman" w:hAnsi="Times New Roman" w:cs="Times New Roman"/>
+          <w:sz w:val="24"/>
+          <w:szCs w:val="24"/>
+        </w:rPr>
+        <w:t>.</w:t>
       </w:r>
     </w:p>
     <w:p>
@@ -1049,11 +3217,656 @@
           <w:lang w:val="ru-MD"/>
         </w:rPr>
       </w:pPr>
-      <w:r>
-        <w:rPr>
-          <w:lang w:val="ru-MD"/>
-        </w:rPr>
-        <w:t>П'ятниця</w:t>
+      <w:proofErr w:type="spellStart"/>
+      <w:r>
+        <w:rPr>
+          <w:lang w:val="ru-MD"/>
+        </w:rPr>
+        <w:t>Четвер</w:t>
+      </w:r>
+      <w:proofErr w:type="spellEnd"/>
+    </w:p>
+    <w:p>
+      <w:pPr>
+        <w:spacing w:after="120"/>
+      </w:pPr>
+      <w:proofErr w:type="spellStart"/>
+      <w:r>
+        <w:rPr>
+          <w:rFonts w:ascii="Times New Roman" w:hAnsi="Times New Roman" w:cs="Times New Roman"/>
+          <w:i/>
+          <w:color w:val="FF0000"/>
+          <w:sz w:val="24"/>
+          <w:szCs w:val="24"/>
+        </w:rPr>
+        <w:t>Священник</w:t>
+      </w:r>
+      <w:proofErr w:type="spellEnd"/>
+      <w:r>
+        <w:rPr>
+          <w:rFonts w:ascii="Times New Roman" w:hAnsi="Times New Roman" w:cs="Times New Roman"/>
+          <w:i/>
+          <w:color w:val="FF0000"/>
+          <w:sz w:val="24"/>
+          <w:szCs w:val="24"/>
+        </w:rPr>
+        <w:t>:</w:t>
+      </w:r>
+      <w:r>
+        <w:rPr>
+          <w:rFonts w:ascii="Times New Roman" w:hAnsi="Times New Roman" w:cs="Times New Roman"/>
+          <w:sz w:val="24"/>
+          <w:szCs w:val="24"/>
+        </w:rPr>
+        <w:t xml:space="preserve"> </w:t>
+      </w:r>
+      <w:proofErr w:type="spellStart"/>
+      <w:r>
+        <w:rPr>
+          <w:rFonts w:ascii="Times New Roman" w:hAnsi="Times New Roman" w:cs="Times New Roman"/>
+          <w:sz w:val="24"/>
+          <w:szCs w:val="24"/>
+        </w:rPr>
+        <w:t>Христос</w:t>
+      </w:r>
+      <w:proofErr w:type="spellEnd"/>
+      <w:r>
+        <w:rPr>
+          <w:rFonts w:ascii="Times New Roman" w:hAnsi="Times New Roman" w:cs="Times New Roman"/>
+          <w:sz w:val="24"/>
+          <w:szCs w:val="24"/>
+        </w:rPr>
+        <w:t xml:space="preserve">, </w:t>
+      </w:r>
+      <w:proofErr w:type="spellStart"/>
+      <w:r>
+        <w:rPr>
+          <w:rFonts w:ascii="Times New Roman" w:hAnsi="Times New Roman" w:cs="Times New Roman"/>
+          <w:sz w:val="24"/>
+          <w:szCs w:val="24"/>
+        </w:rPr>
+        <w:t>істинний</w:t>
+      </w:r>
+      <w:proofErr w:type="spellEnd"/>
+      <w:r>
+        <w:rPr>
+          <w:rFonts w:ascii="Times New Roman" w:hAnsi="Times New Roman" w:cs="Times New Roman"/>
+          <w:sz w:val="24"/>
+          <w:szCs w:val="24"/>
+        </w:rPr>
+        <w:t xml:space="preserve"> </w:t>
+      </w:r>
+      <w:proofErr w:type="spellStart"/>
+      <w:r>
+        <w:rPr>
+          <w:rFonts w:ascii="Times New Roman" w:hAnsi="Times New Roman" w:cs="Times New Roman"/>
+          <w:sz w:val="24"/>
+          <w:szCs w:val="24"/>
+        </w:rPr>
+        <w:t>Бог</w:t>
+      </w:r>
+      <w:proofErr w:type="spellEnd"/>
+      <w:r>
+        <w:rPr>
+          <w:rFonts w:ascii="Times New Roman" w:hAnsi="Times New Roman" w:cs="Times New Roman"/>
+          <w:sz w:val="24"/>
+          <w:szCs w:val="24"/>
+        </w:rPr>
+        <w:t xml:space="preserve"> </w:t>
+      </w:r>
+      <w:proofErr w:type="spellStart"/>
+      <w:r>
+        <w:rPr>
+          <w:rFonts w:ascii="Times New Roman" w:hAnsi="Times New Roman" w:cs="Times New Roman"/>
+          <w:sz w:val="24"/>
+          <w:szCs w:val="24"/>
+        </w:rPr>
+        <w:t>наш</w:t>
+      </w:r>
+      <w:proofErr w:type="spellEnd"/>
+      <w:r>
+        <w:rPr>
+          <w:rFonts w:ascii="Times New Roman" w:hAnsi="Times New Roman" w:cs="Times New Roman"/>
+          <w:sz w:val="24"/>
+          <w:szCs w:val="24"/>
+        </w:rPr>
+        <w:t xml:space="preserve"> - </w:t>
+      </w:r>
+      <w:proofErr w:type="spellStart"/>
+      <w:r>
+        <w:rPr>
+          <w:rFonts w:ascii="Times New Roman" w:hAnsi="Times New Roman" w:cs="Times New Roman"/>
+          <w:sz w:val="24"/>
+          <w:szCs w:val="24"/>
+        </w:rPr>
+        <w:t>молитвами</w:t>
+      </w:r>
+      <w:proofErr w:type="spellEnd"/>
+      <w:r>
+        <w:rPr>
+          <w:rFonts w:ascii="Times New Roman" w:hAnsi="Times New Roman" w:cs="Times New Roman"/>
+          <w:sz w:val="24"/>
+          <w:szCs w:val="24"/>
+        </w:rPr>
+        <w:t xml:space="preserve"> </w:t>
+      </w:r>
+      <w:proofErr w:type="spellStart"/>
+      <w:r>
+        <w:rPr>
+          <w:rFonts w:ascii="Times New Roman" w:hAnsi="Times New Roman" w:cs="Times New Roman"/>
+          <w:sz w:val="24"/>
+          <w:szCs w:val="24"/>
+        </w:rPr>
+        <w:t>пречистої</w:t>
+      </w:r>
+      <w:proofErr w:type="spellEnd"/>
+      <w:r>
+        <w:rPr>
+          <w:rFonts w:ascii="Times New Roman" w:hAnsi="Times New Roman" w:cs="Times New Roman"/>
+          <w:sz w:val="24"/>
+          <w:szCs w:val="24"/>
+        </w:rPr>
+        <w:t xml:space="preserve"> </w:t>
+      </w:r>
+      <w:proofErr w:type="spellStart"/>
+      <w:r>
+        <w:rPr>
+          <w:rFonts w:ascii="Times New Roman" w:hAnsi="Times New Roman" w:cs="Times New Roman"/>
+          <w:sz w:val="24"/>
+          <w:szCs w:val="24"/>
+        </w:rPr>
+        <w:t>Своєї</w:t>
+      </w:r>
+      <w:proofErr w:type="spellEnd"/>
+      <w:r>
+        <w:rPr>
+          <w:rFonts w:ascii="Times New Roman" w:hAnsi="Times New Roman" w:cs="Times New Roman"/>
+          <w:sz w:val="24"/>
+          <w:szCs w:val="24"/>
+        </w:rPr>
+        <w:t xml:space="preserve"> </w:t>
+      </w:r>
+      <w:proofErr w:type="spellStart"/>
+      <w:r>
+        <w:rPr>
+          <w:rFonts w:ascii="Times New Roman" w:hAnsi="Times New Roman" w:cs="Times New Roman"/>
+          <w:sz w:val="24"/>
+          <w:szCs w:val="24"/>
+        </w:rPr>
+        <w:t>Матері</w:t>
+      </w:r>
+      <w:proofErr w:type="spellEnd"/>
+      <w:r>
+        <w:rPr>
+          <w:rFonts w:ascii="Times New Roman" w:hAnsi="Times New Roman" w:cs="Times New Roman"/>
+          <w:sz w:val="24"/>
+          <w:szCs w:val="24"/>
+        </w:rPr>
+        <w:t xml:space="preserve">, </w:t>
+      </w:r>
+      <w:proofErr w:type="spellStart"/>
+      <w:r>
+        <w:rPr>
+          <w:rFonts w:ascii="Times New Roman" w:hAnsi="Times New Roman" w:cs="Times New Roman"/>
+          <w:sz w:val="24"/>
+          <w:szCs w:val="24"/>
+        </w:rPr>
+        <w:t>святих</w:t>
+      </w:r>
+      <w:proofErr w:type="spellEnd"/>
+      <w:r>
+        <w:rPr>
+          <w:rFonts w:ascii="Times New Roman" w:hAnsi="Times New Roman" w:cs="Times New Roman"/>
+          <w:sz w:val="24"/>
+          <w:szCs w:val="24"/>
+        </w:rPr>
+        <w:t xml:space="preserve"> </w:t>
+      </w:r>
+      <w:proofErr w:type="spellStart"/>
+      <w:r>
+        <w:rPr>
+          <w:rFonts w:ascii="Times New Roman" w:hAnsi="Times New Roman" w:cs="Times New Roman"/>
+          <w:sz w:val="24"/>
+          <w:szCs w:val="24"/>
+        </w:rPr>
+        <w:t>славних</w:t>
+      </w:r>
+      <w:proofErr w:type="spellEnd"/>
+      <w:r>
+        <w:rPr>
+          <w:rFonts w:ascii="Times New Roman" w:hAnsi="Times New Roman" w:cs="Times New Roman"/>
+          <w:sz w:val="24"/>
+          <w:szCs w:val="24"/>
+        </w:rPr>
+        <w:t xml:space="preserve"> і </w:t>
+      </w:r>
+      <w:proofErr w:type="spellStart"/>
+      <w:r>
+        <w:rPr>
+          <w:rFonts w:ascii="Times New Roman" w:hAnsi="Times New Roman" w:cs="Times New Roman"/>
+          <w:sz w:val="24"/>
+          <w:szCs w:val="24"/>
+        </w:rPr>
+        <w:t>всехвальних</w:t>
+      </w:r>
+      <w:proofErr w:type="spellEnd"/>
+      <w:r>
+        <w:rPr>
+          <w:rFonts w:ascii="Times New Roman" w:hAnsi="Times New Roman" w:cs="Times New Roman"/>
+          <w:sz w:val="24"/>
+          <w:szCs w:val="24"/>
+        </w:rPr>
+        <w:t xml:space="preserve"> </w:t>
+      </w:r>
+      <w:proofErr w:type="spellStart"/>
+      <w:r>
+        <w:rPr>
+          <w:rFonts w:ascii="Times New Roman" w:hAnsi="Times New Roman" w:cs="Times New Roman"/>
+          <w:sz w:val="24"/>
+          <w:szCs w:val="24"/>
+        </w:rPr>
+        <w:t>апостолів</w:t>
+      </w:r>
+      <w:proofErr w:type="spellEnd"/>
+      <w:r>
+        <w:rPr>
+          <w:rFonts w:ascii="Times New Roman" w:hAnsi="Times New Roman" w:cs="Times New Roman"/>
+          <w:sz w:val="24"/>
+          <w:szCs w:val="24"/>
+        </w:rPr>
+        <w:t xml:space="preserve">, </w:t>
+      </w:r>
+      <w:proofErr w:type="spellStart"/>
+      <w:r>
+        <w:rPr>
+          <w:rFonts w:ascii="Times New Roman" w:hAnsi="Times New Roman" w:cs="Times New Roman"/>
+          <w:sz w:val="24"/>
+          <w:szCs w:val="24"/>
+        </w:rPr>
+        <w:t>святого</w:t>
+      </w:r>
+      <w:proofErr w:type="spellEnd"/>
+      <w:r>
+        <w:rPr>
+          <w:rFonts w:ascii="Times New Roman" w:hAnsi="Times New Roman" w:cs="Times New Roman"/>
+          <w:sz w:val="24"/>
+          <w:szCs w:val="24"/>
+        </w:rPr>
+        <w:t xml:space="preserve"> </w:t>
+      </w:r>
+      <w:proofErr w:type="spellStart"/>
+      <w:r>
+        <w:rPr>
+          <w:rFonts w:ascii="Times New Roman" w:hAnsi="Times New Roman" w:cs="Times New Roman"/>
+          <w:sz w:val="24"/>
+          <w:szCs w:val="24"/>
+        </w:rPr>
+        <w:t>отця</w:t>
+      </w:r>
+      <w:proofErr w:type="spellEnd"/>
+      <w:r>
+        <w:rPr>
+          <w:rFonts w:ascii="Times New Roman" w:hAnsi="Times New Roman" w:cs="Times New Roman"/>
+          <w:sz w:val="24"/>
+          <w:szCs w:val="24"/>
+        </w:rPr>
+        <w:t xml:space="preserve"> </w:t>
+      </w:r>
+      <w:proofErr w:type="spellStart"/>
+      <w:r>
+        <w:rPr>
+          <w:rFonts w:ascii="Times New Roman" w:hAnsi="Times New Roman" w:cs="Times New Roman"/>
+          <w:sz w:val="24"/>
+          <w:szCs w:val="24"/>
+        </w:rPr>
+        <w:t>нашого</w:t>
+      </w:r>
+      <w:proofErr w:type="spellEnd"/>
+      <w:r>
+        <w:rPr>
+          <w:rFonts w:ascii="Times New Roman" w:hAnsi="Times New Roman" w:cs="Times New Roman"/>
+          <w:sz w:val="24"/>
+          <w:szCs w:val="24"/>
+        </w:rPr>
+        <w:t xml:space="preserve"> </w:t>
+      </w:r>
+      <w:proofErr w:type="spellStart"/>
+      <w:r>
+        <w:rPr>
+          <w:rFonts w:ascii="Times New Roman" w:hAnsi="Times New Roman" w:cs="Times New Roman"/>
+          <w:sz w:val="24"/>
+          <w:szCs w:val="24"/>
+        </w:rPr>
+        <w:t>Миколая</w:t>
+      </w:r>
+      <w:proofErr w:type="spellEnd"/>
+      <w:r>
+        <w:rPr>
+          <w:rFonts w:ascii="Times New Roman" w:hAnsi="Times New Roman" w:cs="Times New Roman"/>
+          <w:sz w:val="24"/>
+          <w:szCs w:val="24"/>
+        </w:rPr>
+        <w:t xml:space="preserve">, </w:t>
+      </w:r>
+      <w:proofErr w:type="spellStart"/>
+      <w:r>
+        <w:rPr>
+          <w:rFonts w:ascii="Times New Roman" w:hAnsi="Times New Roman" w:cs="Times New Roman"/>
+          <w:sz w:val="24"/>
+          <w:szCs w:val="24"/>
+        </w:rPr>
+        <w:t>архиєпископа</w:t>
+      </w:r>
+      <w:proofErr w:type="spellEnd"/>
+      <w:r>
+        <w:rPr>
+          <w:rFonts w:ascii="Times New Roman" w:hAnsi="Times New Roman" w:cs="Times New Roman"/>
+          <w:sz w:val="24"/>
+          <w:szCs w:val="24"/>
+        </w:rPr>
+        <w:t xml:space="preserve"> </w:t>
+      </w:r>
+      <w:proofErr w:type="spellStart"/>
+      <w:r>
+        <w:rPr>
+          <w:rFonts w:ascii="Times New Roman" w:hAnsi="Times New Roman" w:cs="Times New Roman"/>
+          <w:sz w:val="24"/>
+          <w:szCs w:val="24"/>
+        </w:rPr>
+        <w:t>Мир</w:t>
+      </w:r>
+      <w:proofErr w:type="spellEnd"/>
+      <w:r>
+        <w:rPr>
+          <w:rFonts w:ascii="Times New Roman" w:hAnsi="Times New Roman" w:cs="Times New Roman"/>
+          <w:sz w:val="24"/>
+          <w:szCs w:val="24"/>
+        </w:rPr>
+        <w:t xml:space="preserve"> </w:t>
+      </w:r>
+      <w:proofErr w:type="spellStart"/>
+      <w:r>
+        <w:rPr>
+          <w:rFonts w:ascii="Times New Roman" w:hAnsi="Times New Roman" w:cs="Times New Roman"/>
+          <w:sz w:val="24"/>
+          <w:szCs w:val="24"/>
+        </w:rPr>
+        <w:t>Ликійських</w:t>
+      </w:r>
+      <w:proofErr w:type="spellEnd"/>
+      <w:r>
+        <w:rPr>
+          <w:rFonts w:ascii="Times New Roman" w:hAnsi="Times New Roman" w:cs="Times New Roman"/>
+          <w:sz w:val="24"/>
+          <w:szCs w:val="24"/>
+        </w:rPr>
+        <w:t xml:space="preserve">, </w:t>
+      </w:r>
+      <w:proofErr w:type="spellStart"/>
+      <w:r>
+        <w:rPr>
+          <w:rFonts w:ascii="Times New Roman" w:hAnsi="Times New Roman" w:cs="Times New Roman"/>
+          <w:sz w:val="24"/>
+          <w:szCs w:val="24"/>
+        </w:rPr>
+        <w:t>чудотворця</w:t>
+      </w:r>
+      <w:proofErr w:type="spellEnd"/>
+      <w:r>
+        <w:rPr>
+          <w:rFonts w:ascii="Times New Roman" w:hAnsi="Times New Roman" w:cs="Times New Roman"/>
+          <w:sz w:val="24"/>
+          <w:szCs w:val="24"/>
+        </w:rPr>
+        <w:t xml:space="preserve">, і </w:t>
+      </w:r>
+      <w:proofErr w:type="spellStart"/>
+      <w:r>
+        <w:rPr>
+          <w:rFonts w:ascii="Times New Roman" w:hAnsi="Times New Roman" w:cs="Times New Roman"/>
+          <w:sz w:val="24"/>
+          <w:szCs w:val="24"/>
+        </w:rPr>
+        <w:t>святого</w:t>
+      </w:r>
+      <w:proofErr w:type="spellEnd"/>
+      <w:r>
+        <w:rPr>
+          <w:rFonts w:ascii="Times New Roman" w:hAnsi="Times New Roman" w:cs="Times New Roman"/>
+          <w:sz w:val="24"/>
+          <w:szCs w:val="24"/>
+          <w:lang w:val="uk-UA"/>
+        </w:rPr>
+        <w:t xml:space="preserve"> </w:t>
+      </w:r>
+      <w:r>
+        <w:rPr>
+          <w:rFonts w:ascii="Times New Roman" w:hAnsi="Times New Roman" w:cs="Times New Roman"/>
+          <w:i/>
+          <w:color w:val="FF0000"/>
+          <w:sz w:val="24"/>
+          <w:szCs w:val="24"/>
+          <w:lang w:val="uk-UA"/>
+        </w:rPr>
+        <w:t>(ім’я, якого є храм)</w:t>
+      </w:r>
+      <w:r>
+        <w:rPr>
+          <w:rFonts w:ascii="Times New Roman" w:hAnsi="Times New Roman" w:cs="Times New Roman"/>
+          <w:sz w:val="24"/>
+          <w:szCs w:val="24"/>
+          <w:lang w:val="uk-UA"/>
+        </w:rPr>
+        <w:t>,</w:t>
+      </w:r>
+      <w:r>
+        <w:rPr>
+          <w:rFonts w:ascii="Times New Roman" w:hAnsi="Times New Roman" w:cs="Times New Roman"/>
+          <w:sz w:val="24"/>
+          <w:szCs w:val="24"/>
+        </w:rPr>
+        <w:t xml:space="preserve"> </w:t>
+      </w:r>
+      <w:r>
+        <w:rPr>
+          <w:rFonts w:ascii="Times New Roman" w:hAnsi="Times New Roman" w:cs="Times New Roman"/>
+          <w:sz w:val="24"/>
+          <w:szCs w:val="24"/>
+          <w:lang w:val="uk-UA"/>
+        </w:rPr>
+        <w:t xml:space="preserve">і </w:t>
+      </w:r>
+      <w:proofErr w:type="spellStart"/>
+      <w:r>
+        <w:rPr>
+          <w:rFonts w:ascii="Times New Roman" w:hAnsi="Times New Roman" w:cs="Times New Roman"/>
+          <w:sz w:val="24"/>
+          <w:szCs w:val="24"/>
+          <w:lang w:val="uk-UA"/>
+        </w:rPr>
+        <w:t>свято́го</w:t>
+      </w:r>
+      <w:proofErr w:type="spellEnd"/>
+      <w:r>
+        <w:rPr>
+          <w:rFonts w:ascii="Times New Roman" w:hAnsi="Times New Roman" w:cs="Times New Roman"/>
+          <w:sz w:val="24"/>
+          <w:szCs w:val="24"/>
+          <w:lang w:val="uk-UA"/>
+        </w:rPr>
+        <w:t xml:space="preserve"> </w:t>
+      </w:r>
+      <w:r>
+        <w:rPr>
+          <w:rFonts w:ascii="Times New Roman" w:hAnsi="Times New Roman" w:cs="Times New Roman"/>
+          <w:i/>
+          <w:color w:val="FF0000"/>
+          <w:sz w:val="24"/>
+          <w:szCs w:val="24"/>
+          <w:lang w:val="uk-UA"/>
+        </w:rPr>
+        <w:t>(ім’я, якого є день)</w:t>
+      </w:r>
+      <w:r>
+        <w:rPr>
+          <w:rFonts w:ascii="Times New Roman" w:hAnsi="Times New Roman" w:cs="Times New Roman"/>
+          <w:sz w:val="24"/>
+          <w:szCs w:val="24"/>
+          <w:lang w:val="uk-UA"/>
+        </w:rPr>
+        <w:t>,</w:t>
+      </w:r>
+      <w:r>
+        <w:rPr>
+          <w:rFonts w:ascii="Times New Roman" w:hAnsi="Times New Roman" w:cs="Times New Roman"/>
+          <w:sz w:val="24"/>
+          <w:szCs w:val="24"/>
+        </w:rPr>
+        <w:t xml:space="preserve"> і </w:t>
+      </w:r>
+      <w:proofErr w:type="spellStart"/>
+      <w:r>
+        <w:rPr>
+          <w:rFonts w:ascii="Times New Roman" w:hAnsi="Times New Roman" w:cs="Times New Roman"/>
+          <w:sz w:val="24"/>
+          <w:szCs w:val="24"/>
+        </w:rPr>
+        <w:t>всіх</w:t>
+      </w:r>
+      <w:proofErr w:type="spellEnd"/>
+      <w:r>
+        <w:rPr>
+          <w:rFonts w:ascii="Times New Roman" w:hAnsi="Times New Roman" w:cs="Times New Roman"/>
+          <w:sz w:val="24"/>
+          <w:szCs w:val="24"/>
+        </w:rPr>
+        <w:t xml:space="preserve"> </w:t>
+      </w:r>
+      <w:proofErr w:type="spellStart"/>
+      <w:r>
+        <w:rPr>
+          <w:rFonts w:ascii="Times New Roman" w:hAnsi="Times New Roman" w:cs="Times New Roman"/>
+          <w:sz w:val="24"/>
+          <w:szCs w:val="24"/>
+        </w:rPr>
+        <w:t>святих</w:t>
+      </w:r>
+      <w:proofErr w:type="spellEnd"/>
+      <w:r>
+        <w:rPr>
+          <w:rFonts w:ascii="Times New Roman" w:hAnsi="Times New Roman" w:cs="Times New Roman"/>
+          <w:sz w:val="24"/>
+          <w:szCs w:val="24"/>
+        </w:rPr>
+        <w:t xml:space="preserve"> - </w:t>
+      </w:r>
+      <w:proofErr w:type="spellStart"/>
+      <w:r>
+        <w:rPr>
+          <w:rFonts w:ascii="Times New Roman" w:hAnsi="Times New Roman" w:cs="Times New Roman"/>
+          <w:sz w:val="24"/>
+          <w:szCs w:val="24"/>
+        </w:rPr>
+        <w:t>помилує</w:t>
+      </w:r>
+      <w:proofErr w:type="spellEnd"/>
+      <w:r>
+        <w:rPr>
+          <w:rFonts w:ascii="Times New Roman" w:hAnsi="Times New Roman" w:cs="Times New Roman"/>
+          <w:sz w:val="24"/>
+          <w:szCs w:val="24"/>
+        </w:rPr>
+        <w:t xml:space="preserve"> і </w:t>
+      </w:r>
+      <w:proofErr w:type="spellStart"/>
+      <w:r>
+        <w:rPr>
+          <w:rFonts w:ascii="Times New Roman" w:hAnsi="Times New Roman" w:cs="Times New Roman"/>
+          <w:sz w:val="24"/>
+          <w:szCs w:val="24"/>
+        </w:rPr>
+        <w:t>спасе</w:t>
+      </w:r>
+      <w:proofErr w:type="spellEnd"/>
+      <w:r>
+        <w:rPr>
+          <w:rFonts w:ascii="Times New Roman" w:hAnsi="Times New Roman" w:cs="Times New Roman"/>
+          <w:sz w:val="24"/>
+          <w:szCs w:val="24"/>
+        </w:rPr>
+        <w:t xml:space="preserve"> </w:t>
+      </w:r>
+      <w:proofErr w:type="spellStart"/>
+      <w:r>
+        <w:rPr>
+          <w:rFonts w:ascii="Times New Roman" w:hAnsi="Times New Roman" w:cs="Times New Roman"/>
+          <w:sz w:val="24"/>
+          <w:szCs w:val="24"/>
+        </w:rPr>
+        <w:t>нас</w:t>
+      </w:r>
+      <w:proofErr w:type="spellEnd"/>
+      <w:r>
+        <w:rPr>
+          <w:rFonts w:ascii="Times New Roman" w:hAnsi="Times New Roman" w:cs="Times New Roman"/>
+          <w:sz w:val="24"/>
+          <w:szCs w:val="24"/>
+        </w:rPr>
+        <w:t xml:space="preserve"> </w:t>
+      </w:r>
+      <w:proofErr w:type="spellStart"/>
+      <w:r>
+        <w:rPr>
+          <w:rFonts w:ascii="Times New Roman" w:hAnsi="Times New Roman" w:cs="Times New Roman"/>
+          <w:sz w:val="24"/>
+          <w:szCs w:val="24"/>
+        </w:rPr>
+        <w:t>як</w:t>
+      </w:r>
+      <w:proofErr w:type="spellEnd"/>
+      <w:r>
+        <w:rPr>
+          <w:rFonts w:ascii="Times New Roman" w:hAnsi="Times New Roman" w:cs="Times New Roman"/>
+          <w:sz w:val="24"/>
+          <w:szCs w:val="24"/>
+        </w:rPr>
+        <w:t xml:space="preserve"> </w:t>
+      </w:r>
+      <w:proofErr w:type="spellStart"/>
+      <w:r>
+        <w:rPr>
+          <w:rFonts w:ascii="Times New Roman" w:hAnsi="Times New Roman" w:cs="Times New Roman"/>
+          <w:sz w:val="24"/>
+          <w:szCs w:val="24"/>
+        </w:rPr>
+        <w:t>благий</w:t>
+      </w:r>
+      <w:proofErr w:type="spellEnd"/>
+      <w:r>
+        <w:rPr>
+          <w:rFonts w:ascii="Times New Roman" w:hAnsi="Times New Roman" w:cs="Times New Roman"/>
+          <w:sz w:val="24"/>
+          <w:szCs w:val="24"/>
+        </w:rPr>
+        <w:t xml:space="preserve"> і </w:t>
+      </w:r>
+      <w:proofErr w:type="spellStart"/>
+      <w:r>
+        <w:rPr>
+          <w:rFonts w:ascii="Times New Roman" w:hAnsi="Times New Roman" w:cs="Times New Roman"/>
+          <w:sz w:val="24"/>
+          <w:szCs w:val="24"/>
+        </w:rPr>
+        <w:t>людинолюбний</w:t>
+      </w:r>
+      <w:proofErr w:type="spellEnd"/>
+      <w:r>
+        <w:rPr>
+          <w:rFonts w:ascii="Times New Roman" w:hAnsi="Times New Roman" w:cs="Times New Roman"/>
+          <w:sz w:val="24"/>
+          <w:szCs w:val="24"/>
+        </w:rPr>
+        <w:t>.</w:t>
       </w:r>
     </w:p>
     <w:p>
@@ -1063,12 +3876,1776 @@
           <w:lang w:val="ru-MD"/>
         </w:rPr>
       </w:pPr>
+      <w:proofErr w:type="spellStart"/>
+      <w:r>
+        <w:rPr>
+          <w:lang w:val="ru-MD"/>
+        </w:rPr>
+        <w:t>П'ятниця</w:t>
+      </w:r>
+      <w:proofErr w:type="spellEnd"/>
+    </w:p>
+    <w:p>
+      <w:pPr>
+        <w:spacing w:after="120"/>
+        <w:jc w:val="both"/>
+      </w:pPr>
+      <w:proofErr w:type="spellStart"/>
+      <w:r>
+        <w:rPr>
+          <w:rFonts w:ascii="Times New Roman" w:hAnsi="Times New Roman" w:cs="Times New Roman"/>
+          <w:i/>
+          <w:color w:val="FF0000"/>
+          <w:sz w:val="24"/>
+          <w:szCs w:val="24"/>
+        </w:rPr>
+        <w:t>Священник</w:t>
+      </w:r>
+      <w:proofErr w:type="spellEnd"/>
+      <w:r>
+        <w:rPr>
+          <w:rFonts w:ascii="Times New Roman" w:hAnsi="Times New Roman" w:cs="Times New Roman"/>
+          <w:i/>
+          <w:color w:val="FF0000"/>
+          <w:sz w:val="24"/>
+          <w:szCs w:val="24"/>
+        </w:rPr>
+        <w:t>:</w:t>
+      </w:r>
+      <w:r>
+        <w:rPr>
+          <w:rFonts w:ascii="Times New Roman" w:hAnsi="Times New Roman" w:cs="Times New Roman"/>
+          <w:sz w:val="24"/>
+          <w:szCs w:val="24"/>
+        </w:rPr>
+        <w:t xml:space="preserve"> </w:t>
+      </w:r>
+      <w:proofErr w:type="spellStart"/>
+      <w:r>
+        <w:rPr>
+          <w:rFonts w:ascii="Times New Roman" w:hAnsi="Times New Roman" w:cs="Times New Roman"/>
+          <w:sz w:val="24"/>
+          <w:szCs w:val="24"/>
+        </w:rPr>
+        <w:t>Христос</w:t>
+      </w:r>
+      <w:proofErr w:type="spellEnd"/>
+      <w:r>
+        <w:rPr>
+          <w:rFonts w:ascii="Times New Roman" w:hAnsi="Times New Roman" w:cs="Times New Roman"/>
+          <w:sz w:val="24"/>
+          <w:szCs w:val="24"/>
+        </w:rPr>
+        <w:t xml:space="preserve">, </w:t>
+      </w:r>
+      <w:proofErr w:type="spellStart"/>
+      <w:r>
+        <w:rPr>
+          <w:rFonts w:ascii="Times New Roman" w:hAnsi="Times New Roman" w:cs="Times New Roman"/>
+          <w:sz w:val="24"/>
+          <w:szCs w:val="24"/>
+        </w:rPr>
+        <w:t>істинний</w:t>
+      </w:r>
+      <w:proofErr w:type="spellEnd"/>
+      <w:r>
+        <w:rPr>
+          <w:rFonts w:ascii="Times New Roman" w:hAnsi="Times New Roman" w:cs="Times New Roman"/>
+          <w:sz w:val="24"/>
+          <w:szCs w:val="24"/>
+        </w:rPr>
+        <w:t xml:space="preserve"> </w:t>
+      </w:r>
+      <w:proofErr w:type="spellStart"/>
+      <w:r>
+        <w:rPr>
+          <w:rFonts w:ascii="Times New Roman" w:hAnsi="Times New Roman" w:cs="Times New Roman"/>
+          <w:sz w:val="24"/>
+          <w:szCs w:val="24"/>
+        </w:rPr>
+        <w:t>Бог</w:t>
+      </w:r>
+      <w:proofErr w:type="spellEnd"/>
+      <w:r>
+        <w:rPr>
+          <w:rFonts w:ascii="Times New Roman" w:hAnsi="Times New Roman" w:cs="Times New Roman"/>
+          <w:sz w:val="24"/>
+          <w:szCs w:val="24"/>
+        </w:rPr>
+        <w:t xml:space="preserve"> </w:t>
+      </w:r>
+      <w:proofErr w:type="spellStart"/>
+      <w:r>
+        <w:rPr>
+          <w:rFonts w:ascii="Times New Roman" w:hAnsi="Times New Roman" w:cs="Times New Roman"/>
+          <w:sz w:val="24"/>
+          <w:szCs w:val="24"/>
+        </w:rPr>
+        <w:t>наш</w:t>
+      </w:r>
+      <w:proofErr w:type="spellEnd"/>
+      <w:r>
+        <w:rPr>
+          <w:rFonts w:ascii="Times New Roman" w:hAnsi="Times New Roman" w:cs="Times New Roman"/>
+          <w:sz w:val="24"/>
+          <w:szCs w:val="24"/>
+        </w:rPr>
+        <w:t xml:space="preserve"> - </w:t>
+      </w:r>
+      <w:proofErr w:type="spellStart"/>
+      <w:r>
+        <w:rPr>
+          <w:rFonts w:ascii="Times New Roman" w:hAnsi="Times New Roman" w:cs="Times New Roman"/>
+          <w:sz w:val="24"/>
+          <w:szCs w:val="24"/>
+        </w:rPr>
+        <w:t>молитвами</w:t>
+      </w:r>
+      <w:proofErr w:type="spellEnd"/>
+      <w:r>
+        <w:rPr>
+          <w:rFonts w:ascii="Times New Roman" w:hAnsi="Times New Roman" w:cs="Times New Roman"/>
+          <w:sz w:val="24"/>
+          <w:szCs w:val="24"/>
+        </w:rPr>
+        <w:t xml:space="preserve"> </w:t>
+      </w:r>
+      <w:proofErr w:type="spellStart"/>
+      <w:r>
+        <w:rPr>
+          <w:rFonts w:ascii="Times New Roman" w:hAnsi="Times New Roman" w:cs="Times New Roman"/>
+          <w:sz w:val="24"/>
+          <w:szCs w:val="24"/>
+        </w:rPr>
+        <w:t>пречистої</w:t>
+      </w:r>
+      <w:proofErr w:type="spellEnd"/>
+      <w:r>
+        <w:rPr>
+          <w:rFonts w:ascii="Times New Roman" w:hAnsi="Times New Roman" w:cs="Times New Roman"/>
+          <w:sz w:val="24"/>
+          <w:szCs w:val="24"/>
+        </w:rPr>
+        <w:t xml:space="preserve"> </w:t>
+      </w:r>
+      <w:proofErr w:type="spellStart"/>
+      <w:r>
+        <w:rPr>
+          <w:rFonts w:ascii="Times New Roman" w:hAnsi="Times New Roman" w:cs="Times New Roman"/>
+          <w:sz w:val="24"/>
+          <w:szCs w:val="24"/>
+        </w:rPr>
+        <w:t>Своєї</w:t>
+      </w:r>
+      <w:proofErr w:type="spellEnd"/>
+      <w:r>
+        <w:rPr>
+          <w:rFonts w:ascii="Times New Roman" w:hAnsi="Times New Roman" w:cs="Times New Roman"/>
+          <w:sz w:val="24"/>
+          <w:szCs w:val="24"/>
+        </w:rPr>
+        <w:t xml:space="preserve"> </w:t>
+      </w:r>
+      <w:proofErr w:type="spellStart"/>
+      <w:r>
+        <w:rPr>
+          <w:rFonts w:ascii="Times New Roman" w:hAnsi="Times New Roman" w:cs="Times New Roman"/>
+          <w:sz w:val="24"/>
+          <w:szCs w:val="24"/>
+        </w:rPr>
+        <w:t>Матері</w:t>
+      </w:r>
+      <w:proofErr w:type="spellEnd"/>
+      <w:r>
+        <w:rPr>
+          <w:rFonts w:ascii="Times New Roman" w:hAnsi="Times New Roman" w:cs="Times New Roman"/>
+          <w:sz w:val="24"/>
+          <w:szCs w:val="24"/>
+        </w:rPr>
+        <w:t xml:space="preserve">, </w:t>
+      </w:r>
+      <w:proofErr w:type="spellStart"/>
+      <w:r>
+        <w:rPr>
+          <w:rFonts w:ascii="Times New Roman" w:hAnsi="Times New Roman" w:cs="Times New Roman"/>
+          <w:sz w:val="24"/>
+          <w:szCs w:val="24"/>
+        </w:rPr>
+        <w:t>силою</w:t>
+      </w:r>
+      <w:proofErr w:type="spellEnd"/>
+      <w:r>
+        <w:rPr>
+          <w:rFonts w:ascii="Times New Roman" w:hAnsi="Times New Roman" w:cs="Times New Roman"/>
+          <w:sz w:val="24"/>
+          <w:szCs w:val="24"/>
+        </w:rPr>
+        <w:t xml:space="preserve"> </w:t>
+      </w:r>
+      <w:proofErr w:type="spellStart"/>
+      <w:r>
+        <w:rPr>
+          <w:rFonts w:ascii="Times New Roman" w:hAnsi="Times New Roman" w:cs="Times New Roman"/>
+          <w:sz w:val="24"/>
+          <w:szCs w:val="24"/>
+        </w:rPr>
+        <w:t>чесного</w:t>
+      </w:r>
+      <w:proofErr w:type="spellEnd"/>
+      <w:r>
+        <w:rPr>
+          <w:rFonts w:ascii="Times New Roman" w:hAnsi="Times New Roman" w:cs="Times New Roman"/>
+          <w:sz w:val="24"/>
+          <w:szCs w:val="24"/>
+        </w:rPr>
+        <w:t xml:space="preserve"> і </w:t>
+      </w:r>
+      <w:proofErr w:type="spellStart"/>
+      <w:r>
+        <w:rPr>
+          <w:rFonts w:ascii="Times New Roman" w:hAnsi="Times New Roman" w:cs="Times New Roman"/>
+          <w:sz w:val="24"/>
+          <w:szCs w:val="24"/>
+        </w:rPr>
+        <w:t>животворчого</w:t>
+      </w:r>
+      <w:proofErr w:type="spellEnd"/>
+      <w:r>
+        <w:rPr>
+          <w:rFonts w:ascii="Times New Roman" w:hAnsi="Times New Roman" w:cs="Times New Roman"/>
+          <w:sz w:val="24"/>
+          <w:szCs w:val="24"/>
+        </w:rPr>
+        <w:t xml:space="preserve"> </w:t>
+      </w:r>
+      <w:proofErr w:type="spellStart"/>
+      <w:r>
+        <w:rPr>
+          <w:rFonts w:ascii="Times New Roman" w:hAnsi="Times New Roman" w:cs="Times New Roman"/>
+          <w:sz w:val="24"/>
+          <w:szCs w:val="24"/>
+        </w:rPr>
+        <w:t>хреста</w:t>
+      </w:r>
+      <w:proofErr w:type="spellEnd"/>
+      <w:r>
+        <w:rPr>
+          <w:rFonts w:ascii="Times New Roman" w:hAnsi="Times New Roman" w:cs="Times New Roman"/>
+          <w:sz w:val="24"/>
+          <w:szCs w:val="24"/>
+        </w:rPr>
+        <w:t xml:space="preserve">, </w:t>
+      </w:r>
+      <w:proofErr w:type="spellStart"/>
+      <w:r>
+        <w:rPr>
+          <w:rFonts w:ascii="Times New Roman" w:hAnsi="Times New Roman" w:cs="Times New Roman"/>
+          <w:sz w:val="24"/>
+          <w:szCs w:val="24"/>
+        </w:rPr>
+        <w:t>заступництвом</w:t>
+      </w:r>
+      <w:proofErr w:type="spellEnd"/>
+      <w:r>
+        <w:rPr>
+          <w:rFonts w:ascii="Times New Roman" w:hAnsi="Times New Roman" w:cs="Times New Roman"/>
+          <w:sz w:val="24"/>
+          <w:szCs w:val="24"/>
+        </w:rPr>
+        <w:t xml:space="preserve"> </w:t>
+      </w:r>
+      <w:proofErr w:type="spellStart"/>
+      <w:r>
+        <w:rPr>
+          <w:rFonts w:ascii="Times New Roman" w:hAnsi="Times New Roman" w:cs="Times New Roman"/>
+          <w:sz w:val="24"/>
+          <w:szCs w:val="24"/>
+        </w:rPr>
+        <w:t>святих</w:t>
+      </w:r>
+      <w:proofErr w:type="spellEnd"/>
+      <w:r>
+        <w:rPr>
+          <w:rFonts w:ascii="Times New Roman" w:hAnsi="Times New Roman" w:cs="Times New Roman"/>
+          <w:sz w:val="24"/>
+          <w:szCs w:val="24"/>
+        </w:rPr>
+        <w:t xml:space="preserve"> </w:t>
+      </w:r>
+      <w:proofErr w:type="spellStart"/>
+      <w:r>
+        <w:rPr>
+          <w:rFonts w:ascii="Times New Roman" w:hAnsi="Times New Roman" w:cs="Times New Roman"/>
+          <w:sz w:val="24"/>
+          <w:szCs w:val="24"/>
+        </w:rPr>
+        <w:t>славних</w:t>
+      </w:r>
+      <w:proofErr w:type="spellEnd"/>
+      <w:r>
+        <w:rPr>
+          <w:rFonts w:ascii="Times New Roman" w:hAnsi="Times New Roman" w:cs="Times New Roman"/>
+          <w:sz w:val="24"/>
+          <w:szCs w:val="24"/>
+        </w:rPr>
+        <w:t xml:space="preserve"> і </w:t>
+      </w:r>
+      <w:proofErr w:type="spellStart"/>
+      <w:r>
+        <w:rPr>
+          <w:rFonts w:ascii="Times New Roman" w:hAnsi="Times New Roman" w:cs="Times New Roman"/>
+          <w:sz w:val="24"/>
+          <w:szCs w:val="24"/>
+        </w:rPr>
+        <w:t>всехвальних</w:t>
+      </w:r>
+      <w:proofErr w:type="spellEnd"/>
+      <w:r>
+        <w:rPr>
+          <w:rFonts w:ascii="Times New Roman" w:hAnsi="Times New Roman" w:cs="Times New Roman"/>
+          <w:sz w:val="24"/>
+          <w:szCs w:val="24"/>
+        </w:rPr>
+        <w:t xml:space="preserve"> </w:t>
+      </w:r>
+      <w:proofErr w:type="spellStart"/>
+      <w:r>
+        <w:rPr>
+          <w:rFonts w:ascii="Times New Roman" w:hAnsi="Times New Roman" w:cs="Times New Roman"/>
+          <w:sz w:val="24"/>
+          <w:szCs w:val="24"/>
+        </w:rPr>
+        <w:t>апостолів</w:t>
+      </w:r>
+      <w:proofErr w:type="spellEnd"/>
+      <w:r>
+        <w:rPr>
+          <w:rFonts w:ascii="Times New Roman" w:hAnsi="Times New Roman" w:cs="Times New Roman"/>
+          <w:sz w:val="24"/>
+          <w:szCs w:val="24"/>
+        </w:rPr>
+        <w:t xml:space="preserve">, і </w:t>
+      </w:r>
+      <w:proofErr w:type="spellStart"/>
+      <w:r>
+        <w:rPr>
+          <w:rFonts w:ascii="Times New Roman" w:hAnsi="Times New Roman" w:cs="Times New Roman"/>
+          <w:sz w:val="24"/>
+          <w:szCs w:val="24"/>
+        </w:rPr>
+        <w:t>святого</w:t>
+      </w:r>
+      <w:proofErr w:type="spellEnd"/>
+      <w:r>
+        <w:rPr>
+          <w:rFonts w:ascii="Times New Roman" w:hAnsi="Times New Roman" w:cs="Times New Roman"/>
+          <w:sz w:val="24"/>
+          <w:szCs w:val="24"/>
+          <w:lang w:val="uk-UA"/>
+        </w:rPr>
+        <w:t xml:space="preserve"> </w:t>
+      </w:r>
+      <w:r>
+        <w:rPr>
+          <w:rFonts w:ascii="Times New Roman" w:hAnsi="Times New Roman" w:cs="Times New Roman"/>
+          <w:i/>
+          <w:color w:val="FF0000"/>
+          <w:sz w:val="24"/>
+          <w:szCs w:val="24"/>
+          <w:lang w:val="uk-UA"/>
+        </w:rPr>
+        <w:t>(ім’я, якого є храм)</w:t>
+      </w:r>
+      <w:r>
+        <w:rPr>
+          <w:rFonts w:ascii="Times New Roman" w:hAnsi="Times New Roman" w:cs="Times New Roman"/>
+          <w:sz w:val="24"/>
+          <w:szCs w:val="24"/>
+          <w:lang w:val="uk-UA"/>
+        </w:rPr>
+        <w:t>,</w:t>
+      </w:r>
+      <w:r>
+        <w:rPr>
+          <w:rFonts w:ascii="Times New Roman" w:hAnsi="Times New Roman" w:cs="Times New Roman"/>
+          <w:sz w:val="24"/>
+          <w:szCs w:val="24"/>
+        </w:rPr>
+        <w:t xml:space="preserve"> </w:t>
+      </w:r>
+      <w:r>
+        <w:rPr>
+          <w:rFonts w:ascii="Times New Roman" w:hAnsi="Times New Roman" w:cs="Times New Roman"/>
+          <w:sz w:val="24"/>
+          <w:szCs w:val="24"/>
+          <w:lang w:val="uk-UA"/>
+        </w:rPr>
+        <w:t xml:space="preserve">і </w:t>
+      </w:r>
+      <w:proofErr w:type="spellStart"/>
+      <w:r>
+        <w:rPr>
+          <w:rFonts w:ascii="Times New Roman" w:hAnsi="Times New Roman" w:cs="Times New Roman"/>
+          <w:sz w:val="24"/>
+          <w:szCs w:val="24"/>
+          <w:lang w:val="uk-UA"/>
+        </w:rPr>
+        <w:t>свято́го</w:t>
+      </w:r>
+      <w:proofErr w:type="spellEnd"/>
+      <w:r>
+        <w:rPr>
+          <w:rFonts w:ascii="Times New Roman" w:hAnsi="Times New Roman" w:cs="Times New Roman"/>
+          <w:sz w:val="24"/>
+          <w:szCs w:val="24"/>
+          <w:lang w:val="uk-UA"/>
+        </w:rPr>
+        <w:t xml:space="preserve"> </w:t>
+      </w:r>
+      <w:r>
+        <w:rPr>
+          <w:rFonts w:ascii="Times New Roman" w:hAnsi="Times New Roman" w:cs="Times New Roman"/>
+          <w:i/>
+          <w:color w:val="FF0000"/>
+          <w:sz w:val="24"/>
+          <w:szCs w:val="24"/>
+          <w:lang w:val="uk-UA"/>
+        </w:rPr>
+        <w:t>(ім’я, якого є день)</w:t>
+      </w:r>
+      <w:r>
+        <w:rPr>
+          <w:rFonts w:ascii="Times New Roman" w:hAnsi="Times New Roman" w:cs="Times New Roman"/>
+          <w:sz w:val="24"/>
+          <w:szCs w:val="24"/>
+          <w:lang w:val="uk-UA"/>
+        </w:rPr>
+        <w:t xml:space="preserve">, </w:t>
+      </w:r>
+      <w:r>
+        <w:rPr>
+          <w:rFonts w:ascii="Times New Roman" w:hAnsi="Times New Roman" w:cs="Times New Roman"/>
+          <w:sz w:val="24"/>
+          <w:szCs w:val="24"/>
+          <w:lang w:val="uk-UA"/>
+        </w:rPr>
+        <w:t>і</w:t>
+      </w:r>
+      <w:r>
+        <w:rPr>
+          <w:rFonts w:ascii="Times New Roman" w:hAnsi="Times New Roman" w:cs="Times New Roman"/>
+          <w:sz w:val="24"/>
+          <w:szCs w:val="24"/>
+        </w:rPr>
+        <w:t xml:space="preserve"> </w:t>
+      </w:r>
+      <w:proofErr w:type="spellStart"/>
+      <w:r>
+        <w:rPr>
+          <w:rFonts w:ascii="Times New Roman" w:hAnsi="Times New Roman" w:cs="Times New Roman"/>
+          <w:sz w:val="24"/>
+          <w:szCs w:val="24"/>
+        </w:rPr>
+        <w:t>всіх</w:t>
+      </w:r>
+      <w:proofErr w:type="spellEnd"/>
+      <w:r>
+        <w:rPr>
+          <w:rFonts w:ascii="Times New Roman" w:hAnsi="Times New Roman" w:cs="Times New Roman"/>
+          <w:sz w:val="24"/>
+          <w:szCs w:val="24"/>
+        </w:rPr>
+        <w:t xml:space="preserve"> </w:t>
+      </w:r>
+      <w:proofErr w:type="spellStart"/>
+      <w:r>
+        <w:rPr>
+          <w:rFonts w:ascii="Times New Roman" w:hAnsi="Times New Roman" w:cs="Times New Roman"/>
+          <w:sz w:val="24"/>
+          <w:szCs w:val="24"/>
+        </w:rPr>
+        <w:t>святих</w:t>
+      </w:r>
+      <w:proofErr w:type="spellEnd"/>
+      <w:r>
+        <w:rPr>
+          <w:rFonts w:ascii="Times New Roman" w:hAnsi="Times New Roman" w:cs="Times New Roman"/>
+          <w:sz w:val="24"/>
+          <w:szCs w:val="24"/>
+        </w:rPr>
+        <w:t xml:space="preserve"> - </w:t>
+      </w:r>
+      <w:proofErr w:type="spellStart"/>
+      <w:r>
+        <w:rPr>
+          <w:rFonts w:ascii="Times New Roman" w:hAnsi="Times New Roman" w:cs="Times New Roman"/>
+          <w:sz w:val="24"/>
+          <w:szCs w:val="24"/>
+        </w:rPr>
+        <w:t>помилує</w:t>
+      </w:r>
+      <w:proofErr w:type="spellEnd"/>
+      <w:r>
+        <w:rPr>
+          <w:rFonts w:ascii="Times New Roman" w:hAnsi="Times New Roman" w:cs="Times New Roman"/>
+          <w:sz w:val="24"/>
+          <w:szCs w:val="24"/>
+        </w:rPr>
+        <w:t xml:space="preserve"> і </w:t>
+      </w:r>
+      <w:proofErr w:type="spellStart"/>
+      <w:r>
+        <w:rPr>
+          <w:rFonts w:ascii="Times New Roman" w:hAnsi="Times New Roman" w:cs="Times New Roman"/>
+          <w:sz w:val="24"/>
+          <w:szCs w:val="24"/>
+        </w:rPr>
+        <w:t>спасе</w:t>
+      </w:r>
+      <w:proofErr w:type="spellEnd"/>
+      <w:r>
+        <w:rPr>
+          <w:rFonts w:ascii="Times New Roman" w:hAnsi="Times New Roman" w:cs="Times New Roman"/>
+          <w:sz w:val="24"/>
+          <w:szCs w:val="24"/>
+        </w:rPr>
+        <w:t xml:space="preserve"> </w:t>
+      </w:r>
+      <w:proofErr w:type="spellStart"/>
+      <w:r>
+        <w:rPr>
+          <w:rFonts w:ascii="Times New Roman" w:hAnsi="Times New Roman" w:cs="Times New Roman"/>
+          <w:sz w:val="24"/>
+          <w:szCs w:val="24"/>
+        </w:rPr>
+        <w:t>нас</w:t>
+      </w:r>
+      <w:proofErr w:type="spellEnd"/>
+      <w:r>
+        <w:rPr>
+          <w:rFonts w:ascii="Times New Roman" w:hAnsi="Times New Roman" w:cs="Times New Roman"/>
+          <w:sz w:val="24"/>
+          <w:szCs w:val="24"/>
+        </w:rPr>
+        <w:t xml:space="preserve"> </w:t>
+      </w:r>
+      <w:proofErr w:type="spellStart"/>
+      <w:r>
+        <w:rPr>
+          <w:rFonts w:ascii="Times New Roman" w:hAnsi="Times New Roman" w:cs="Times New Roman"/>
+          <w:sz w:val="24"/>
+          <w:szCs w:val="24"/>
+        </w:rPr>
+        <w:t>як</w:t>
+      </w:r>
+      <w:proofErr w:type="spellEnd"/>
+      <w:r>
+        <w:rPr>
+          <w:rFonts w:ascii="Times New Roman" w:hAnsi="Times New Roman" w:cs="Times New Roman"/>
+          <w:sz w:val="24"/>
+          <w:szCs w:val="24"/>
+        </w:rPr>
+        <w:t xml:space="preserve"> </w:t>
+      </w:r>
+      <w:proofErr w:type="spellStart"/>
+      <w:r>
+        <w:rPr>
+          <w:rFonts w:ascii="Times New Roman" w:hAnsi="Times New Roman" w:cs="Times New Roman"/>
+          <w:sz w:val="24"/>
+          <w:szCs w:val="24"/>
+        </w:rPr>
+        <w:t>благий</w:t>
+      </w:r>
+      <w:proofErr w:type="spellEnd"/>
+      <w:r>
+        <w:rPr>
+          <w:rFonts w:ascii="Times New Roman" w:hAnsi="Times New Roman" w:cs="Times New Roman"/>
+          <w:sz w:val="24"/>
+          <w:szCs w:val="24"/>
+        </w:rPr>
+        <w:t xml:space="preserve"> і </w:t>
+      </w:r>
+      <w:proofErr w:type="spellStart"/>
+      <w:r>
+        <w:rPr>
+          <w:rFonts w:ascii="Times New Roman" w:hAnsi="Times New Roman" w:cs="Times New Roman"/>
+          <w:sz w:val="24"/>
+          <w:szCs w:val="24"/>
+        </w:rPr>
+        <w:t>людинолюбний</w:t>
+      </w:r>
+      <w:proofErr w:type="spellEnd"/>
+      <w:r>
+        <w:rPr>
+          <w:rFonts w:ascii="Times New Roman" w:hAnsi="Times New Roman" w:cs="Times New Roman"/>
+          <w:sz w:val="24"/>
+          <w:szCs w:val="24"/>
+        </w:rPr>
+        <w:t>.</w:t>
+      </w:r>
+    </w:p>
+    <w:p>
+      <w:pPr>
+        <w:pStyle w:val="2"/>
+        <w:rPr>
+          <w:lang w:val="ru-MD"/>
+        </w:rPr>
+      </w:pPr>
+      <w:proofErr w:type="spellStart"/>
       <w:r>
         <w:rPr>
           <w:lang w:val="ru-MD"/>
         </w:rPr>
         <w:t>Субота</w:t>
       </w:r>
+      <w:proofErr w:type="spellEnd"/>
+    </w:p>
+    <w:p>
+      <w:pPr>
+        <w:spacing w:after="120"/>
+        <w:jc w:val="both"/>
+      </w:pPr>
+      <w:proofErr w:type="spellStart"/>
+      <w:r>
+        <w:rPr>
+          <w:rFonts w:ascii="Times New Roman" w:hAnsi="Times New Roman" w:cs="Times New Roman"/>
+          <w:i/>
+          <w:color w:val="FF0000"/>
+          <w:sz w:val="24"/>
+          <w:szCs w:val="24"/>
+        </w:rPr>
+        <w:t>Священник</w:t>
+      </w:r>
+      <w:proofErr w:type="spellEnd"/>
+      <w:r>
+        <w:rPr>
+          <w:rFonts w:ascii="Times New Roman" w:hAnsi="Times New Roman" w:cs="Times New Roman"/>
+          <w:i/>
+          <w:color w:val="FF0000"/>
+          <w:sz w:val="24"/>
+          <w:szCs w:val="24"/>
+        </w:rPr>
+        <w:t>:</w:t>
+      </w:r>
+      <w:r>
+        <w:rPr>
+          <w:rFonts w:ascii="Times New Roman" w:hAnsi="Times New Roman" w:cs="Times New Roman"/>
+          <w:sz w:val="24"/>
+          <w:szCs w:val="24"/>
+        </w:rPr>
+        <w:t xml:space="preserve"> </w:t>
+      </w:r>
+      <w:proofErr w:type="spellStart"/>
+      <w:r>
+        <w:rPr>
+          <w:rFonts w:ascii="Times New Roman" w:hAnsi="Times New Roman" w:cs="Times New Roman"/>
+          <w:sz w:val="24"/>
+          <w:szCs w:val="24"/>
+        </w:rPr>
+        <w:t>Христос</w:t>
+      </w:r>
+      <w:proofErr w:type="spellEnd"/>
+      <w:r>
+        <w:rPr>
+          <w:rFonts w:ascii="Times New Roman" w:hAnsi="Times New Roman" w:cs="Times New Roman"/>
+          <w:sz w:val="24"/>
+          <w:szCs w:val="24"/>
+        </w:rPr>
+        <w:t xml:space="preserve">, </w:t>
+      </w:r>
+      <w:proofErr w:type="spellStart"/>
+      <w:r>
+        <w:rPr>
+          <w:rFonts w:ascii="Times New Roman" w:hAnsi="Times New Roman" w:cs="Times New Roman"/>
+          <w:sz w:val="24"/>
+          <w:szCs w:val="24"/>
+        </w:rPr>
+        <w:t>істинний</w:t>
+      </w:r>
+      <w:proofErr w:type="spellEnd"/>
+      <w:r>
+        <w:rPr>
+          <w:rFonts w:ascii="Times New Roman" w:hAnsi="Times New Roman" w:cs="Times New Roman"/>
+          <w:sz w:val="24"/>
+          <w:szCs w:val="24"/>
+        </w:rPr>
+        <w:t xml:space="preserve"> </w:t>
+      </w:r>
+      <w:proofErr w:type="spellStart"/>
+      <w:r>
+        <w:rPr>
+          <w:rFonts w:ascii="Times New Roman" w:hAnsi="Times New Roman" w:cs="Times New Roman"/>
+          <w:sz w:val="24"/>
+          <w:szCs w:val="24"/>
+        </w:rPr>
+        <w:t>Бог</w:t>
+      </w:r>
+      <w:proofErr w:type="spellEnd"/>
+      <w:r>
+        <w:rPr>
+          <w:rFonts w:ascii="Times New Roman" w:hAnsi="Times New Roman" w:cs="Times New Roman"/>
+          <w:sz w:val="24"/>
+          <w:szCs w:val="24"/>
+        </w:rPr>
+        <w:t xml:space="preserve"> </w:t>
+      </w:r>
+      <w:proofErr w:type="spellStart"/>
+      <w:r>
+        <w:rPr>
+          <w:rFonts w:ascii="Times New Roman" w:hAnsi="Times New Roman" w:cs="Times New Roman"/>
+          <w:sz w:val="24"/>
+          <w:szCs w:val="24"/>
+        </w:rPr>
+        <w:t>наш</w:t>
+      </w:r>
+      <w:proofErr w:type="spellEnd"/>
+      <w:r>
+        <w:rPr>
+          <w:rFonts w:ascii="Times New Roman" w:hAnsi="Times New Roman" w:cs="Times New Roman"/>
+          <w:sz w:val="24"/>
+          <w:szCs w:val="24"/>
+        </w:rPr>
+        <w:t xml:space="preserve"> - </w:t>
+      </w:r>
+      <w:proofErr w:type="spellStart"/>
+      <w:r>
+        <w:rPr>
+          <w:rFonts w:ascii="Times New Roman" w:hAnsi="Times New Roman" w:cs="Times New Roman"/>
+          <w:sz w:val="24"/>
+          <w:szCs w:val="24"/>
+        </w:rPr>
+        <w:t>молитвами</w:t>
+      </w:r>
+      <w:proofErr w:type="spellEnd"/>
+      <w:r>
+        <w:rPr>
+          <w:rFonts w:ascii="Times New Roman" w:hAnsi="Times New Roman" w:cs="Times New Roman"/>
+          <w:sz w:val="24"/>
+          <w:szCs w:val="24"/>
+        </w:rPr>
+        <w:t xml:space="preserve"> </w:t>
+      </w:r>
+      <w:proofErr w:type="spellStart"/>
+      <w:r>
+        <w:rPr>
+          <w:rFonts w:ascii="Times New Roman" w:hAnsi="Times New Roman" w:cs="Times New Roman"/>
+          <w:sz w:val="24"/>
+          <w:szCs w:val="24"/>
+        </w:rPr>
+        <w:t>пречистої</w:t>
+      </w:r>
+      <w:proofErr w:type="spellEnd"/>
+      <w:r>
+        <w:rPr>
+          <w:rFonts w:ascii="Times New Roman" w:hAnsi="Times New Roman" w:cs="Times New Roman"/>
+          <w:sz w:val="24"/>
+          <w:szCs w:val="24"/>
+        </w:rPr>
+        <w:t xml:space="preserve"> </w:t>
+      </w:r>
+      <w:proofErr w:type="spellStart"/>
+      <w:r>
+        <w:rPr>
+          <w:rFonts w:ascii="Times New Roman" w:hAnsi="Times New Roman" w:cs="Times New Roman"/>
+          <w:sz w:val="24"/>
+          <w:szCs w:val="24"/>
+        </w:rPr>
+        <w:t>Своєї</w:t>
+      </w:r>
+      <w:proofErr w:type="spellEnd"/>
+      <w:r>
+        <w:rPr>
+          <w:rFonts w:ascii="Times New Roman" w:hAnsi="Times New Roman" w:cs="Times New Roman"/>
+          <w:sz w:val="24"/>
+          <w:szCs w:val="24"/>
+        </w:rPr>
+        <w:t xml:space="preserve"> </w:t>
+      </w:r>
+      <w:proofErr w:type="spellStart"/>
+      <w:r>
+        <w:rPr>
+          <w:rFonts w:ascii="Times New Roman" w:hAnsi="Times New Roman" w:cs="Times New Roman"/>
+          <w:sz w:val="24"/>
+          <w:szCs w:val="24"/>
+        </w:rPr>
+        <w:t>Матері</w:t>
+      </w:r>
+      <w:proofErr w:type="spellEnd"/>
+      <w:r>
+        <w:rPr>
+          <w:rFonts w:ascii="Times New Roman" w:hAnsi="Times New Roman" w:cs="Times New Roman"/>
+          <w:sz w:val="24"/>
+          <w:szCs w:val="24"/>
+        </w:rPr>
+        <w:t xml:space="preserve">, </w:t>
+      </w:r>
+      <w:proofErr w:type="spellStart"/>
+      <w:r>
+        <w:rPr>
+          <w:rFonts w:ascii="Times New Roman" w:hAnsi="Times New Roman" w:cs="Times New Roman"/>
+          <w:sz w:val="24"/>
+          <w:szCs w:val="24"/>
+        </w:rPr>
+        <w:t>силою</w:t>
+      </w:r>
+      <w:proofErr w:type="spellEnd"/>
+      <w:r>
+        <w:rPr>
+          <w:rFonts w:ascii="Times New Roman" w:hAnsi="Times New Roman" w:cs="Times New Roman"/>
+          <w:sz w:val="24"/>
+          <w:szCs w:val="24"/>
+        </w:rPr>
+        <w:t xml:space="preserve"> </w:t>
+      </w:r>
+      <w:proofErr w:type="spellStart"/>
+      <w:r>
+        <w:rPr>
+          <w:rFonts w:ascii="Times New Roman" w:hAnsi="Times New Roman" w:cs="Times New Roman"/>
+          <w:sz w:val="24"/>
+          <w:szCs w:val="24"/>
+        </w:rPr>
+        <w:t>чесного</w:t>
+      </w:r>
+      <w:proofErr w:type="spellEnd"/>
+      <w:r>
+        <w:rPr>
+          <w:rFonts w:ascii="Times New Roman" w:hAnsi="Times New Roman" w:cs="Times New Roman"/>
+          <w:sz w:val="24"/>
+          <w:szCs w:val="24"/>
+        </w:rPr>
+        <w:t xml:space="preserve"> і </w:t>
+      </w:r>
+      <w:proofErr w:type="spellStart"/>
+      <w:r>
+        <w:rPr>
+          <w:rFonts w:ascii="Times New Roman" w:hAnsi="Times New Roman" w:cs="Times New Roman"/>
+          <w:sz w:val="24"/>
+          <w:szCs w:val="24"/>
+        </w:rPr>
+        <w:t>животворчого</w:t>
+      </w:r>
+      <w:proofErr w:type="spellEnd"/>
+      <w:r>
+        <w:rPr>
+          <w:rFonts w:ascii="Times New Roman" w:hAnsi="Times New Roman" w:cs="Times New Roman"/>
+          <w:sz w:val="24"/>
+          <w:szCs w:val="24"/>
+        </w:rPr>
+        <w:t xml:space="preserve"> </w:t>
+      </w:r>
+      <w:proofErr w:type="spellStart"/>
+      <w:r>
+        <w:rPr>
+          <w:rFonts w:ascii="Times New Roman" w:hAnsi="Times New Roman" w:cs="Times New Roman"/>
+          <w:sz w:val="24"/>
+          <w:szCs w:val="24"/>
+        </w:rPr>
+        <w:t>Хреста</w:t>
+      </w:r>
+      <w:proofErr w:type="spellEnd"/>
+      <w:r>
+        <w:rPr>
+          <w:rFonts w:ascii="Times New Roman" w:hAnsi="Times New Roman" w:cs="Times New Roman"/>
+          <w:sz w:val="24"/>
+          <w:szCs w:val="24"/>
+        </w:rPr>
+        <w:t xml:space="preserve">, </w:t>
+      </w:r>
+      <w:proofErr w:type="spellStart"/>
+      <w:r>
+        <w:rPr>
+          <w:rFonts w:ascii="Times New Roman" w:hAnsi="Times New Roman" w:cs="Times New Roman"/>
+          <w:sz w:val="24"/>
+          <w:szCs w:val="24"/>
+        </w:rPr>
+        <w:t>заступництвом</w:t>
+      </w:r>
+      <w:proofErr w:type="spellEnd"/>
+      <w:r>
+        <w:rPr>
+          <w:rFonts w:ascii="Times New Roman" w:hAnsi="Times New Roman" w:cs="Times New Roman"/>
+          <w:sz w:val="24"/>
+          <w:szCs w:val="24"/>
+        </w:rPr>
+        <w:t xml:space="preserve"> </w:t>
+      </w:r>
+      <w:proofErr w:type="spellStart"/>
+      <w:r>
+        <w:rPr>
+          <w:rFonts w:ascii="Times New Roman" w:hAnsi="Times New Roman" w:cs="Times New Roman"/>
+          <w:sz w:val="24"/>
+          <w:szCs w:val="24"/>
+        </w:rPr>
+        <w:t>чесних</w:t>
+      </w:r>
+      <w:proofErr w:type="spellEnd"/>
+      <w:r>
+        <w:rPr>
+          <w:rFonts w:ascii="Times New Roman" w:hAnsi="Times New Roman" w:cs="Times New Roman"/>
+          <w:sz w:val="24"/>
+          <w:szCs w:val="24"/>
+        </w:rPr>
+        <w:t xml:space="preserve"> </w:t>
+      </w:r>
+      <w:proofErr w:type="spellStart"/>
+      <w:r>
+        <w:rPr>
+          <w:rFonts w:ascii="Times New Roman" w:hAnsi="Times New Roman" w:cs="Times New Roman"/>
+          <w:sz w:val="24"/>
+          <w:szCs w:val="24"/>
+        </w:rPr>
+        <w:t>небесних</w:t>
+      </w:r>
+      <w:proofErr w:type="spellEnd"/>
+      <w:r>
+        <w:rPr>
+          <w:rFonts w:ascii="Times New Roman" w:hAnsi="Times New Roman" w:cs="Times New Roman"/>
+          <w:sz w:val="24"/>
+          <w:szCs w:val="24"/>
+        </w:rPr>
+        <w:t xml:space="preserve"> </w:t>
+      </w:r>
+      <w:proofErr w:type="spellStart"/>
+      <w:r>
+        <w:rPr>
+          <w:rFonts w:ascii="Times New Roman" w:hAnsi="Times New Roman" w:cs="Times New Roman"/>
+          <w:sz w:val="24"/>
+          <w:szCs w:val="24"/>
+        </w:rPr>
+        <w:t>сил</w:t>
+      </w:r>
+      <w:proofErr w:type="spellEnd"/>
+      <w:r>
+        <w:rPr>
+          <w:rFonts w:ascii="Times New Roman" w:hAnsi="Times New Roman" w:cs="Times New Roman"/>
+          <w:sz w:val="24"/>
+          <w:szCs w:val="24"/>
+        </w:rPr>
+        <w:t xml:space="preserve"> </w:t>
+      </w:r>
+      <w:proofErr w:type="spellStart"/>
+      <w:r>
+        <w:rPr>
+          <w:rFonts w:ascii="Times New Roman" w:hAnsi="Times New Roman" w:cs="Times New Roman"/>
+          <w:sz w:val="24"/>
+          <w:szCs w:val="24"/>
+        </w:rPr>
+        <w:t>безтілесних</w:t>
+      </w:r>
+      <w:proofErr w:type="spellEnd"/>
+      <w:r>
+        <w:rPr>
+          <w:rFonts w:ascii="Times New Roman" w:hAnsi="Times New Roman" w:cs="Times New Roman"/>
+          <w:sz w:val="24"/>
+          <w:szCs w:val="24"/>
+        </w:rPr>
+        <w:t xml:space="preserve">, </w:t>
+      </w:r>
+      <w:proofErr w:type="spellStart"/>
+      <w:r>
+        <w:rPr>
+          <w:rFonts w:ascii="Times New Roman" w:hAnsi="Times New Roman" w:cs="Times New Roman"/>
+          <w:sz w:val="24"/>
+          <w:szCs w:val="24"/>
+        </w:rPr>
+        <w:t>чесного</w:t>
+      </w:r>
+      <w:proofErr w:type="spellEnd"/>
+      <w:r>
+        <w:rPr>
+          <w:rFonts w:ascii="Times New Roman" w:hAnsi="Times New Roman" w:cs="Times New Roman"/>
+          <w:sz w:val="24"/>
+          <w:szCs w:val="24"/>
+        </w:rPr>
+        <w:t xml:space="preserve"> і </w:t>
+      </w:r>
+      <w:proofErr w:type="spellStart"/>
+      <w:r>
+        <w:rPr>
+          <w:rFonts w:ascii="Times New Roman" w:hAnsi="Times New Roman" w:cs="Times New Roman"/>
+          <w:sz w:val="24"/>
+          <w:szCs w:val="24"/>
+        </w:rPr>
+        <w:t>славного</w:t>
+      </w:r>
+      <w:proofErr w:type="spellEnd"/>
+      <w:r>
+        <w:rPr>
+          <w:rFonts w:ascii="Times New Roman" w:hAnsi="Times New Roman" w:cs="Times New Roman"/>
+          <w:sz w:val="24"/>
+          <w:szCs w:val="24"/>
+        </w:rPr>
+        <w:t xml:space="preserve"> </w:t>
+      </w:r>
+      <w:proofErr w:type="spellStart"/>
+      <w:r>
+        <w:rPr>
+          <w:rFonts w:ascii="Times New Roman" w:hAnsi="Times New Roman" w:cs="Times New Roman"/>
+          <w:sz w:val="24"/>
+          <w:szCs w:val="24"/>
+        </w:rPr>
+        <w:t>пророка</w:t>
+      </w:r>
+      <w:proofErr w:type="spellEnd"/>
+      <w:r>
+        <w:rPr>
+          <w:rFonts w:ascii="Times New Roman" w:hAnsi="Times New Roman" w:cs="Times New Roman"/>
+          <w:sz w:val="24"/>
+          <w:szCs w:val="24"/>
+        </w:rPr>
+        <w:t xml:space="preserve">, </w:t>
+      </w:r>
+      <w:proofErr w:type="spellStart"/>
+      <w:r>
+        <w:rPr>
+          <w:rFonts w:ascii="Times New Roman" w:hAnsi="Times New Roman" w:cs="Times New Roman"/>
+          <w:sz w:val="24"/>
+          <w:szCs w:val="24"/>
+        </w:rPr>
+        <w:t>предтечі</w:t>
+      </w:r>
+      <w:proofErr w:type="spellEnd"/>
+      <w:r>
+        <w:rPr>
+          <w:rFonts w:ascii="Times New Roman" w:hAnsi="Times New Roman" w:cs="Times New Roman"/>
+          <w:sz w:val="24"/>
+          <w:szCs w:val="24"/>
+        </w:rPr>
+        <w:t xml:space="preserve"> і </w:t>
+      </w:r>
+      <w:proofErr w:type="spellStart"/>
+      <w:r>
+        <w:rPr>
+          <w:rFonts w:ascii="Times New Roman" w:hAnsi="Times New Roman" w:cs="Times New Roman"/>
+          <w:sz w:val="24"/>
+          <w:szCs w:val="24"/>
+        </w:rPr>
+        <w:t>хрестителя</w:t>
+      </w:r>
+      <w:proofErr w:type="spellEnd"/>
+      <w:r>
+        <w:rPr>
+          <w:rFonts w:ascii="Times New Roman" w:hAnsi="Times New Roman" w:cs="Times New Roman"/>
+          <w:sz w:val="24"/>
+          <w:szCs w:val="24"/>
+        </w:rPr>
+        <w:t xml:space="preserve"> </w:t>
+      </w:r>
+      <w:proofErr w:type="spellStart"/>
+      <w:r>
+        <w:rPr>
+          <w:rFonts w:ascii="Times New Roman" w:hAnsi="Times New Roman" w:cs="Times New Roman"/>
+          <w:sz w:val="24"/>
+          <w:szCs w:val="24"/>
+        </w:rPr>
+        <w:t>Йоана</w:t>
+      </w:r>
+      <w:proofErr w:type="spellEnd"/>
+      <w:r>
+        <w:rPr>
+          <w:rFonts w:ascii="Times New Roman" w:hAnsi="Times New Roman" w:cs="Times New Roman"/>
+          <w:sz w:val="24"/>
+          <w:szCs w:val="24"/>
+        </w:rPr>
+        <w:t xml:space="preserve">, </w:t>
+      </w:r>
+      <w:proofErr w:type="spellStart"/>
+      <w:r>
+        <w:rPr>
+          <w:rFonts w:ascii="Times New Roman" w:hAnsi="Times New Roman" w:cs="Times New Roman"/>
+          <w:sz w:val="24"/>
+          <w:szCs w:val="24"/>
+        </w:rPr>
+        <w:t>святих</w:t>
+      </w:r>
+      <w:proofErr w:type="spellEnd"/>
+      <w:r>
+        <w:rPr>
+          <w:rFonts w:ascii="Times New Roman" w:hAnsi="Times New Roman" w:cs="Times New Roman"/>
+          <w:sz w:val="24"/>
+          <w:szCs w:val="24"/>
+        </w:rPr>
+        <w:t xml:space="preserve"> </w:t>
+      </w:r>
+      <w:proofErr w:type="spellStart"/>
+      <w:r>
+        <w:rPr>
+          <w:rFonts w:ascii="Times New Roman" w:hAnsi="Times New Roman" w:cs="Times New Roman"/>
+          <w:sz w:val="24"/>
+          <w:szCs w:val="24"/>
+        </w:rPr>
+        <w:t>славних</w:t>
+      </w:r>
+      <w:proofErr w:type="spellEnd"/>
+      <w:r>
+        <w:rPr>
+          <w:rFonts w:ascii="Times New Roman" w:hAnsi="Times New Roman" w:cs="Times New Roman"/>
+          <w:sz w:val="24"/>
+          <w:szCs w:val="24"/>
+        </w:rPr>
+        <w:t xml:space="preserve"> і </w:t>
+      </w:r>
+      <w:proofErr w:type="spellStart"/>
+      <w:r>
+        <w:rPr>
+          <w:rFonts w:ascii="Times New Roman" w:hAnsi="Times New Roman" w:cs="Times New Roman"/>
+          <w:sz w:val="24"/>
+          <w:szCs w:val="24"/>
+        </w:rPr>
+        <w:t>всехвальних</w:t>
+      </w:r>
+      <w:proofErr w:type="spellEnd"/>
+      <w:r>
+        <w:rPr>
+          <w:rFonts w:ascii="Times New Roman" w:hAnsi="Times New Roman" w:cs="Times New Roman"/>
+          <w:sz w:val="24"/>
+          <w:szCs w:val="24"/>
+        </w:rPr>
+        <w:t xml:space="preserve"> </w:t>
+      </w:r>
+      <w:proofErr w:type="spellStart"/>
+      <w:r>
+        <w:rPr>
+          <w:rFonts w:ascii="Times New Roman" w:hAnsi="Times New Roman" w:cs="Times New Roman"/>
+          <w:sz w:val="24"/>
+          <w:szCs w:val="24"/>
+        </w:rPr>
+        <w:t>апостолів</w:t>
+      </w:r>
+      <w:proofErr w:type="spellEnd"/>
+      <w:r>
+        <w:rPr>
+          <w:rFonts w:ascii="Times New Roman" w:hAnsi="Times New Roman" w:cs="Times New Roman"/>
+          <w:sz w:val="24"/>
+          <w:szCs w:val="24"/>
+        </w:rPr>
+        <w:t xml:space="preserve">, </w:t>
+      </w:r>
+      <w:proofErr w:type="spellStart"/>
+      <w:r>
+        <w:rPr>
+          <w:rFonts w:ascii="Times New Roman" w:hAnsi="Times New Roman" w:cs="Times New Roman"/>
+          <w:sz w:val="24"/>
+          <w:szCs w:val="24"/>
+        </w:rPr>
+        <w:t>святого</w:t>
+      </w:r>
+      <w:proofErr w:type="spellEnd"/>
+      <w:r>
+        <w:rPr>
+          <w:rFonts w:ascii="Times New Roman" w:hAnsi="Times New Roman" w:cs="Times New Roman"/>
+          <w:sz w:val="24"/>
+          <w:szCs w:val="24"/>
+        </w:rPr>
+        <w:t xml:space="preserve"> </w:t>
+      </w:r>
+      <w:proofErr w:type="spellStart"/>
+      <w:r>
+        <w:rPr>
+          <w:rFonts w:ascii="Times New Roman" w:hAnsi="Times New Roman" w:cs="Times New Roman"/>
+          <w:sz w:val="24"/>
+          <w:szCs w:val="24"/>
+        </w:rPr>
+        <w:t>отця</w:t>
+      </w:r>
+      <w:proofErr w:type="spellEnd"/>
+      <w:r>
+        <w:rPr>
+          <w:rFonts w:ascii="Times New Roman" w:hAnsi="Times New Roman" w:cs="Times New Roman"/>
+          <w:sz w:val="24"/>
+          <w:szCs w:val="24"/>
+        </w:rPr>
+        <w:t xml:space="preserve"> </w:t>
+      </w:r>
+      <w:proofErr w:type="spellStart"/>
+      <w:r>
+        <w:rPr>
+          <w:rFonts w:ascii="Times New Roman" w:hAnsi="Times New Roman" w:cs="Times New Roman"/>
+          <w:sz w:val="24"/>
+          <w:szCs w:val="24"/>
+        </w:rPr>
+        <w:t>нашого</w:t>
+      </w:r>
+      <w:proofErr w:type="spellEnd"/>
+      <w:r>
+        <w:rPr>
+          <w:rFonts w:ascii="Times New Roman" w:hAnsi="Times New Roman" w:cs="Times New Roman"/>
+          <w:sz w:val="24"/>
+          <w:szCs w:val="24"/>
+        </w:rPr>
+        <w:t xml:space="preserve"> </w:t>
+      </w:r>
+      <w:proofErr w:type="spellStart"/>
+      <w:r>
+        <w:rPr>
+          <w:rFonts w:ascii="Times New Roman" w:hAnsi="Times New Roman" w:cs="Times New Roman"/>
+          <w:sz w:val="24"/>
+          <w:szCs w:val="24"/>
+        </w:rPr>
+        <w:t>Миколая</w:t>
+      </w:r>
+      <w:proofErr w:type="spellEnd"/>
+      <w:r>
+        <w:rPr>
+          <w:rFonts w:ascii="Times New Roman" w:hAnsi="Times New Roman" w:cs="Times New Roman"/>
+          <w:sz w:val="24"/>
+          <w:szCs w:val="24"/>
+        </w:rPr>
+        <w:t xml:space="preserve">, </w:t>
+      </w:r>
+      <w:proofErr w:type="spellStart"/>
+      <w:r>
+        <w:rPr>
+          <w:rFonts w:ascii="Times New Roman" w:hAnsi="Times New Roman" w:cs="Times New Roman"/>
+          <w:sz w:val="24"/>
+          <w:szCs w:val="24"/>
+        </w:rPr>
+        <w:t>архиєпископа</w:t>
+      </w:r>
+      <w:proofErr w:type="spellEnd"/>
+      <w:r>
+        <w:rPr>
+          <w:rFonts w:ascii="Times New Roman" w:hAnsi="Times New Roman" w:cs="Times New Roman"/>
+          <w:sz w:val="24"/>
+          <w:szCs w:val="24"/>
+        </w:rPr>
+        <w:t xml:space="preserve"> </w:t>
+      </w:r>
+      <w:proofErr w:type="spellStart"/>
+      <w:r>
+        <w:rPr>
+          <w:rFonts w:ascii="Times New Roman" w:hAnsi="Times New Roman" w:cs="Times New Roman"/>
+          <w:sz w:val="24"/>
+          <w:szCs w:val="24"/>
+        </w:rPr>
+        <w:t>Мир</w:t>
+      </w:r>
+      <w:proofErr w:type="spellEnd"/>
+      <w:r>
+        <w:rPr>
+          <w:rFonts w:ascii="Times New Roman" w:hAnsi="Times New Roman" w:cs="Times New Roman"/>
+          <w:sz w:val="24"/>
+          <w:szCs w:val="24"/>
+        </w:rPr>
+        <w:t xml:space="preserve"> </w:t>
+      </w:r>
+      <w:proofErr w:type="spellStart"/>
+      <w:r>
+        <w:rPr>
+          <w:rFonts w:ascii="Times New Roman" w:hAnsi="Times New Roman" w:cs="Times New Roman"/>
+          <w:sz w:val="24"/>
+          <w:szCs w:val="24"/>
+        </w:rPr>
+        <w:t>Ликійських</w:t>
+      </w:r>
+      <w:proofErr w:type="spellEnd"/>
+      <w:r>
+        <w:rPr>
+          <w:rFonts w:ascii="Times New Roman" w:hAnsi="Times New Roman" w:cs="Times New Roman"/>
+          <w:sz w:val="24"/>
+          <w:szCs w:val="24"/>
+        </w:rPr>
+        <w:t xml:space="preserve">, </w:t>
+      </w:r>
+      <w:proofErr w:type="spellStart"/>
+      <w:r>
+        <w:rPr>
+          <w:rFonts w:ascii="Times New Roman" w:hAnsi="Times New Roman" w:cs="Times New Roman"/>
+          <w:sz w:val="24"/>
+          <w:szCs w:val="24"/>
+        </w:rPr>
+        <w:t>чудотворця</w:t>
+      </w:r>
+      <w:proofErr w:type="spellEnd"/>
+      <w:r>
+        <w:rPr>
+          <w:rFonts w:ascii="Times New Roman" w:hAnsi="Times New Roman" w:cs="Times New Roman"/>
+          <w:sz w:val="24"/>
+          <w:szCs w:val="24"/>
+        </w:rPr>
+        <w:t xml:space="preserve">, </w:t>
+      </w:r>
+      <w:proofErr w:type="spellStart"/>
+      <w:r>
+        <w:rPr>
+          <w:rFonts w:ascii="Times New Roman" w:hAnsi="Times New Roman" w:cs="Times New Roman"/>
+          <w:sz w:val="24"/>
+          <w:szCs w:val="24"/>
+        </w:rPr>
+        <w:t>святих</w:t>
+      </w:r>
+      <w:proofErr w:type="spellEnd"/>
+      <w:r>
+        <w:rPr>
+          <w:rFonts w:ascii="Times New Roman" w:hAnsi="Times New Roman" w:cs="Times New Roman"/>
+          <w:sz w:val="24"/>
+          <w:szCs w:val="24"/>
+        </w:rPr>
+        <w:t xml:space="preserve"> </w:t>
+      </w:r>
+      <w:proofErr w:type="spellStart"/>
+      <w:r>
+        <w:rPr>
+          <w:rFonts w:ascii="Times New Roman" w:hAnsi="Times New Roman" w:cs="Times New Roman"/>
+          <w:sz w:val="24"/>
+          <w:szCs w:val="24"/>
+        </w:rPr>
+        <w:t>славних</w:t>
+      </w:r>
+      <w:proofErr w:type="spellEnd"/>
+      <w:r>
+        <w:rPr>
+          <w:rFonts w:ascii="Times New Roman" w:hAnsi="Times New Roman" w:cs="Times New Roman"/>
+          <w:sz w:val="24"/>
+          <w:szCs w:val="24"/>
+        </w:rPr>
+        <w:t xml:space="preserve"> і </w:t>
+      </w:r>
+      <w:proofErr w:type="spellStart"/>
+      <w:r>
+        <w:rPr>
+          <w:rFonts w:ascii="Times New Roman" w:hAnsi="Times New Roman" w:cs="Times New Roman"/>
+          <w:sz w:val="24"/>
+          <w:szCs w:val="24"/>
+        </w:rPr>
+        <w:t>переможних</w:t>
+      </w:r>
+      <w:proofErr w:type="spellEnd"/>
+      <w:r>
+        <w:rPr>
+          <w:rFonts w:ascii="Times New Roman" w:hAnsi="Times New Roman" w:cs="Times New Roman"/>
+          <w:sz w:val="24"/>
+          <w:szCs w:val="24"/>
+        </w:rPr>
+        <w:t xml:space="preserve"> </w:t>
+      </w:r>
+      <w:proofErr w:type="spellStart"/>
+      <w:r>
+        <w:rPr>
+          <w:rFonts w:ascii="Times New Roman" w:hAnsi="Times New Roman" w:cs="Times New Roman"/>
+          <w:sz w:val="24"/>
+          <w:szCs w:val="24"/>
+        </w:rPr>
+        <w:t>мучеників</w:t>
+      </w:r>
+      <w:proofErr w:type="spellEnd"/>
+      <w:r>
+        <w:rPr>
+          <w:rFonts w:ascii="Times New Roman" w:hAnsi="Times New Roman" w:cs="Times New Roman"/>
+          <w:sz w:val="24"/>
+          <w:szCs w:val="24"/>
+        </w:rPr>
+        <w:t xml:space="preserve">, </w:t>
+      </w:r>
+      <w:proofErr w:type="spellStart"/>
+      <w:r>
+        <w:rPr>
+          <w:rFonts w:ascii="Times New Roman" w:hAnsi="Times New Roman" w:cs="Times New Roman"/>
+          <w:sz w:val="24"/>
+          <w:szCs w:val="24"/>
+        </w:rPr>
+        <w:t>преподобних</w:t>
+      </w:r>
+      <w:proofErr w:type="spellEnd"/>
+      <w:r>
+        <w:rPr>
+          <w:rFonts w:ascii="Times New Roman" w:hAnsi="Times New Roman" w:cs="Times New Roman"/>
+          <w:sz w:val="24"/>
+          <w:szCs w:val="24"/>
+        </w:rPr>
+        <w:t xml:space="preserve"> і </w:t>
+      </w:r>
+      <w:proofErr w:type="spellStart"/>
+      <w:r>
+        <w:rPr>
+          <w:rFonts w:ascii="Times New Roman" w:hAnsi="Times New Roman" w:cs="Times New Roman"/>
+          <w:sz w:val="24"/>
+          <w:szCs w:val="24"/>
+        </w:rPr>
+        <w:t>богоносних</w:t>
+      </w:r>
+      <w:proofErr w:type="spellEnd"/>
+      <w:r>
+        <w:rPr>
+          <w:rFonts w:ascii="Times New Roman" w:hAnsi="Times New Roman" w:cs="Times New Roman"/>
+          <w:sz w:val="24"/>
+          <w:szCs w:val="24"/>
+        </w:rPr>
+        <w:t xml:space="preserve"> </w:t>
+      </w:r>
+      <w:proofErr w:type="spellStart"/>
+      <w:r>
+        <w:rPr>
+          <w:rFonts w:ascii="Times New Roman" w:hAnsi="Times New Roman" w:cs="Times New Roman"/>
+          <w:sz w:val="24"/>
+          <w:szCs w:val="24"/>
+        </w:rPr>
+        <w:t>отців</w:t>
+      </w:r>
+      <w:proofErr w:type="spellEnd"/>
+      <w:r>
+        <w:rPr>
+          <w:rFonts w:ascii="Times New Roman" w:hAnsi="Times New Roman" w:cs="Times New Roman"/>
+          <w:sz w:val="24"/>
+          <w:szCs w:val="24"/>
+        </w:rPr>
+        <w:t xml:space="preserve"> </w:t>
+      </w:r>
+      <w:proofErr w:type="spellStart"/>
+      <w:r>
+        <w:rPr>
+          <w:rFonts w:ascii="Times New Roman" w:hAnsi="Times New Roman" w:cs="Times New Roman"/>
+          <w:sz w:val="24"/>
+          <w:szCs w:val="24"/>
+        </w:rPr>
+        <w:t>наших</w:t>
+      </w:r>
+      <w:proofErr w:type="spellEnd"/>
+      <w:r>
+        <w:rPr>
+          <w:rFonts w:ascii="Times New Roman" w:hAnsi="Times New Roman" w:cs="Times New Roman"/>
+          <w:sz w:val="24"/>
+          <w:szCs w:val="24"/>
+        </w:rPr>
+        <w:t xml:space="preserve">, </w:t>
+      </w:r>
+      <w:proofErr w:type="spellStart"/>
+      <w:r>
+        <w:rPr>
+          <w:rFonts w:ascii="Times New Roman" w:hAnsi="Times New Roman" w:cs="Times New Roman"/>
+          <w:sz w:val="24"/>
+          <w:szCs w:val="24"/>
+        </w:rPr>
+        <w:t>святих</w:t>
+      </w:r>
+      <w:proofErr w:type="spellEnd"/>
+      <w:r>
+        <w:rPr>
+          <w:rFonts w:ascii="Times New Roman" w:hAnsi="Times New Roman" w:cs="Times New Roman"/>
+          <w:sz w:val="24"/>
+          <w:szCs w:val="24"/>
+        </w:rPr>
+        <w:t xml:space="preserve"> і </w:t>
+      </w:r>
+      <w:proofErr w:type="spellStart"/>
+      <w:r>
+        <w:rPr>
+          <w:rFonts w:ascii="Times New Roman" w:hAnsi="Times New Roman" w:cs="Times New Roman"/>
+          <w:sz w:val="24"/>
+          <w:szCs w:val="24"/>
+        </w:rPr>
+        <w:t>праведних</w:t>
+      </w:r>
+      <w:proofErr w:type="spellEnd"/>
+      <w:r>
+        <w:rPr>
+          <w:rFonts w:ascii="Times New Roman" w:hAnsi="Times New Roman" w:cs="Times New Roman"/>
+          <w:sz w:val="24"/>
+          <w:szCs w:val="24"/>
+        </w:rPr>
+        <w:t xml:space="preserve"> </w:t>
+      </w:r>
+      <w:proofErr w:type="spellStart"/>
+      <w:r>
+        <w:rPr>
+          <w:rFonts w:ascii="Times New Roman" w:hAnsi="Times New Roman" w:cs="Times New Roman"/>
+          <w:sz w:val="24"/>
+          <w:szCs w:val="24"/>
+        </w:rPr>
+        <w:t>богоотців</w:t>
+      </w:r>
+      <w:proofErr w:type="spellEnd"/>
+      <w:r>
+        <w:rPr>
+          <w:rFonts w:ascii="Times New Roman" w:hAnsi="Times New Roman" w:cs="Times New Roman"/>
+          <w:sz w:val="24"/>
+          <w:szCs w:val="24"/>
+        </w:rPr>
+        <w:t xml:space="preserve"> </w:t>
+      </w:r>
+      <w:proofErr w:type="spellStart"/>
+      <w:r>
+        <w:rPr>
+          <w:rFonts w:ascii="Times New Roman" w:hAnsi="Times New Roman" w:cs="Times New Roman"/>
+          <w:sz w:val="24"/>
+          <w:szCs w:val="24"/>
+        </w:rPr>
+        <w:t>Йоакима</w:t>
+      </w:r>
+      <w:proofErr w:type="spellEnd"/>
+      <w:r>
+        <w:rPr>
+          <w:rFonts w:ascii="Times New Roman" w:hAnsi="Times New Roman" w:cs="Times New Roman"/>
+          <w:sz w:val="24"/>
+          <w:szCs w:val="24"/>
+        </w:rPr>
+        <w:t xml:space="preserve"> й </w:t>
+      </w:r>
+      <w:proofErr w:type="spellStart"/>
+      <w:r>
+        <w:rPr>
+          <w:rFonts w:ascii="Times New Roman" w:hAnsi="Times New Roman" w:cs="Times New Roman"/>
+          <w:sz w:val="24"/>
+          <w:szCs w:val="24"/>
+        </w:rPr>
+        <w:t>Анни</w:t>
+      </w:r>
+      <w:proofErr w:type="spellEnd"/>
+      <w:r>
+        <w:rPr>
+          <w:rFonts w:ascii="Times New Roman" w:hAnsi="Times New Roman" w:cs="Times New Roman"/>
+          <w:sz w:val="24"/>
+          <w:szCs w:val="24"/>
+        </w:rPr>
+        <w:t xml:space="preserve">, і </w:t>
+      </w:r>
+      <w:proofErr w:type="spellStart"/>
+      <w:r>
+        <w:rPr>
+          <w:rFonts w:ascii="Times New Roman" w:hAnsi="Times New Roman" w:cs="Times New Roman"/>
+          <w:sz w:val="24"/>
+          <w:szCs w:val="24"/>
+        </w:rPr>
+        <w:t>святого</w:t>
+      </w:r>
+      <w:proofErr w:type="spellEnd"/>
+      <w:r>
+        <w:rPr>
+          <w:rFonts w:ascii="Times New Roman" w:hAnsi="Times New Roman" w:cs="Times New Roman"/>
+          <w:sz w:val="24"/>
+          <w:szCs w:val="24"/>
+          <w:lang w:val="uk-UA"/>
+        </w:rPr>
+        <w:t xml:space="preserve"> </w:t>
+      </w:r>
+      <w:r>
+        <w:rPr>
+          <w:rFonts w:ascii="Times New Roman" w:hAnsi="Times New Roman" w:cs="Times New Roman"/>
+          <w:i/>
+          <w:color w:val="FF0000"/>
+          <w:sz w:val="24"/>
+          <w:szCs w:val="24"/>
+          <w:lang w:val="uk-UA"/>
+        </w:rPr>
+        <w:t>(ім’я, якого є храм</w:t>
+      </w:r>
+      <w:r>
+        <w:rPr>
+          <w:rFonts w:ascii="Times New Roman" w:hAnsi="Times New Roman" w:cs="Times New Roman"/>
+          <w:sz w:val="24"/>
+          <w:szCs w:val="24"/>
+          <w:lang w:val="uk-UA"/>
+        </w:rPr>
+        <w:t xml:space="preserve"> </w:t>
+      </w:r>
+      <w:r>
+        <w:rPr>
+          <w:rFonts w:ascii="Times New Roman" w:hAnsi="Times New Roman" w:cs="Times New Roman"/>
+          <w:sz w:val="24"/>
+          <w:szCs w:val="24"/>
+          <w:lang w:val="uk-UA"/>
+        </w:rPr>
+        <w:t xml:space="preserve">і </w:t>
+      </w:r>
+      <w:proofErr w:type="spellStart"/>
+      <w:r>
+        <w:rPr>
+          <w:rFonts w:ascii="Times New Roman" w:hAnsi="Times New Roman" w:cs="Times New Roman"/>
+          <w:sz w:val="24"/>
+          <w:szCs w:val="24"/>
+          <w:lang w:val="uk-UA"/>
+        </w:rPr>
+        <w:t>свято́го</w:t>
+      </w:r>
+      <w:proofErr w:type="spellEnd"/>
+      <w:r>
+        <w:rPr>
+          <w:rFonts w:ascii="Times New Roman" w:hAnsi="Times New Roman" w:cs="Times New Roman"/>
+          <w:sz w:val="24"/>
+          <w:szCs w:val="24"/>
+          <w:lang w:val="uk-UA"/>
+        </w:rPr>
+        <w:t xml:space="preserve"> </w:t>
+      </w:r>
+      <w:r>
+        <w:rPr>
+          <w:rFonts w:ascii="Times New Roman" w:hAnsi="Times New Roman" w:cs="Times New Roman"/>
+          <w:i/>
+          <w:color w:val="FF0000"/>
+          <w:sz w:val="24"/>
+          <w:szCs w:val="24"/>
+          <w:lang w:val="uk-UA"/>
+        </w:rPr>
+        <w:t>(ім’я, якого є день)</w:t>
+      </w:r>
+      <w:r>
+        <w:rPr>
+          <w:rFonts w:ascii="Times New Roman" w:hAnsi="Times New Roman" w:cs="Times New Roman"/>
+          <w:sz w:val="24"/>
+          <w:szCs w:val="24"/>
+          <w:lang w:val="uk-UA"/>
+        </w:rPr>
+        <w:t xml:space="preserve">, </w:t>
+      </w:r>
+      <w:r>
+        <w:rPr>
+          <w:rFonts w:ascii="Times New Roman" w:hAnsi="Times New Roman" w:cs="Times New Roman"/>
+          <w:sz w:val="24"/>
+          <w:szCs w:val="24"/>
+        </w:rPr>
+        <w:t xml:space="preserve">і </w:t>
+      </w:r>
+      <w:proofErr w:type="spellStart"/>
+      <w:r>
+        <w:rPr>
+          <w:rFonts w:ascii="Times New Roman" w:hAnsi="Times New Roman" w:cs="Times New Roman"/>
+          <w:sz w:val="24"/>
+          <w:szCs w:val="24"/>
+        </w:rPr>
+        <w:t>всіх</w:t>
+      </w:r>
+      <w:proofErr w:type="spellEnd"/>
+      <w:r>
+        <w:rPr>
+          <w:rFonts w:ascii="Times New Roman" w:hAnsi="Times New Roman" w:cs="Times New Roman"/>
+          <w:sz w:val="24"/>
+          <w:szCs w:val="24"/>
+        </w:rPr>
+        <w:t xml:space="preserve"> </w:t>
+      </w:r>
+      <w:proofErr w:type="spellStart"/>
+      <w:r>
+        <w:rPr>
+          <w:rFonts w:ascii="Times New Roman" w:hAnsi="Times New Roman" w:cs="Times New Roman"/>
+          <w:sz w:val="24"/>
+          <w:szCs w:val="24"/>
+        </w:rPr>
+        <w:t>святих</w:t>
+      </w:r>
+      <w:proofErr w:type="spellEnd"/>
+      <w:r>
+        <w:rPr>
+          <w:rFonts w:ascii="Times New Roman" w:hAnsi="Times New Roman" w:cs="Times New Roman"/>
+          <w:sz w:val="24"/>
+          <w:szCs w:val="24"/>
+        </w:rPr>
+        <w:t xml:space="preserve"> - </w:t>
+      </w:r>
+      <w:proofErr w:type="spellStart"/>
+      <w:r>
+        <w:rPr>
+          <w:rFonts w:ascii="Times New Roman" w:hAnsi="Times New Roman" w:cs="Times New Roman"/>
+          <w:sz w:val="24"/>
+          <w:szCs w:val="24"/>
+        </w:rPr>
+        <w:t>помилує</w:t>
+      </w:r>
+      <w:proofErr w:type="spellEnd"/>
+      <w:r>
+        <w:rPr>
+          <w:rFonts w:ascii="Times New Roman" w:hAnsi="Times New Roman" w:cs="Times New Roman"/>
+          <w:sz w:val="24"/>
+          <w:szCs w:val="24"/>
+        </w:rPr>
+        <w:t xml:space="preserve"> і </w:t>
+      </w:r>
+      <w:proofErr w:type="spellStart"/>
+      <w:r>
+        <w:rPr>
+          <w:rFonts w:ascii="Times New Roman" w:hAnsi="Times New Roman" w:cs="Times New Roman"/>
+          <w:sz w:val="24"/>
+          <w:szCs w:val="24"/>
+        </w:rPr>
+        <w:t>спасе</w:t>
+      </w:r>
+      <w:proofErr w:type="spellEnd"/>
+      <w:r>
+        <w:rPr>
+          <w:rFonts w:ascii="Times New Roman" w:hAnsi="Times New Roman" w:cs="Times New Roman"/>
+          <w:sz w:val="24"/>
+          <w:szCs w:val="24"/>
+        </w:rPr>
+        <w:t xml:space="preserve"> </w:t>
+      </w:r>
+      <w:proofErr w:type="spellStart"/>
+      <w:r>
+        <w:rPr>
+          <w:rFonts w:ascii="Times New Roman" w:hAnsi="Times New Roman" w:cs="Times New Roman"/>
+          <w:sz w:val="24"/>
+          <w:szCs w:val="24"/>
+        </w:rPr>
+        <w:t>нас</w:t>
+      </w:r>
+      <w:proofErr w:type="spellEnd"/>
+      <w:r>
+        <w:rPr>
+          <w:rFonts w:ascii="Times New Roman" w:hAnsi="Times New Roman" w:cs="Times New Roman"/>
+          <w:sz w:val="24"/>
+          <w:szCs w:val="24"/>
+        </w:rPr>
+        <w:t xml:space="preserve"> </w:t>
+      </w:r>
+      <w:proofErr w:type="spellStart"/>
+      <w:r>
+        <w:rPr>
+          <w:rFonts w:ascii="Times New Roman" w:hAnsi="Times New Roman" w:cs="Times New Roman"/>
+          <w:sz w:val="24"/>
+          <w:szCs w:val="24"/>
+        </w:rPr>
+        <w:t>як</w:t>
+      </w:r>
+      <w:proofErr w:type="spellEnd"/>
+      <w:r>
+        <w:rPr>
+          <w:rFonts w:ascii="Times New Roman" w:hAnsi="Times New Roman" w:cs="Times New Roman"/>
+          <w:sz w:val="24"/>
+          <w:szCs w:val="24"/>
+        </w:rPr>
+        <w:t xml:space="preserve"> </w:t>
+      </w:r>
+      <w:proofErr w:type="spellStart"/>
+      <w:r>
+        <w:rPr>
+          <w:rFonts w:ascii="Times New Roman" w:hAnsi="Times New Roman" w:cs="Times New Roman"/>
+          <w:sz w:val="24"/>
+          <w:szCs w:val="24"/>
+        </w:rPr>
+        <w:t>благий</w:t>
+      </w:r>
+      <w:proofErr w:type="spellEnd"/>
+      <w:r>
+        <w:rPr>
+          <w:rFonts w:ascii="Times New Roman" w:hAnsi="Times New Roman" w:cs="Times New Roman"/>
+          <w:sz w:val="24"/>
+          <w:szCs w:val="24"/>
+        </w:rPr>
+        <w:t xml:space="preserve"> і </w:t>
+      </w:r>
+      <w:proofErr w:type="spellStart"/>
+      <w:r>
+        <w:rPr>
+          <w:rFonts w:ascii="Times New Roman" w:hAnsi="Times New Roman" w:cs="Times New Roman"/>
+          <w:sz w:val="24"/>
+          <w:szCs w:val="24"/>
+        </w:rPr>
+        <w:t>людинолюбний</w:t>
+      </w:r>
+      <w:proofErr w:type="spellEnd"/>
+      <w:r>
+        <w:rPr>
+          <w:rFonts w:ascii="Times New Roman" w:hAnsi="Times New Roman" w:cs="Times New Roman"/>
+          <w:sz w:val="24"/>
+          <w:szCs w:val="24"/>
+        </w:rPr>
+        <w:t>.</w:t>
+      </w:r>
+    </w:p>
+    <w:p>
+      <w:pPr>
+        <w:rPr>
+          <w:lang w:val="ru-MD"/>
+        </w:rPr>
+      </w:pPr>
     </w:p>
     <w:p>
       <w:pPr>

--- a/flow/20230914_vu_template/vu_template_misc_variable_parts.docx
+++ b/flow/20230914_vu_template/vu_template_misc_variable_parts.docx
@@ -1504,23 +1504,6 @@
         </w:rPr>
         <w:t>і всіх святих - помилує і спасе нас як благий і людинолюбний.</w:t>
       </w:r>
-    </w:p>
-    <w:p>
-      <w:pPr>
-        <w:rPr>
-          <w:lang w:val="uk-UA"/>
-        </w:rPr>
-      </w:pPr>
-    </w:p>
-    <w:p>
-      <w:pPr>
-        <w:rPr>
-          <w:rFonts w:ascii="Times New Roman" w:hAnsi="Times New Roman" w:cs="Times New Roman"/>
-          <w:sz w:val="24"/>
-          <w:szCs w:val="24"/>
-          <w:lang w:val="uk-UA"/>
-        </w:rPr>
-      </w:pPr>
     </w:p>
     <w:sectPr>
       <w:pgSz w:w="11906" w:h="16838"/>
